--- a/Cau_truc_du_an.docx
+++ b/Cau_truc_du_an.docx
@@ -58,7 +58,14 @@
     </w:p>
     <w:p>
       <w:r>
-        <w:t xml:space="preserve">Error.middleware là nơi </w:t>
+        <w:rPr>
+          <w:b/>
+          <w:bCs/>
+        </w:rPr>
+        <w:t>Error.middleware</w:t>
+      </w:r>
+      <w:r>
+        <w:t xml:space="preserve"> là nơi </w:t>
       </w:r>
       <w:r>
         <w:t>xử lý</w:t>
@@ -75,7 +82,14 @@
     </w:p>
     <w:p>
       <w:r>
-        <w:t>Validate.middleware là nơi kiểm tra có lỗi không nếu lỗi thì ném qua Error.middleware với tư cách là instance của 1 lỗi nào đó mà mình đã cấu hình trong utils/errors.js.</w:t>
+        <w:rPr>
+          <w:b/>
+          <w:bCs/>
+        </w:rPr>
+        <w:t>Validate.middleware</w:t>
+      </w:r>
+      <w:r>
+        <w:t xml:space="preserve"> là nơi kiểm tra có lỗi không nếu lỗi thì ném qua Error.middleware với tư cách là instance của 1 lỗi nào đó mà mình đã cấu hình trong utils/errors.js.</w:t>
       </w:r>
     </w:p>
     <w:p>
@@ -94,7 +108,17 @@
       </w:r>
     </w:p>
     <w:p>
-      <w:r>
+      <w:pPr>
+        <w:rPr>
+          <w:b/>
+          <w:bCs/>
+        </w:rPr>
+      </w:pPr>
+      <w:r>
+        <w:rPr>
+          <w:b/>
+          <w:bCs/>
+        </w:rPr>
         <w:t>Errors.js:</w:t>
       </w:r>
     </w:p>
@@ -144,10 +168,7 @@
     </w:p>
     <w:p>
       <w:r>
-        <w:t xml:space="preserve">Chưa có </w:t>
-      </w:r>
-      <w:r>
-        <w:t xml:space="preserve">Error.captureStackTrace(this, </w:t>
+        <w:t xml:space="preserve">Chưa có Error.captureStackTrace(this, </w:t>
       </w:r>
       <w:proofErr w:type="gramStart"/>
       <w:r>
@@ -159,8 +180,6 @@
       </w:r>
       <w:r>
         <w:br/>
-      </w:r>
-      <w:r>
         <w:t>Error: User not found</w:t>
       </w:r>
     </w:p>
@@ -192,10 +211,7 @@
     </w:p>
     <w:p>
       <w:r>
-        <w:t xml:space="preserve">nếu có </w:t>
-      </w:r>
-      <w:r>
-        <w:t xml:space="preserve">Error.captureStackTrace(this, </w:t>
+        <w:t xml:space="preserve">nếu có Error.captureStackTrace(this, </w:t>
       </w:r>
       <w:proofErr w:type="gramStart"/>
       <w:r>
@@ -241,7 +257,14 @@
     </w:p>
     <w:p>
       <w:r>
-        <w:t xml:space="preserve">Loggers.js </w:t>
+        <w:rPr>
+          <w:b/>
+          <w:bCs/>
+        </w:rPr>
+        <w:t>Loggers.js</w:t>
+      </w:r>
+      <w:r>
+        <w:t xml:space="preserve"> </w:t>
       </w:r>
       <w:r>
         <w:t>là định dạng hiển thị lỗi của hệ thốn</w:t>
@@ -322,15 +345,35 @@
       </w:r>
     </w:p>
     <w:p>
+      <w:pPr>
+        <w:rPr>
+          <w:b/>
+          <w:bCs/>
+        </w:rPr>
+      </w:pPr>
       <w:r>
         <w:br/>
       </w:r>
       <w:r>
+        <w:rPr>
+          <w:b/>
+          <w:bCs/>
+        </w:rPr>
         <w:t>Auth-service:</w:t>
       </w:r>
     </w:p>
     <w:p>
-      <w:r>
+      <w:pPr>
+        <w:rPr>
+          <w:b/>
+          <w:bCs/>
+        </w:rPr>
+      </w:pPr>
+      <w:r>
+        <w:rPr>
+          <w:b/>
+          <w:bCs/>
+        </w:rPr>
         <w:t>Db_Auth_Service:</w:t>
       </w:r>
     </w:p>
@@ -877,9 +920,318 @@
       <w:r>
         <w:t>ON CONFLICT ("name") DO NOTHING;</w:t>
       </w:r>
-      <w:r>
+    </w:p>
+    <w:p>
+      <w:pPr>
+        <w:rPr>
+          <w:b/>
+          <w:bCs/>
+        </w:rPr>
+      </w:pPr>
+      <w:r>
+        <w:rPr>
+          <w:b/>
+          <w:bCs/>
+        </w:rPr>
+        <w:t>Cơ chế hoạt động của register:</w:t>
+      </w:r>
+    </w:p>
+    <w:p>
+      <w:r>
+        <w:t xml:space="preserve">Khi người dùng đăng ký sẽ tạo ra access_token với chữ ký dữ liệu là user_id, email và role, thời gian hết hạn. đồng thời tạo ra refresh_token và lưu refresh_token vào db. Mục đích khi sài: khi người dùng có access_token thì mỗi lần truy cập tài nguyên thì sẽ có access_token ở header để các service khác giải mã để xem người dùng đó là ai có roles gì để cho phép quyền truy cập tương ứng. Khi mà hết access_token thì clien tự động post /refresh_token để xin access_token mới và refresh_token mới. Mục đích của việc tạo refresh_token vào db để khi người dùng thoát khỏi trang web thì lần sau còn vô ko cần đăng nhập nếu ko có thì mỗi lần vô phải đăng nhập lại. </w:t>
+      </w:r>
+      <w:r>
+        <w:lastRenderedPageBreak/>
+        <w:t>Và có refresh_token thì revoke dễ hơn như hết 7 ngày thì tự động revoke ứng dụng cho người dùng đăng nhập lại, hay là khi thây người dùng bị hack tài khoản thì sẽ revoke hết tất cả thiết bị đang đăng nhập.</w:t>
+      </w:r>
+      <w:r>
+        <w:t xml:space="preserve"> </w:t>
+      </w:r>
+    </w:p>
+    <w:p>
+      <w:r>
+        <w:rPr>
+          <w:b/>
+          <w:bCs/>
+        </w:rPr>
+        <w:t>Mã hoá khi tạo password</w:t>
+      </w:r>
+      <w:r>
+        <w:t xml:space="preserve"> là </w:t>
+      </w:r>
+      <w:proofErr w:type="gramStart"/>
+      <w:r>
+        <w:t>bcrypt.hash</w:t>
+      </w:r>
+      <w:proofErr w:type="gramEnd"/>
+      <w:r>
+        <w:t>(password, 12);</w:t>
+      </w:r>
+      <w:r>
+        <w:t xml:space="preserve"> nghĩa là băm mật khẩu với độ phức tạp là 12 nghĩa là 2^12 lặp qua với số lần như vậy, đảm bảo độ phức tạp.</w:t>
+      </w:r>
+    </w:p>
+    <w:p>
+      <w:r>
+        <w:t xml:space="preserve">Tạo refresh_token bằng </w:t>
+      </w:r>
+      <w:proofErr w:type="gramStart"/>
+      <w:r>
+        <w:t>crypto.randomBytes</w:t>
+      </w:r>
+      <w:proofErr w:type="gramEnd"/>
+      <w:r>
+        <w:t>(64</w:t>
+      </w:r>
+      <w:proofErr w:type="gramStart"/>
+      <w:r>
+        <w:t>).toString</w:t>
+      </w:r>
+      <w:proofErr w:type="gramEnd"/>
+      <w:r>
+        <w:t>('hex');</w:t>
+      </w:r>
+      <w:r>
+        <w:t xml:space="preserve"> (</w:t>
+      </w:r>
+      <w:r>
+        <w:t>Mục đích: tạo một secret không thể đoán được</w:t>
+      </w:r>
+      <w:r>
+        <w:t xml:space="preserve">) </w:t>
+      </w:r>
+      <w:proofErr w:type="gramStart"/>
+      <w:r>
+        <w:rPr>
+          <w:b/>
+          <w:bCs/>
+        </w:rPr>
+        <w:t>randomBytes(</w:t>
+      </w:r>
+      <w:proofErr w:type="gramEnd"/>
+      <w:r>
+        <w:rPr>
+          <w:b/>
+          <w:bCs/>
+        </w:rPr>
+        <w:t>64) làm gì?</w:t>
+      </w:r>
+      <w:r>
+        <w:t xml:space="preserve"> Để </w:t>
+      </w:r>
+      <w:r>
+        <w:t xml:space="preserve">Tạo </w:t>
+      </w:r>
+      <w:r>
+        <w:rPr>
+          <w:b/>
+          <w:bCs/>
+        </w:rPr>
+        <w:t>64 bytes ngẫu nhiên</w:t>
+      </w:r>
+      <w:r>
+        <w:rPr>
+          <w:b/>
+          <w:bCs/>
+        </w:rPr>
+        <w:t xml:space="preserve"> </w:t>
+      </w:r>
+      <w:r>
+        <w:t xml:space="preserve">với thuật toán </w:t>
+      </w:r>
+      <w:r>
+        <w:t>CSPRNG (Cryptographically Secure Pseudo Random Number Generator)</w:t>
+      </w:r>
+      <w:r>
+        <w:t xml:space="preserve"> chứ không phải Math.random(). </w:t>
+      </w:r>
+      <w:r>
+        <w:t>64 bytes = 512 bits entropy.</w:t>
+      </w:r>
+      <w:r>
+        <w:t xml:space="preserve"> Điều này có số khả năng </w:t>
+      </w:r>
+      <w:r>
+        <w:t>2</w:t>
+      </w:r>
+      <w:r>
+        <w:rPr>
+          <w:vertAlign w:val="superscript"/>
+        </w:rPr>
+        <w:t>5</w:t>
+      </w:r>
+      <w:r>
+        <w:t>12</w:t>
+      </w:r>
+      <w:r>
+        <w:t xml:space="preserve"> khó đến mức không thể bị tấn công được. </w:t>
+      </w:r>
+      <w:r>
+        <w:rPr>
+          <w:b/>
+          <w:bCs/>
+        </w:rPr>
+        <w:t>Tại sao chuyển sang hex?</w:t>
+      </w:r>
+      <w:r>
+        <w:t xml:space="preserve"> </w:t>
+      </w:r>
+      <w:proofErr w:type="gramStart"/>
+      <w:r>
+        <w:t>.toString</w:t>
+      </w:r>
+      <w:proofErr w:type="gramEnd"/>
+      <w:r>
+        <w:t>('hex')</w:t>
+      </w:r>
+      <w:r>
+        <w:t xml:space="preserve"> </w:t>
+      </w:r>
+      <w:r>
+        <w:t>Vì:</w:t>
+      </w:r>
+      <w:r>
+        <w:t xml:space="preserve"> </w:t>
+      </w:r>
+      <w:r>
+        <w:t>Token cần gửi qua HTTP</w:t>
+      </w:r>
+      <w:r>
+        <w:t xml:space="preserve">, </w:t>
+      </w:r>
+      <w:r>
+        <w:t>Phải là string</w:t>
+      </w:r>
+      <w:r>
+        <w:t xml:space="preserve">, </w:t>
+      </w:r>
+      <w:r>
+        <w:t xml:space="preserve">Hex </w:t>
+      </w:r>
+      <w:proofErr w:type="gramStart"/>
+      <w:r>
+        <w:t>an</w:t>
+      </w:r>
+      <w:proofErr w:type="gramEnd"/>
+      <w:r>
+        <w:t xml:space="preserve"> toàn, không lỗi encoding</w:t>
+      </w:r>
+      <w:r>
+        <w:t>.</w:t>
+      </w:r>
+    </w:p>
+    <w:p>
+      <w:r>
+        <w:t xml:space="preserve">Hash refresh_token </w:t>
+      </w:r>
+      <w:proofErr w:type="gramStart"/>
+      <w:r>
+        <w:t>crypto.createHash</w:t>
+      </w:r>
+      <w:proofErr w:type="gramEnd"/>
+      <w:r>
+        <w:t>('sha256')</w:t>
+      </w:r>
+      <w:r>
+        <w:t xml:space="preserve">. </w:t>
+      </w:r>
+      <w:r>
+        <w:rPr>
+          <w:b/>
+          <w:bCs/>
+        </w:rPr>
+        <w:t>Tại sao hash bằng SHA-256?</w:t>
+      </w:r>
+      <w:r>
+        <w:rPr>
+          <w:b/>
+          <w:bCs/>
+        </w:rPr>
+        <w:t xml:space="preserve"> </w:t>
+      </w:r>
+      <w:r>
+        <w:t>(Mục đích: bảo vệ database</w:t>
+      </w:r>
+      <w:r>
+        <w:t xml:space="preserve">, </w:t>
+      </w:r>
+      <w:r>
+        <w:t>Bạn KHÔNG lưu refreshToken gốc)</w:t>
+      </w:r>
+      <w:r>
+        <w:t xml:space="preserve">. </w:t>
+      </w:r>
+      <w:r>
+        <w:rPr>
+          <w:b/>
+          <w:bCs/>
+        </w:rPr>
+        <w:t>Tại sao dùng SHA-256 mà không dùng bcrypt?</w:t>
+      </w:r>
+      <w:r>
+        <w:rPr>
+          <w:b/>
+          <w:bCs/>
+        </w:rPr>
+        <w:t xml:space="preserve"> </w:t>
+      </w:r>
+      <w:r>
+        <w:t>Vì refresh token:</w:t>
+      </w:r>
+      <w:r>
+        <w:t xml:space="preserve"> </w:t>
+      </w:r>
+      <w:r>
+        <w:t>Được tạo ngẫu nhiên 100</w:t>
+      </w:r>
+      <w:proofErr w:type="gramStart"/>
+      <w:r>
+        <w:t>%</w:t>
+      </w:r>
+      <w:r>
+        <w:t xml:space="preserve">, </w:t>
+      </w:r>
+      <w:r>
+        <w:t xml:space="preserve"> Được</w:t>
+      </w:r>
+      <w:proofErr w:type="gramEnd"/>
+      <w:r>
+        <w:t xml:space="preserve"> tạo ngẫu nhiên 100</w:t>
+      </w:r>
+      <w:proofErr w:type="gramStart"/>
+      <w:r>
+        <w:t>%</w:t>
+      </w:r>
+      <w:r>
+        <w:t>,  k</w:t>
+      </w:r>
+      <w:r>
+        <w:t>hông</w:t>
+      </w:r>
+      <w:proofErr w:type="gramEnd"/>
+      <w:r>
+        <w:t xml:space="preserve"> do người dùng tự chọn</w:t>
+      </w:r>
+      <w:r>
+        <w:rPr>
+          <w:b/>
+          <w:bCs/>
+        </w:rPr>
         <w:br/>
-        <w:t>Cơ chế sài JWT: token</w:t>
+      </w:r>
+      <w:r>
+        <w:rPr>
+          <w:b/>
+          <w:bCs/>
+        </w:rPr>
+        <w:t xml:space="preserve">Cơ chế </w:t>
+      </w:r>
+      <w:r>
+        <w:rPr>
+          <w:b/>
+          <w:bCs/>
+        </w:rPr>
+        <w:t>hoạt động của login:</w:t>
       </w:r>
     </w:p>
     <w:p>
@@ -936,7 +1288,6 @@
         </w:numPr>
       </w:pPr>
       <w:r>
-        <w:lastRenderedPageBreak/>
         <w:t>Trả về:</w:t>
       </w:r>
     </w:p>
@@ -1032,6 +1383,7 @@
     </w:p>
     <w:p>
       <w:r>
+        <w:lastRenderedPageBreak/>
         <w:t>Server:</w:t>
       </w:r>
     </w:p>
@@ -1067,9 +1419,127 @@
       <w:r>
         <w:t>Nếu hợp lệ → tạo access_token mới</w:t>
       </w:r>
-    </w:p>
-    <w:p/>
-    <w:p/>
+      <w:r>
+        <w:t xml:space="preserve"> và </w:t>
+      </w:r>
+      <w:r>
+        <w:t>refresh_token</w:t>
+      </w:r>
+      <w:r>
+        <w:t xml:space="preserve"> mới</w:t>
+      </w:r>
+    </w:p>
+    <w:p>
+      <w:pPr>
+        <w:rPr>
+          <w:b/>
+          <w:bCs/>
+        </w:rPr>
+      </w:pPr>
+      <w:r>
+        <w:rPr>
+          <w:b/>
+          <w:bCs/>
+        </w:rPr>
+        <w:t>Cơ chế hoạt động của forgotPassword và resetPassword:</w:t>
+      </w:r>
+    </w:p>
+    <w:p>
+      <w:pPr>
+        <w:rPr>
+          <w:b/>
+          <w:bCs/>
+        </w:rPr>
+      </w:pPr>
+      <w:r>
+        <w:rPr>
+          <w:b/>
+          <w:bCs/>
+        </w:rPr>
+        <w:t>F</w:t>
+      </w:r>
+      <w:r>
+        <w:rPr>
+          <w:b/>
+          <w:bCs/>
+        </w:rPr>
+        <w:t>orgot Password ở mức MVP</w:t>
+      </w:r>
+      <w:r>
+        <w:rPr>
+          <w:b/>
+          <w:bCs/>
+        </w:rPr>
+        <w:t>:</w:t>
+      </w:r>
+    </w:p>
+    <w:p>
+      <w:r>
+        <w:t>Bước 1 — User nhập email</w:t>
+      </w:r>
+    </w:p>
+    <w:p>
+      <w:r>
+        <w:t>POST /forgot-password</w:t>
+      </w:r>
+    </w:p>
+    <w:p>
+      <w:r>
+        <w:t>Bước 2 — Backend:</w:t>
+      </w:r>
+    </w:p>
+    <w:p>
+      <w:pPr>
+        <w:numPr>
+          <w:ilvl w:val="0"/>
+          <w:numId w:val="4"/>
+        </w:numPr>
+      </w:pPr>
+      <w:r>
+        <w:t>Tìm account</w:t>
+      </w:r>
+    </w:p>
+    <w:p>
+      <w:pPr>
+        <w:numPr>
+          <w:ilvl w:val="0"/>
+          <w:numId w:val="4"/>
+        </w:numPr>
+      </w:pPr>
+      <w:r>
+        <w:t>Tạo resetToken (token thật)</w:t>
+      </w:r>
+    </w:p>
+    <w:p>
+      <w:pPr>
+        <w:numPr>
+          <w:ilvl w:val="0"/>
+          <w:numId w:val="4"/>
+        </w:numPr>
+      </w:pPr>
+      <w:r>
+        <w:t>Hash token → lưu vào DB</w:t>
+      </w:r>
+    </w:p>
+    <w:p>
+      <w:pPr>
+        <w:numPr>
+          <w:ilvl w:val="0"/>
+          <w:numId w:val="4"/>
+        </w:numPr>
+      </w:pPr>
+      <w:r>
+        <w:t>Log token ra console</w:t>
+      </w:r>
+    </w:p>
+    <w:p>
+      <w:pPr>
+        <w:rPr>
+          <w:b/>
+          <w:bCs/>
+        </w:rPr>
+      </w:pPr>
+    </w:p>
     <w:sectPr>
       <w:pgSz w:w="12240" w:h="15840"/>
       <w:pgMar w:top="1134" w:right="1134" w:bottom="1134" w:left="1701" w:header="720" w:footer="720" w:gutter="0"/>
@@ -1345,6 +1815,119 @@
     </w:lvl>
   </w:abstractNum>
   <w:abstractNum w:abstractNumId="2" w15:restartNumberingAfterBreak="0">
+    <w:nsid w:val="729646B1"/>
+    <w:multiLevelType w:val="multilevel"/>
+    <w:tmpl w:val="88663A2A"/>
+    <w:lvl w:ilvl="0">
+      <w:start w:val="1"/>
+      <w:numFmt w:val="decimal"/>
+      <w:lvlText w:val="%1."/>
+      <w:lvlJc w:val="left"/>
+      <w:pPr>
+        <w:tabs>
+          <w:tab w:val="num" w:pos="720"/>
+        </w:tabs>
+        <w:ind w:left="720" w:hanging="360"/>
+      </w:pPr>
+    </w:lvl>
+    <w:lvl w:ilvl="1" w:tentative="1">
+      <w:start w:val="1"/>
+      <w:numFmt w:val="decimal"/>
+      <w:lvlText w:val="%2."/>
+      <w:lvlJc w:val="left"/>
+      <w:pPr>
+        <w:tabs>
+          <w:tab w:val="num" w:pos="1440"/>
+        </w:tabs>
+        <w:ind w:left="1440" w:hanging="360"/>
+      </w:pPr>
+    </w:lvl>
+    <w:lvl w:ilvl="2" w:tentative="1">
+      <w:start w:val="1"/>
+      <w:numFmt w:val="decimal"/>
+      <w:lvlText w:val="%3."/>
+      <w:lvlJc w:val="left"/>
+      <w:pPr>
+        <w:tabs>
+          <w:tab w:val="num" w:pos="2160"/>
+        </w:tabs>
+        <w:ind w:left="2160" w:hanging="360"/>
+      </w:pPr>
+    </w:lvl>
+    <w:lvl w:ilvl="3" w:tentative="1">
+      <w:start w:val="1"/>
+      <w:numFmt w:val="decimal"/>
+      <w:lvlText w:val="%4."/>
+      <w:lvlJc w:val="left"/>
+      <w:pPr>
+        <w:tabs>
+          <w:tab w:val="num" w:pos="2880"/>
+        </w:tabs>
+        <w:ind w:left="2880" w:hanging="360"/>
+      </w:pPr>
+    </w:lvl>
+    <w:lvl w:ilvl="4" w:tentative="1">
+      <w:start w:val="1"/>
+      <w:numFmt w:val="decimal"/>
+      <w:lvlText w:val="%5."/>
+      <w:lvlJc w:val="left"/>
+      <w:pPr>
+        <w:tabs>
+          <w:tab w:val="num" w:pos="3600"/>
+        </w:tabs>
+        <w:ind w:left="3600" w:hanging="360"/>
+      </w:pPr>
+    </w:lvl>
+    <w:lvl w:ilvl="5" w:tentative="1">
+      <w:start w:val="1"/>
+      <w:numFmt w:val="decimal"/>
+      <w:lvlText w:val="%6."/>
+      <w:lvlJc w:val="left"/>
+      <w:pPr>
+        <w:tabs>
+          <w:tab w:val="num" w:pos="4320"/>
+        </w:tabs>
+        <w:ind w:left="4320" w:hanging="360"/>
+      </w:pPr>
+    </w:lvl>
+    <w:lvl w:ilvl="6" w:tentative="1">
+      <w:start w:val="1"/>
+      <w:numFmt w:val="decimal"/>
+      <w:lvlText w:val="%7."/>
+      <w:lvlJc w:val="left"/>
+      <w:pPr>
+        <w:tabs>
+          <w:tab w:val="num" w:pos="5040"/>
+        </w:tabs>
+        <w:ind w:left="5040" w:hanging="360"/>
+      </w:pPr>
+    </w:lvl>
+    <w:lvl w:ilvl="7" w:tentative="1">
+      <w:start w:val="1"/>
+      <w:numFmt w:val="decimal"/>
+      <w:lvlText w:val="%8."/>
+      <w:lvlJc w:val="left"/>
+      <w:pPr>
+        <w:tabs>
+          <w:tab w:val="num" w:pos="5760"/>
+        </w:tabs>
+        <w:ind w:left="5760" w:hanging="360"/>
+      </w:pPr>
+    </w:lvl>
+    <w:lvl w:ilvl="8" w:tentative="1">
+      <w:start w:val="1"/>
+      <w:numFmt w:val="decimal"/>
+      <w:lvlText w:val="%9."/>
+      <w:lvlJc w:val="left"/>
+      <w:pPr>
+        <w:tabs>
+          <w:tab w:val="num" w:pos="6480"/>
+        </w:tabs>
+        <w:ind w:left="6480" w:hanging="360"/>
+      </w:pPr>
+    </w:lvl>
+  </w:abstractNum>
+  <w:abstractNum w:abstractNumId="3" w15:restartNumberingAfterBreak="0">
     <w:nsid w:val="77374E68"/>
     <w:multiLevelType w:val="multilevel"/>
     <w:tmpl w:val="69EA9D18"/>
@@ -1462,13 +2045,16 @@
     </w:lvl>
   </w:abstractNum>
   <w:num w:numId="1" w16cid:durableId="601307486">
-    <w:abstractNumId w:val="2"/>
+    <w:abstractNumId w:val="3"/>
   </w:num>
   <w:num w:numId="2" w16cid:durableId="1775594236">
     <w:abstractNumId w:val="0"/>
   </w:num>
   <w:num w:numId="3" w16cid:durableId="332805790">
     <w:abstractNumId w:val="1"/>
+  </w:num>
+  <w:num w:numId="4" w16cid:durableId="1721900869">
+    <w:abstractNumId w:val="2"/>
   </w:num>
 </w:numbering>
 </file>
@@ -2389,6 +2975,18 @@
       <w:spacing w:val="5"/>
     </w:rPr>
   </w:style>
+  <w:style w:type="paragraph" w:styleId="NormalWeb">
+    <w:name w:val="Normal (Web)"/>
+    <w:basedOn w:val="Normal"/>
+    <w:uiPriority w:val="99"/>
+    <w:semiHidden/>
+    <w:unhideWhenUsed/>
+    <w:rsid w:val="00F236FB"/>
+    <w:rPr>
+      <w:rFonts w:cs="Times New Roman"/>
+      <w:szCs w:val="24"/>
+    </w:rPr>
+  </w:style>
 </w:styles>
 </file>
 

--- a/Cau_truc_du_an.docx
+++ b/Cau_truc_du_an.docx
@@ -4,18 +4,10 @@
   <w:body>
     <w:p>
       <w:r>
-        <w:t xml:space="preserve">Cấu trúc </w:t>
-      </w:r>
-      <w:proofErr w:type="gramStart"/>
-      <w:r>
-        <w:t>middleware</w:t>
-      </w:r>
-      <w:r>
-        <w:t>(</w:t>
-      </w:r>
-      <w:proofErr w:type="gramEnd"/>
-      <w:r>
-        <w:t>xử lý lỗi, kiểm tra điều kiện</w:t>
+        <w:t>Cấu trúc middleware</w:t>
+      </w:r>
+      <w:r>
+        <w:t>(xử lý lỗi, kiểm tra điều kiện</w:t>
       </w:r>
       <w:r>
         <w:t xml:space="preserve"> req, res</w:t>
@@ -24,18 +16,10 @@
         <w:t xml:space="preserve"> ném lỗi nếu bị vi phạm)</w:t>
       </w:r>
       <w:r>
-        <w:t xml:space="preserve">, </w:t>
-      </w:r>
-      <w:proofErr w:type="gramStart"/>
-      <w:r>
-        <w:t>utils</w:t>
-      </w:r>
-      <w:r>
-        <w:t>(</w:t>
-      </w:r>
-      <w:proofErr w:type="gramEnd"/>
-      <w:r>
-        <w:t>tiện ích hỗ trợ có thể sử dụng cho nhiều service)</w:t>
+        <w:t>, utils</w:t>
+      </w:r>
+      <w:r>
+        <w:t>(tiện ích hỗ trợ có thể sử dụng cho nhiều service)</w:t>
       </w:r>
       <w:r>
         <w:t>:</w:t>
@@ -145,15 +129,7 @@
     </w:p>
     <w:p>
       <w:r>
-        <w:t xml:space="preserve">- Error.captureStackTrace(this, </w:t>
-      </w:r>
-      <w:proofErr w:type="gramStart"/>
-      <w:r>
-        <w:t>this.constructor</w:t>
-      </w:r>
-      <w:proofErr w:type="gramEnd"/>
-      <w:r>
-        <w:t>)</w:t>
+        <w:t>- Error.captureStackTrace(this, this.constructor)</w:t>
       </w:r>
     </w:p>
     <w:p>
@@ -168,15 +144,7 @@
     </w:p>
     <w:p>
       <w:r>
-        <w:t xml:space="preserve">Chưa có Error.captureStackTrace(this, </w:t>
-      </w:r>
-      <w:proofErr w:type="gramStart"/>
-      <w:r>
-        <w:t>this.constructor</w:t>
-      </w:r>
-      <w:proofErr w:type="gramEnd"/>
-      <w:r>
-        <w:t>)</w:t>
+        <w:t>Chưa có Error.captureStackTrace(this, this.constructor)</w:t>
       </w:r>
       <w:r>
         <w:br/>
@@ -185,41 +153,17 @@
     </w:p>
     <w:p>
       <w:r>
-        <w:t xml:space="preserve">  at new AppError (</w:t>
-      </w:r>
-      <w:proofErr w:type="gramStart"/>
-      <w:r>
-        <w:t>utils/errors.js:5:10</w:t>
-      </w:r>
-      <w:proofErr w:type="gramEnd"/>
-      <w:r>
-        <w:t>)</w:t>
-      </w:r>
-    </w:p>
-    <w:p>
-      <w:r>
-        <w:t xml:space="preserve">  at getUser (</w:t>
-      </w:r>
-      <w:proofErr w:type="gramStart"/>
-      <w:r>
-        <w:t>controllers/user.js:20:5</w:t>
-      </w:r>
-      <w:proofErr w:type="gramEnd"/>
-      <w:r>
-        <w:t>)</w:t>
-      </w:r>
-    </w:p>
-    <w:p>
-      <w:r>
-        <w:t xml:space="preserve">nếu có Error.captureStackTrace(this, </w:t>
-      </w:r>
-      <w:proofErr w:type="gramStart"/>
-      <w:r>
-        <w:t>this.constructor</w:t>
-      </w:r>
-      <w:proofErr w:type="gramEnd"/>
-      <w:r>
-        <w:t>)</w:t>
+        <w:t xml:space="preserve">  at new AppError (utils/errors.js:5:10)</w:t>
+      </w:r>
+    </w:p>
+    <w:p>
+      <w:r>
+        <w:t xml:space="preserve">  at getUser (controllers/user.js:20:5)</w:t>
+      </w:r>
+    </w:p>
+    <w:p>
+      <w:r>
+        <w:t>nếu có Error.captureStackTrace(this, this.constructor)</w:t>
       </w:r>
     </w:p>
     <w:p>
@@ -234,15 +178,7 @@
     </w:p>
     <w:p>
       <w:r>
-        <w:t xml:space="preserve">  at getUser (</w:t>
-      </w:r>
-      <w:proofErr w:type="gramStart"/>
-      <w:r>
-        <w:t>controllers/user.js:20:5</w:t>
-      </w:r>
-      <w:proofErr w:type="gramEnd"/>
-      <w:r>
-        <w:t>)</w:t>
+        <w:t xml:space="preserve">  at getUser (controllers/user.js:20:5)</w:t>
       </w:r>
     </w:p>
     <w:p>
@@ -306,13 +242,8 @@
         <w:t>Controller</w:t>
       </w:r>
       <w:r>
-        <w:t xml:space="preserve">, </w:t>
-      </w:r>
-      <w:proofErr w:type="gramStart"/>
-      <w:r>
-        <w:t>validate.middleware</w:t>
-      </w:r>
-      <w:proofErr w:type="gramEnd"/>
+        <w:t>, validate.middleware</w:t>
+      </w:r>
     </w:p>
     <w:p>
       <w:r>
@@ -389,41 +320,17 @@
     </w:p>
     <w:p>
       <w:r>
-        <w:t xml:space="preserve">    "email" </w:t>
-      </w:r>
-      <w:proofErr w:type="gramStart"/>
-      <w:r>
-        <w:t>VARCHAR(</w:t>
-      </w:r>
-      <w:proofErr w:type="gramEnd"/>
-      <w:r>
-        <w:t>255) NOT NULL,</w:t>
-      </w:r>
-    </w:p>
-    <w:p>
-      <w:r>
-        <w:t>    "</w:t>
-      </w:r>
-      <w:proofErr w:type="gramStart"/>
-      <w:r>
-        <w:t>password</w:t>
-      </w:r>
-      <w:proofErr w:type="gramEnd"/>
-      <w:r>
-        <w:t>_hash" TEXT,</w:t>
-      </w:r>
-    </w:p>
-    <w:p>
-      <w:r>
-        <w:t xml:space="preserve">    "provider" </w:t>
-      </w:r>
-      <w:proofErr w:type="gramStart"/>
-      <w:r>
-        <w:t>VARCHAR(</w:t>
-      </w:r>
-      <w:proofErr w:type="gramEnd"/>
-      <w:r>
-        <w:t>16) NOT NULL DEFAULT 'LOCAL',</w:t>
+        <w:t>    "email" VARCHAR(255) NOT NULL,</w:t>
+      </w:r>
+    </w:p>
+    <w:p>
+      <w:r>
+        <w:t>    "password_hash" TEXT,</w:t>
+      </w:r>
+    </w:p>
+    <w:p>
+      <w:r>
+        <w:t>    "provider" VARCHAR(16) NOT NULL DEFAULT 'LOCAL',</w:t>
       </w:r>
       <w:r>
         <w:t xml:space="preserve"> // có thể là local hoặc google hoặc facebook, …</w:t>
@@ -431,39 +338,15 @@
     </w:p>
     <w:p>
       <w:r>
-        <w:t>    "</w:t>
-      </w:r>
-      <w:proofErr w:type="gramStart"/>
-      <w:r>
-        <w:t>provider</w:t>
-      </w:r>
-      <w:proofErr w:type="gramEnd"/>
-      <w:r>
-        <w:t>_id" TEXT,</w:t>
-      </w:r>
-      <w:r>
-        <w:t xml:space="preserve"> // id từ google hoặc </w:t>
-      </w:r>
-      <w:proofErr w:type="gramStart"/>
-      <w:r>
-        <w:t>facebook,…</w:t>
-      </w:r>
-      <w:proofErr w:type="gramEnd"/>
-      <w:r>
-        <w:t>.</w:t>
-      </w:r>
-    </w:p>
-    <w:p>
-      <w:r>
-        <w:t xml:space="preserve">    "status" </w:t>
-      </w:r>
-      <w:proofErr w:type="gramStart"/>
-      <w:r>
-        <w:t>VARCHAR(</w:t>
-      </w:r>
-      <w:proofErr w:type="gramEnd"/>
-      <w:r>
-        <w:t>16) NOT NULL DEFAULT 'ACTIVE',</w:t>
+        <w:t>    "provider_id" TEXT,</w:t>
+      </w:r>
+      <w:r>
+        <w:t xml:space="preserve"> // id từ google hoặc facebook,….</w:t>
+      </w:r>
+    </w:p>
+    <w:p>
+      <w:r>
+        <w:t>    "status" VARCHAR(16) NOT NULL DEFAULT 'ACTIVE',</w:t>
       </w:r>
       <w:r>
         <w:t xml:space="preserve"> // </w:t>
@@ -474,44 +357,12 @@
     </w:p>
     <w:p>
       <w:r>
-        <w:t>    "</w:t>
-      </w:r>
-      <w:proofErr w:type="gramStart"/>
-      <w:r>
-        <w:t>created</w:t>
-      </w:r>
-      <w:proofErr w:type="gramEnd"/>
-      <w:r>
-        <w:t xml:space="preserve">_at" TIMESTAMPTZ NOT NULL DEFAULT </w:t>
-      </w:r>
-      <w:proofErr w:type="gramStart"/>
-      <w:r>
-        <w:t>now(</w:t>
-      </w:r>
-      <w:proofErr w:type="gramEnd"/>
-      <w:r>
-        <w:t>),</w:t>
-      </w:r>
-    </w:p>
-    <w:p>
-      <w:r>
-        <w:t>    "</w:t>
-      </w:r>
-      <w:proofErr w:type="gramStart"/>
-      <w:r>
-        <w:t>updated</w:t>
-      </w:r>
-      <w:proofErr w:type="gramEnd"/>
-      <w:r>
-        <w:t xml:space="preserve">_at" TIMESTAMPTZ NOT NULL DEFAULT </w:t>
-      </w:r>
-      <w:proofErr w:type="gramStart"/>
-      <w:r>
-        <w:t>now(</w:t>
-      </w:r>
-      <w:proofErr w:type="gramEnd"/>
-      <w:r>
-        <w:t>),</w:t>
+        <w:t>    "created_at" TIMESTAMPTZ NOT NULL DEFAULT now(),</w:t>
+      </w:r>
+    </w:p>
+    <w:p>
+      <w:r>
+        <w:t>    "updated_at" TIMESTAMPTZ NOT NULL DEFAULT now(),</w:t>
       </w:r>
     </w:p>
     <w:p>
@@ -546,15 +397,7 @@
     </w:p>
     <w:p>
       <w:r>
-        <w:t xml:space="preserve">    "name" </w:t>
-      </w:r>
-      <w:proofErr w:type="gramStart"/>
-      <w:r>
-        <w:t>VARCHAR(</w:t>
-      </w:r>
-      <w:proofErr w:type="gramEnd"/>
-      <w:r>
-        <w:t>32) NOT NULL,</w:t>
+        <w:t>    "name" VARCHAR(32) NOT NULL,</w:t>
       </w:r>
       <w:r>
         <w:t xml:space="preserve"> // STUDENT, INSTRUCTOR, ADMIN</w:t>
@@ -582,44 +425,20 @@
     <w:p/>
     <w:p>
       <w:r>
-        <w:t xml:space="preserve">CREATE TABLE IF NOT EXISTS "account_roles" </w:t>
-      </w:r>
-      <w:proofErr w:type="gramStart"/>
-      <w:r>
-        <w:t>(</w:t>
-      </w:r>
-      <w:r>
-        <w:t xml:space="preserve"> /</w:t>
-      </w:r>
-      <w:proofErr w:type="gramEnd"/>
-      <w:r>
-        <w:t>/ vì many – many nên tạo thêm bảng này</w:t>
-      </w:r>
-    </w:p>
-    <w:p>
-      <w:r>
-        <w:t>    "</w:t>
-      </w:r>
-      <w:proofErr w:type="gramStart"/>
-      <w:r>
-        <w:t>account</w:t>
-      </w:r>
-      <w:proofErr w:type="gramEnd"/>
-      <w:r>
-        <w:t>_id" UUID NOT NULL,</w:t>
-      </w:r>
-    </w:p>
-    <w:p>
-      <w:r>
-        <w:t>    "</w:t>
-      </w:r>
-      <w:proofErr w:type="gramStart"/>
-      <w:r>
-        <w:t>role</w:t>
-      </w:r>
-      <w:proofErr w:type="gramEnd"/>
-      <w:r>
-        <w:t>_id" UUID NOT NULL,</w:t>
+        <w:t>CREATE TABLE IF NOT EXISTS "account_roles" (</w:t>
+      </w:r>
+      <w:r>
+        <w:t xml:space="preserve"> // vì many – many nên tạo thêm bảng này</w:t>
+      </w:r>
+    </w:p>
+    <w:p>
+      <w:r>
+        <w:t>    "account_id" UUID NOT NULL,</w:t>
+      </w:r>
+    </w:p>
+    <w:p>
+      <w:r>
+        <w:t>    "role_id" UUID NOT NULL,</w:t>
       </w:r>
     </w:p>
     <w:p>
@@ -635,18 +454,10 @@
     <w:p/>
     <w:p>
       <w:r>
-        <w:t xml:space="preserve">CREATE TABLE IF NOT EXISTS "refresh_tokens" </w:t>
-      </w:r>
-      <w:proofErr w:type="gramStart"/>
-      <w:r>
-        <w:t>(</w:t>
-      </w:r>
-      <w:r>
-        <w:t xml:space="preserve"> /</w:t>
-      </w:r>
-      <w:proofErr w:type="gramEnd"/>
-      <w:r>
-        <w:t>/ bảng refresh_tokens để trả về token hash mỗi khi access_token hết hạn</w:t>
+        <w:t>CREATE TABLE IF NOT EXISTS "refresh_tokens" (</w:t>
+      </w:r>
+      <w:r>
+        <w:t xml:space="preserve"> // bảng refresh_tokens để trả về token hash mỗi khi access_token hết hạn</w:t>
       </w:r>
     </w:p>
     <w:p>
@@ -656,41 +467,17 @@
     </w:p>
     <w:p>
       <w:r>
-        <w:t>    "</w:t>
-      </w:r>
-      <w:proofErr w:type="gramStart"/>
-      <w:r>
-        <w:t>account</w:t>
-      </w:r>
-      <w:proofErr w:type="gramEnd"/>
-      <w:r>
-        <w:t>_id" UUID NOT NULL,</w:t>
-      </w:r>
-    </w:p>
-    <w:p>
-      <w:r>
-        <w:t>    "</w:t>
-      </w:r>
-      <w:proofErr w:type="gramStart"/>
-      <w:r>
-        <w:t>token</w:t>
-      </w:r>
-      <w:proofErr w:type="gramEnd"/>
-      <w:r>
-        <w:t>_hash" TEXT NOT NULL,</w:t>
-      </w:r>
-    </w:p>
-    <w:p>
-      <w:r>
-        <w:t>    "</w:t>
-      </w:r>
-      <w:proofErr w:type="gramStart"/>
-      <w:r>
-        <w:t>expires</w:t>
-      </w:r>
-      <w:proofErr w:type="gramEnd"/>
-      <w:r>
-        <w:t>_at" TIMESTAMPTZ NOT NULL,</w:t>
+        <w:t>    "account_id" UUID NOT NULL,</w:t>
+      </w:r>
+    </w:p>
+    <w:p>
+      <w:r>
+        <w:t>    "token_hash" TEXT NOT NULL,</w:t>
+      </w:r>
+    </w:p>
+    <w:p>
+      <w:r>
+        <w:t>    "expires_at" TIMESTAMPTZ NOT NULL,</w:t>
       </w:r>
       <w:r>
         <w:t xml:space="preserve"> // thời gian hết hạn</w:t>
@@ -698,15 +485,7 @@
     </w:p>
     <w:p>
       <w:r>
-        <w:t>    "</w:t>
-      </w:r>
-      <w:proofErr w:type="gramStart"/>
-      <w:r>
-        <w:t>revoked</w:t>
-      </w:r>
-      <w:proofErr w:type="gramEnd"/>
-      <w:r>
-        <w:t>_at" TIMESTAMPTZ,</w:t>
+        <w:t>    "revoked_at" TIMESTAMPTZ,</w:t>
       </w:r>
       <w:r>
         <w:t xml:space="preserve"> // thu hồi tại thời gian nào</w:t>
@@ -714,23 +493,7 @@
     </w:p>
     <w:p>
       <w:r>
-        <w:t>    "</w:t>
-      </w:r>
-      <w:proofErr w:type="gramStart"/>
-      <w:r>
-        <w:t>created</w:t>
-      </w:r>
-      <w:proofErr w:type="gramEnd"/>
-      <w:r>
-        <w:t xml:space="preserve">_at" TIMESTAMPTZ NOT NULL DEFAULT </w:t>
-      </w:r>
-      <w:proofErr w:type="gramStart"/>
-      <w:r>
-        <w:t>now(</w:t>
-      </w:r>
-      <w:proofErr w:type="gramEnd"/>
-      <w:r>
-        <w:t>),</w:t>
+        <w:t>    "created_at" TIMESTAMPTZ NOT NULL DEFAULT now(),</w:t>
       </w:r>
     </w:p>
     <w:p>
@@ -752,18 +515,10 @@
     <w:p/>
     <w:p>
       <w:r>
-        <w:t xml:space="preserve">CREATE TABLE IF NOT EXISTS "password_reset_tokens" </w:t>
-      </w:r>
-      <w:proofErr w:type="gramStart"/>
-      <w:r>
-        <w:t>(</w:t>
-      </w:r>
-      <w:r>
-        <w:t xml:space="preserve"> /</w:t>
-      </w:r>
-      <w:proofErr w:type="gramEnd"/>
-      <w:r>
-        <w:t>/ bảng để xử dụng đổi mk</w:t>
+        <w:t>CREATE TABLE IF NOT EXISTS "password_reset_tokens" (</w:t>
+      </w:r>
+      <w:r>
+        <w:t xml:space="preserve"> // bảng để xử dụng đổi mk</w:t>
       </w:r>
     </w:p>
     <w:p>
@@ -773,54 +528,22 @@
     </w:p>
     <w:p>
       <w:r>
-        <w:t>    "</w:t>
-      </w:r>
-      <w:proofErr w:type="gramStart"/>
-      <w:r>
-        <w:t>account</w:t>
-      </w:r>
-      <w:proofErr w:type="gramEnd"/>
-      <w:r>
-        <w:t>_id" UUID NOT NULL,</w:t>
-      </w:r>
-    </w:p>
-    <w:p>
-      <w:r>
-        <w:t>    "</w:t>
-      </w:r>
-      <w:proofErr w:type="gramStart"/>
-      <w:r>
-        <w:t>token</w:t>
-      </w:r>
-      <w:proofErr w:type="gramEnd"/>
-      <w:r>
-        <w:t>_hash" TEXT NOT NULL,</w:t>
-      </w:r>
-    </w:p>
-    <w:p>
-      <w:r>
-        <w:t>    "</w:t>
-      </w:r>
-      <w:proofErr w:type="gramStart"/>
-      <w:r>
-        <w:t>expires</w:t>
-      </w:r>
-      <w:proofErr w:type="gramEnd"/>
-      <w:r>
-        <w:t>_at" TIMESTAMPTZ NOT NULL,</w:t>
-      </w:r>
-    </w:p>
-    <w:p>
-      <w:r>
-        <w:t>    "</w:t>
-      </w:r>
-      <w:proofErr w:type="gramStart"/>
-      <w:r>
-        <w:t>used</w:t>
-      </w:r>
-      <w:proofErr w:type="gramEnd"/>
-      <w:r>
-        <w:t>_at" TIMESTAMPTZ,</w:t>
+        <w:t>    "account_id" UUID NOT NULL,</w:t>
+      </w:r>
+    </w:p>
+    <w:p>
+      <w:r>
+        <w:t>    "token_hash" TEXT NOT NULL,</w:t>
+      </w:r>
+    </w:p>
+    <w:p>
+      <w:r>
+        <w:t>    "expires_at" TIMESTAMPTZ NOT NULL,</w:t>
+      </w:r>
+    </w:p>
+    <w:p>
+      <w:r>
+        <w:t>    "used_at" TIMESTAMPTZ,</w:t>
       </w:r>
       <w:r>
         <w:t xml:space="preserve"> // mục đích có used_at để đảm bảo token sử dụng 1 lần nếu IS NOT NULL thì token đã sài rồi từ chối</w:t>
@@ -829,23 +552,7 @@
     <w:p>
       <w:r>
         <w:lastRenderedPageBreak/>
-        <w:t>    "</w:t>
-      </w:r>
-      <w:proofErr w:type="gramStart"/>
-      <w:r>
-        <w:t>created</w:t>
-      </w:r>
-      <w:proofErr w:type="gramEnd"/>
-      <w:r>
-        <w:t xml:space="preserve">_at" TIMESTAMPTZ NOT NULL DEFAULT </w:t>
-      </w:r>
-      <w:proofErr w:type="gramStart"/>
-      <w:r>
-        <w:t>now(</w:t>
-      </w:r>
-      <w:proofErr w:type="gramEnd"/>
-      <w:r>
-        <w:t>),</w:t>
+        <w:t>    "created_at" TIMESTAMPTZ NOT NULL DEFAULT now(),</w:t>
       </w:r>
     </w:p>
     <w:p>
@@ -959,13 +666,8 @@
       <w:r>
         <w:t xml:space="preserve"> là </w:t>
       </w:r>
-      <w:proofErr w:type="gramStart"/>
-      <w:r>
-        <w:t>bcrypt.hash</w:t>
-      </w:r>
-      <w:proofErr w:type="gramEnd"/>
-      <w:r>
-        <w:t>(password, 12);</w:t>
+      <w:r>
+        <w:t>bcrypt.hash(password, 12);</w:t>
       </w:r>
       <w:r>
         <w:t xml:space="preserve"> nghĩa là băm mật khẩu với độ phức tạp là 12 nghĩa là 2^12 lặp qua với số lần như vậy, đảm bảo độ phức tạp.</w:t>
@@ -975,21 +677,8 @@
       <w:r>
         <w:t xml:space="preserve">Tạo refresh_token bằng </w:t>
       </w:r>
-      <w:proofErr w:type="gramStart"/>
-      <w:r>
-        <w:t>crypto.randomBytes</w:t>
-      </w:r>
-      <w:proofErr w:type="gramEnd"/>
-      <w:r>
-        <w:t>(64</w:t>
-      </w:r>
-      <w:proofErr w:type="gramStart"/>
-      <w:r>
-        <w:t>).toString</w:t>
-      </w:r>
-      <w:proofErr w:type="gramEnd"/>
-      <w:r>
-        <w:t>('hex');</w:t>
+      <w:r>
+        <w:t>crypto.randomBytes(64).toString('hex');</w:t>
       </w:r>
       <w:r>
         <w:t xml:space="preserve"> (</w:t>
@@ -1000,21 +689,12 @@
       <w:r>
         <w:t xml:space="preserve">) </w:t>
       </w:r>
-      <w:proofErr w:type="gramStart"/>
-      <w:r>
-        <w:rPr>
-          <w:b/>
-          <w:bCs/>
-        </w:rPr>
-        <w:t>randomBytes(</w:t>
-      </w:r>
-      <w:proofErr w:type="gramEnd"/>
-      <w:r>
-        <w:rPr>
-          <w:b/>
-          <w:bCs/>
-        </w:rPr>
-        <w:t>64) làm gì?</w:t>
+      <w:r>
+        <w:rPr>
+          <w:b/>
+          <w:bCs/>
+        </w:rPr>
+        <w:t>randomBytes(64) làm gì?</w:t>
       </w:r>
       <w:r>
         <w:t xml:space="preserve"> Để </w:t>
@@ -1076,13 +756,8 @@
       <w:r>
         <w:t xml:space="preserve"> </w:t>
       </w:r>
-      <w:proofErr w:type="gramStart"/>
-      <w:r>
-        <w:t>.toString</w:t>
-      </w:r>
-      <w:proofErr w:type="gramEnd"/>
-      <w:r>
-        <w:t>('hex')</w:t>
+      <w:r>
+        <w:t>.toString('hex')</w:t>
       </w:r>
       <w:r>
         <w:t xml:space="preserve"> </w:t>
@@ -1106,15 +781,7 @@
         <w:t xml:space="preserve">, </w:t>
       </w:r>
       <w:r>
-        <w:t xml:space="preserve">Hex </w:t>
-      </w:r>
-      <w:proofErr w:type="gramStart"/>
-      <w:r>
-        <w:t>an</w:t>
-      </w:r>
-      <w:proofErr w:type="gramEnd"/>
-      <w:r>
-        <w:t xml:space="preserve"> toàn, không lỗi encoding</w:t>
+        <w:t>Hex an toàn, không lỗi encoding</w:t>
       </w:r>
       <w:r>
         <w:t>.</w:t>
@@ -1124,13 +791,8 @@
       <w:r>
         <w:t xml:space="preserve">Hash refresh_token </w:t>
       </w:r>
-      <w:proofErr w:type="gramStart"/>
-      <w:r>
-        <w:t>crypto.createHash</w:t>
-      </w:r>
-      <w:proofErr w:type="gramEnd"/>
-      <w:r>
-        <w:t>('sha256')</w:t>
+      <w:r>
+        <w:t>crypto.createHash('sha256')</w:t>
       </w:r>
       <w:r>
         <w:t xml:space="preserve">. </w:t>
@@ -1182,35 +844,19 @@
         <w:t xml:space="preserve"> </w:t>
       </w:r>
       <w:r>
-        <w:t>Được tạo ngẫu nhiên 100</w:t>
-      </w:r>
-      <w:proofErr w:type="gramStart"/>
-      <w:r>
-        <w:t>%</w:t>
+        <w:t>Được tạo ngẫu nhiên 100%</w:t>
       </w:r>
       <w:r>
         <w:t xml:space="preserve">, </w:t>
       </w:r>
       <w:r>
-        <w:t xml:space="preserve"> Được</w:t>
-      </w:r>
-      <w:proofErr w:type="gramEnd"/>
-      <w:r>
-        <w:t xml:space="preserve"> tạo ngẫu nhiên 100</w:t>
-      </w:r>
-      <w:proofErr w:type="gramStart"/>
-      <w:r>
-        <w:t>%</w:t>
+        <w:t xml:space="preserve"> Được tạo ngẫu nhiên 100%</w:t>
       </w:r>
       <w:r>
         <w:t>,  k</w:t>
       </w:r>
       <w:r>
-        <w:t>hông</w:t>
-      </w:r>
-      <w:proofErr w:type="gramEnd"/>
-      <w:r>
-        <w:t xml:space="preserve"> do người dùng tự chọn</w:t>
+        <w:t>hông do người dùng tự chọn</w:t>
       </w:r>
       <w:r>
         <w:rPr>
@@ -1456,14 +1102,7 @@
           <w:b/>
           <w:bCs/>
         </w:rPr>
-        <w:t>F</w:t>
-      </w:r>
-      <w:r>
-        <w:rPr>
-          <w:b/>
-          <w:bCs/>
-        </w:rPr>
-        <w:t>orgot Password ở mức MVP</w:t>
+        <w:t>Forgot Password ở mức MVP</w:t>
       </w:r>
       <w:r>
         <w:rPr>
@@ -1539,7 +1178,2334 @@
           <w:bCs/>
         </w:rPr>
       </w:pPr>
-    </w:p>
+      <w:r>
+        <w:rPr>
+          <w:b/>
+          <w:bCs/>
+        </w:rPr>
+        <w:t>Course-service</w:t>
+      </w:r>
+    </w:p>
+    <w:p>
+      <w:pPr>
+        <w:rPr>
+          <w:b/>
+          <w:bCs/>
+        </w:rPr>
+      </w:pPr>
+      <w:r>
+        <w:rPr>
+          <w:b/>
+          <w:bCs/>
+        </w:rPr>
+        <w:t>Schema</w:t>
+      </w:r>
+      <w:r>
+        <w:rPr>
+          <w:b/>
+          <w:bCs/>
+        </w:rPr>
+        <w:t xml:space="preserve"> Mongo</w:t>
+      </w:r>
+      <w:r>
+        <w:rPr>
+          <w:b/>
+          <w:bCs/>
+        </w:rPr>
+        <w:t>:</w:t>
+      </w:r>
+    </w:p>
+    <w:p>
+      <w:r>
+        <w:t>Bạn đang làm 1 domain “Khóa học” gồm nhiều phần:</w:t>
+      </w:r>
+    </w:p>
+    <w:p>
+      <w:pPr>
+        <w:numPr>
+          <w:ilvl w:val="0"/>
+          <w:numId w:val="5"/>
+        </w:numPr>
+      </w:pPr>
+      <w:r>
+        <w:rPr>
+          <w:b/>
+          <w:bCs/>
+        </w:rPr>
+        <w:t>Course</w:t>
+      </w:r>
+      <w:r>
+        <w:t xml:space="preserve"> (khóa học) = “cái hộp lớn”</w:t>
+      </w:r>
+    </w:p>
+    <w:p>
+      <w:pPr>
+        <w:numPr>
+          <w:ilvl w:val="0"/>
+          <w:numId w:val="5"/>
+        </w:numPr>
+      </w:pPr>
+      <w:r>
+        <w:rPr>
+          <w:b/>
+          <w:bCs/>
+        </w:rPr>
+        <w:t>Section</w:t>
+      </w:r>
+      <w:r>
+        <w:t xml:space="preserve"> (chương/mục) = “các chương trong khóa học”</w:t>
+      </w:r>
+    </w:p>
+    <w:p>
+      <w:pPr>
+        <w:numPr>
+          <w:ilvl w:val="0"/>
+          <w:numId w:val="5"/>
+        </w:numPr>
+      </w:pPr>
+      <w:r>
+        <w:rPr>
+          <w:b/>
+          <w:bCs/>
+        </w:rPr>
+        <w:t>Lesson</w:t>
+      </w:r>
+      <w:r>
+        <w:t xml:space="preserve"> (bài học) = “bài nằm trong chương”</w:t>
+      </w:r>
+    </w:p>
+    <w:p>
+      <w:pPr>
+        <w:numPr>
+          <w:ilvl w:val="0"/>
+          <w:numId w:val="5"/>
+        </w:numPr>
+      </w:pPr>
+      <w:r>
+        <w:rPr>
+          <w:b/>
+          <w:bCs/>
+        </w:rPr>
+        <w:t>LessonResource</w:t>
+      </w:r>
+      <w:r>
+        <w:t xml:space="preserve"> (tài nguyên bài học) = “file/link kèm theo bài”</w:t>
+      </w:r>
+    </w:p>
+    <w:p>
+      <w:pPr>
+        <w:numPr>
+          <w:ilvl w:val="0"/>
+          <w:numId w:val="5"/>
+        </w:numPr>
+      </w:pPr>
+      <w:r>
+        <w:rPr>
+          <w:b/>
+          <w:bCs/>
+        </w:rPr>
+        <w:t>Coupon</w:t>
+      </w:r>
+      <w:r>
+        <w:t xml:space="preserve"> (mã giảm giá) = “khuyến mãi theo khóa học”</w:t>
+      </w:r>
+    </w:p>
+    <w:p>
+      <w:pPr>
+        <w:rPr>
+          <w:b/>
+          <w:bCs/>
+        </w:rPr>
+      </w:pPr>
+      <w:r>
+        <w:rPr>
+          <w:b/>
+          <w:bCs/>
+        </w:rPr>
+        <w:t>1) Course schema — “bảng gốc” của khóa học</w:t>
+      </w:r>
+    </w:p>
+    <w:p>
+      <w:r>
+        <w:t>courseId</w:t>
+      </w:r>
+      <w:r>
+        <w:br/>
+        <w:t>instructorId</w:t>
+      </w:r>
+      <w:r>
+        <w:br/>
+        <w:t>title, slug, description</w:t>
+      </w:r>
+      <w:r>
+        <w:br/>
+        <w:t>objectives, requirements, outcomes</w:t>
+      </w:r>
+      <w:r>
+        <w:br/>
+        <w:t>topicId, thumbnailUrl</w:t>
+      </w:r>
+      <w:r>
+        <w:br/>
+        <w:t>basePrice, salePrice, currency</w:t>
+      </w:r>
+      <w:r>
+        <w:br/>
+        <w:t>status, submittedAt, publishedAt</w:t>
+      </w:r>
+      <w:r>
+        <w:br/>
+        <w:t>totalSections, totalLessons, totalDurationSec</w:t>
+      </w:r>
+      <w:r>
+        <w:br/>
+        <w:t>deletedAt</w:t>
+      </w:r>
+      <w:r>
+        <w:br/>
+        <w:t>timestamps</w:t>
+      </w:r>
+    </w:p>
+    <w:p>
+      <w:pPr>
+        <w:rPr>
+          <w:b/>
+          <w:bCs/>
+        </w:rPr>
+      </w:pPr>
+      <w:r>
+        <w:rPr>
+          <w:b/>
+          <w:bCs/>
+        </w:rPr>
+        <w:t>Mục đích</w:t>
+      </w:r>
+    </w:p>
+    <w:p>
+      <w:r>
+        <w:lastRenderedPageBreak/>
+        <w:t xml:space="preserve">Một document Course là </w:t>
+      </w:r>
+      <w:r>
+        <w:rPr>
+          <w:b/>
+          <w:bCs/>
+        </w:rPr>
+        <w:t>thông tin tổng quan</w:t>
+      </w:r>
+      <w:r>
+        <w:t xml:space="preserve"> về khóa học để:</w:t>
+      </w:r>
+    </w:p>
+    <w:p>
+      <w:pPr>
+        <w:numPr>
+          <w:ilvl w:val="0"/>
+          <w:numId w:val="6"/>
+        </w:numPr>
+      </w:pPr>
+      <w:r>
+        <w:t>hiển thị danh sách khóa học</w:t>
+      </w:r>
+    </w:p>
+    <w:p>
+      <w:pPr>
+        <w:numPr>
+          <w:ilvl w:val="0"/>
+          <w:numId w:val="6"/>
+        </w:numPr>
+      </w:pPr>
+      <w:r>
+        <w:t>chi tiết khóa học (phần header)</w:t>
+      </w:r>
+    </w:p>
+    <w:p>
+      <w:pPr>
+        <w:numPr>
+          <w:ilvl w:val="0"/>
+          <w:numId w:val="6"/>
+        </w:numPr>
+      </w:pPr>
+      <w:r>
+        <w:t>lọc theo trạng thái, instructor, topic</w:t>
+      </w:r>
+    </w:p>
+    <w:p>
+      <w:pPr>
+        <w:numPr>
+          <w:ilvl w:val="0"/>
+          <w:numId w:val="6"/>
+        </w:numPr>
+      </w:pPr>
+      <w:r>
+        <w:t>phục vụ search</w:t>
+      </w:r>
+    </w:p>
+    <w:p>
+      <w:pPr>
+        <w:rPr>
+          <w:b/>
+          <w:bCs/>
+        </w:rPr>
+      </w:pPr>
+      <w:r>
+        <w:rPr>
+          <w:b/>
+          <w:bCs/>
+        </w:rPr>
+        <w:t>Giải thích từng field</w:t>
+      </w:r>
+    </w:p>
+    <w:p>
+      <w:pPr>
+        <w:rPr>
+          <w:b/>
+          <w:bCs/>
+        </w:rPr>
+      </w:pPr>
+      <w:r>
+        <w:rPr>
+          <w:b/>
+          <w:bCs/>
+        </w:rPr>
+        <w:t>Identity &amp; ownership</w:t>
+      </w:r>
+    </w:p>
+    <w:p>
+      <w:pPr>
+        <w:numPr>
+          <w:ilvl w:val="0"/>
+          <w:numId w:val="7"/>
+        </w:numPr>
+      </w:pPr>
+      <w:r>
+        <w:rPr>
+          <w:b/>
+          <w:bCs/>
+        </w:rPr>
+        <w:t>courseId</w:t>
+      </w:r>
+      <w:r>
+        <w:t>: ID “public” dạng UUID</w:t>
+      </w:r>
+    </w:p>
+    <w:p>
+      <w:pPr>
+        <w:numPr>
+          <w:ilvl w:val="1"/>
+          <w:numId w:val="7"/>
+        </w:numPr>
+      </w:pPr>
+      <w:r>
+        <w:t>dùng để share qua gRPC/event giữa microservices (không phụ thuộc _id của Mongo)</w:t>
+      </w:r>
+    </w:p>
+    <w:p>
+      <w:pPr>
+        <w:numPr>
+          <w:ilvl w:val="1"/>
+          <w:numId w:val="7"/>
+        </w:numPr>
+      </w:pPr>
+      <w:r>
+        <w:t>unique + index để tìm nhanh</w:t>
+      </w:r>
+    </w:p>
+    <w:p>
+      <w:pPr>
+        <w:numPr>
+          <w:ilvl w:val="0"/>
+          <w:numId w:val="7"/>
+        </w:numPr>
+      </w:pPr>
+      <w:r>
+        <w:rPr>
+          <w:b/>
+          <w:bCs/>
+        </w:rPr>
+        <w:t>instructorId</w:t>
+      </w:r>
+      <w:r>
+        <w:t>: ID user của giảng viên (từ user/auth service)</w:t>
+      </w:r>
+    </w:p>
+    <w:p>
+      <w:pPr>
+        <w:numPr>
+          <w:ilvl w:val="1"/>
+          <w:numId w:val="7"/>
+        </w:numPr>
+      </w:pPr>
+      <w:r>
+        <w:t>index vì hay query: “liệt kê khóa của giảng viên X”</w:t>
+      </w:r>
+    </w:p>
+    <w:p>
+      <w:pPr>
+        <w:rPr>
+          <w:b/>
+          <w:bCs/>
+        </w:rPr>
+      </w:pPr>
+      <w:r>
+        <w:rPr>
+          <w:b/>
+          <w:bCs/>
+        </w:rPr>
+        <w:t>Nội dung hiển thị</w:t>
+      </w:r>
+    </w:p>
+    <w:p>
+      <w:pPr>
+        <w:numPr>
+          <w:ilvl w:val="0"/>
+          <w:numId w:val="8"/>
+        </w:numPr>
+      </w:pPr>
+      <w:r>
+        <w:rPr>
+          <w:b/>
+          <w:bCs/>
+        </w:rPr>
+        <w:t>title</w:t>
+      </w:r>
+      <w:r>
+        <w:t>: tên khóa học (bắt buộc)</w:t>
+      </w:r>
+    </w:p>
+    <w:p>
+      <w:pPr>
+        <w:numPr>
+          <w:ilvl w:val="0"/>
+          <w:numId w:val="8"/>
+        </w:numPr>
+      </w:pPr>
+      <w:r>
+        <w:rPr>
+          <w:b/>
+          <w:bCs/>
+        </w:rPr>
+        <w:t>slug</w:t>
+      </w:r>
+      <w:r>
+        <w:t>: chuỗi SEO-friendly (vd: lap-trinh-nodejs-co-ban)</w:t>
+      </w:r>
+    </w:p>
+    <w:p>
+      <w:pPr>
+        <w:numPr>
+          <w:ilvl w:val="1"/>
+          <w:numId w:val="8"/>
+        </w:numPr>
+      </w:pPr>
+      <w:r>
+        <w:t>thường dùng để tạo URL đẹp: /course/lap-trinh-nodejs-co-ban</w:t>
+      </w:r>
+    </w:p>
+    <w:p>
+      <w:pPr>
+        <w:numPr>
+          <w:ilvl w:val="0"/>
+          <w:numId w:val="8"/>
+        </w:numPr>
+      </w:pPr>
+      <w:r>
+        <w:rPr>
+          <w:b/>
+          <w:bCs/>
+        </w:rPr>
+        <w:t>description</w:t>
+      </w:r>
+      <w:r>
+        <w:t>: mô tả dài</w:t>
+      </w:r>
+    </w:p>
+    <w:p>
+      <w:pPr>
+        <w:numPr>
+          <w:ilvl w:val="0"/>
+          <w:numId w:val="8"/>
+        </w:numPr>
+      </w:pPr>
+      <w:r>
+        <w:rPr>
+          <w:b/>
+          <w:bCs/>
+        </w:rPr>
+        <w:t>objectives</w:t>
+      </w:r>
+      <w:r>
+        <w:t>: mục tiêu học được gì (array string)</w:t>
+      </w:r>
+    </w:p>
+    <w:p>
+      <w:pPr>
+        <w:numPr>
+          <w:ilvl w:val="0"/>
+          <w:numId w:val="8"/>
+        </w:numPr>
+      </w:pPr>
+      <w:r>
+        <w:rPr>
+          <w:b/>
+          <w:bCs/>
+        </w:rPr>
+        <w:t>requirements</w:t>
+      </w:r>
+      <w:r>
+        <w:t>: yêu cầu đầu vào (array)</w:t>
+      </w:r>
+    </w:p>
+    <w:p>
+      <w:pPr>
+        <w:numPr>
+          <w:ilvl w:val="0"/>
+          <w:numId w:val="8"/>
+        </w:numPr>
+      </w:pPr>
+      <w:r>
+        <w:rPr>
+          <w:b/>
+          <w:bCs/>
+        </w:rPr>
+        <w:t>outcomes</w:t>
+      </w:r>
+      <w:r>
+        <w:t>: kết quả đạt được (array)</w:t>
+      </w:r>
+    </w:p>
+    <w:p>
+      <w:pPr>
+        <w:rPr>
+          <w:b/>
+          <w:bCs/>
+        </w:rPr>
+      </w:pPr>
+      <w:r>
+        <w:rPr>
+          <w:b/>
+          <w:bCs/>
+        </w:rPr>
+        <w:t>Phân loại &amp; media</w:t>
+      </w:r>
+    </w:p>
+    <w:p>
+      <w:pPr>
+        <w:numPr>
+          <w:ilvl w:val="0"/>
+          <w:numId w:val="9"/>
+        </w:numPr>
+      </w:pPr>
+      <w:r>
+        <w:rPr>
+          <w:b/>
+          <w:bCs/>
+        </w:rPr>
+        <w:t>topicId</w:t>
+      </w:r>
+      <w:r>
+        <w:t>: chủ đề (vd: “Web Dev”, “AI”)</w:t>
+      </w:r>
+    </w:p>
+    <w:p>
+      <w:pPr>
+        <w:numPr>
+          <w:ilvl w:val="1"/>
+          <w:numId w:val="9"/>
+        </w:numPr>
+      </w:pPr>
+      <w:r>
+        <w:t>string vì topic có thể nằm service khác hoặc chỉ là taxonomy đơn giản</w:t>
+      </w:r>
+    </w:p>
+    <w:p>
+      <w:pPr>
+        <w:numPr>
+          <w:ilvl w:val="0"/>
+          <w:numId w:val="9"/>
+        </w:numPr>
+      </w:pPr>
+      <w:r>
+        <w:rPr>
+          <w:b/>
+          <w:bCs/>
+        </w:rPr>
+        <w:t>thumbnailUrl</w:t>
+      </w:r>
+      <w:r>
+        <w:t>: ảnh bìa</w:t>
+      </w:r>
+    </w:p>
+    <w:p>
+      <w:pPr>
+        <w:rPr>
+          <w:b/>
+          <w:bCs/>
+        </w:rPr>
+      </w:pPr>
+      <w:r>
+        <w:rPr>
+          <w:b/>
+          <w:bCs/>
+        </w:rPr>
+        <w:t>Giá bán</w:t>
+      </w:r>
+    </w:p>
+    <w:p>
+      <w:pPr>
+        <w:numPr>
+          <w:ilvl w:val="0"/>
+          <w:numId w:val="10"/>
+        </w:numPr>
+      </w:pPr>
+      <w:r>
+        <w:rPr>
+          <w:b/>
+          <w:bCs/>
+        </w:rPr>
+        <w:t>basePrice</w:t>
+      </w:r>
+      <w:r>
+        <w:t>: giá gốc</w:t>
+      </w:r>
+    </w:p>
+    <w:p>
+      <w:pPr>
+        <w:numPr>
+          <w:ilvl w:val="0"/>
+          <w:numId w:val="10"/>
+        </w:numPr>
+      </w:pPr>
+      <w:r>
+        <w:rPr>
+          <w:b/>
+          <w:bCs/>
+        </w:rPr>
+        <w:t>salePrice</w:t>
+      </w:r>
+      <w:r>
+        <w:t>: giá đang giảm (nếu có)</w:t>
+      </w:r>
+    </w:p>
+    <w:p>
+      <w:pPr>
+        <w:numPr>
+          <w:ilvl w:val="0"/>
+          <w:numId w:val="10"/>
+        </w:numPr>
+      </w:pPr>
+      <w:r>
+        <w:rPr>
+          <w:b/>
+          <w:bCs/>
+        </w:rPr>
+        <w:t>currency</w:t>
+      </w:r>
+      <w:r>
+        <w:t>: đơn vị tiền (VND)</w:t>
+      </w:r>
+    </w:p>
+    <w:p>
+      <w:pPr>
+        <w:rPr>
+          <w:b/>
+          <w:bCs/>
+        </w:rPr>
+      </w:pPr>
+      <w:r>
+        <w:rPr>
+          <w:b/>
+          <w:bCs/>
+        </w:rPr>
+        <w:t>Trạng thái vòng đời (workflow)</w:t>
+      </w:r>
+    </w:p>
+    <w:p>
+      <w:pPr>
+        <w:numPr>
+          <w:ilvl w:val="0"/>
+          <w:numId w:val="11"/>
+        </w:numPr>
+      </w:pPr>
+      <w:r>
+        <w:rPr>
+          <w:b/>
+          <w:bCs/>
+        </w:rPr>
+        <w:lastRenderedPageBreak/>
+        <w:t>status</w:t>
+      </w:r>
+      <w:r>
+        <w:t>:</w:t>
+      </w:r>
+    </w:p>
+    <w:p>
+      <w:pPr>
+        <w:numPr>
+          <w:ilvl w:val="1"/>
+          <w:numId w:val="11"/>
+        </w:numPr>
+      </w:pPr>
+      <w:r>
+        <w:t>DRAFT: đang soạn</w:t>
+      </w:r>
+    </w:p>
+    <w:p>
+      <w:pPr>
+        <w:numPr>
+          <w:ilvl w:val="1"/>
+          <w:numId w:val="11"/>
+        </w:numPr>
+      </w:pPr>
+      <w:r>
+        <w:t>SUBMITTED: gửi duyệt</w:t>
+      </w:r>
+    </w:p>
+    <w:p>
+      <w:pPr>
+        <w:numPr>
+          <w:ilvl w:val="1"/>
+          <w:numId w:val="11"/>
+        </w:numPr>
+      </w:pPr>
+      <w:r>
+        <w:t>PUBLISHED: được publish</w:t>
+      </w:r>
+    </w:p>
+    <w:p>
+      <w:pPr>
+        <w:numPr>
+          <w:ilvl w:val="1"/>
+          <w:numId w:val="11"/>
+        </w:numPr>
+      </w:pPr>
+      <w:r>
+        <w:t>HIDDEN: bị ẩn (vi phạm/giảng viên tắt)</w:t>
+      </w:r>
+    </w:p>
+    <w:p>
+      <w:pPr>
+        <w:numPr>
+          <w:ilvl w:val="0"/>
+          <w:numId w:val="11"/>
+        </w:numPr>
+      </w:pPr>
+      <w:r>
+        <w:rPr>
+          <w:b/>
+          <w:bCs/>
+        </w:rPr>
+        <w:t>submittedAt</w:t>
+      </w:r>
+      <w:r>
+        <w:t xml:space="preserve">, </w:t>
+      </w:r>
+      <w:r>
+        <w:rPr>
+          <w:b/>
+          <w:bCs/>
+        </w:rPr>
+        <w:t>publishedAt</w:t>
+      </w:r>
+      <w:r>
+        <w:t>: mốc thời gian phục vụ admin/report</w:t>
+      </w:r>
+    </w:p>
+    <w:p>
+      <w:pPr>
+        <w:rPr>
+          <w:b/>
+          <w:bCs/>
+        </w:rPr>
+      </w:pPr>
+      <w:r>
+        <w:rPr>
+          <w:b/>
+          <w:bCs/>
+        </w:rPr>
+        <w:t>Các số liệu tổng hợp (denormalized)</w:t>
+      </w:r>
+    </w:p>
+    <w:p>
+      <w:pPr>
+        <w:numPr>
+          <w:ilvl w:val="0"/>
+          <w:numId w:val="12"/>
+        </w:numPr>
+      </w:pPr>
+      <w:r>
+        <w:rPr>
+          <w:b/>
+          <w:bCs/>
+        </w:rPr>
+        <w:t>totalSections</w:t>
+      </w:r>
+      <w:r>
+        <w:t>: tổng số chương</w:t>
+      </w:r>
+    </w:p>
+    <w:p>
+      <w:pPr>
+        <w:numPr>
+          <w:ilvl w:val="0"/>
+          <w:numId w:val="12"/>
+        </w:numPr>
+      </w:pPr>
+      <w:r>
+        <w:rPr>
+          <w:b/>
+          <w:bCs/>
+        </w:rPr>
+        <w:t>totalLessons</w:t>
+      </w:r>
+      <w:r>
+        <w:t>: tổng bài</w:t>
+      </w:r>
+    </w:p>
+    <w:p>
+      <w:pPr>
+        <w:numPr>
+          <w:ilvl w:val="0"/>
+          <w:numId w:val="12"/>
+        </w:numPr>
+      </w:pPr>
+      <w:r>
+        <w:rPr>
+          <w:b/>
+          <w:bCs/>
+        </w:rPr>
+        <w:t>totalDurationSec</w:t>
+      </w:r>
+      <w:r>
+        <w:t>: tổng thời lượng</w:t>
+      </w:r>
+      <w:r>
+        <w:br/>
+        <w:t>=&gt; giúp load nhanh UI, không phải count lessons mỗi lần query.</w:t>
+      </w:r>
+    </w:p>
+    <w:p>
+      <w:pPr>
+        <w:rPr>
+          <w:b/>
+          <w:bCs/>
+        </w:rPr>
+      </w:pPr>
+      <w:r>
+        <w:rPr>
+          <w:b/>
+          <w:bCs/>
+        </w:rPr>
+        <w:t>Xóa mềm</w:t>
+      </w:r>
+    </w:p>
+    <w:p>
+      <w:pPr>
+        <w:numPr>
+          <w:ilvl w:val="0"/>
+          <w:numId w:val="13"/>
+        </w:numPr>
+      </w:pPr>
+      <w:r>
+        <w:rPr>
+          <w:b/>
+          <w:bCs/>
+        </w:rPr>
+        <w:t>deletedAt</w:t>
+      </w:r>
+      <w:r>
+        <w:t>: null = chưa xóa, có date = đã xóa mềm</w:t>
+      </w:r>
+    </w:p>
+    <w:p>
+      <w:pPr>
+        <w:rPr>
+          <w:b/>
+          <w:bCs/>
+        </w:rPr>
+      </w:pPr>
+      <w:r>
+        <w:rPr>
+          <w:b/>
+          <w:bCs/>
+        </w:rPr>
+        <w:t>timestamps: true</w:t>
+      </w:r>
+    </w:p>
+    <w:p>
+      <w:pPr>
+        <w:numPr>
+          <w:ilvl w:val="0"/>
+          <w:numId w:val="14"/>
+        </w:numPr>
+      </w:pPr>
+      <w:r>
+        <w:t>Mongo tự tạo createdAt, updatedAt</w:t>
+      </w:r>
+    </w:p>
+    <w:p>
+      <w:pPr>
+        <w:rPr>
+          <w:b/>
+          <w:bCs/>
+        </w:rPr>
+      </w:pPr>
+      <w:r>
+        <w:rPr>
+          <w:b/>
+          <w:bCs/>
+        </w:rPr>
+        <w:t>Index search</w:t>
+      </w:r>
+    </w:p>
+    <w:p>
+      <w:pPr>
+        <w:numPr>
+          <w:ilvl w:val="0"/>
+          <w:numId w:val="15"/>
+        </w:numPr>
+      </w:pPr>
+      <w:r>
+        <w:t>courseSchema.index({ title: 'text', description: 'text' })</w:t>
+      </w:r>
+      <w:r>
+        <w:br/>
+        <w:t>=&gt; cho phép search text theo title/description.</w:t>
+      </w:r>
+    </w:p>
+    <w:p>
+      <w:pPr>
+        <w:rPr>
+          <w:b/>
+          <w:bCs/>
+        </w:rPr>
+      </w:pPr>
+      <w:r>
+        <w:rPr>
+          <w:b/>
+          <w:bCs/>
+        </w:rPr>
+        <w:t>2) Section schema — “chương/mục trong khóa học”</w:t>
+      </w:r>
+    </w:p>
+    <w:p>
+      <w:r>
+        <w:t>courseId</w:t>
+      </w:r>
+    </w:p>
+    <w:p>
+      <w:r>
+        <w:t>title</w:t>
+      </w:r>
+    </w:p>
+    <w:p>
+      <w:r>
+        <w:t>orderIndex</w:t>
+      </w:r>
+    </w:p>
+    <w:p>
+      <w:r>
+        <w:t>timestamps</w:t>
+      </w:r>
+    </w:p>
+    <w:p>
+      <w:pPr>
+        <w:rPr>
+          <w:b/>
+          <w:bCs/>
+        </w:rPr>
+      </w:pPr>
+      <w:r>
+        <w:rPr>
+          <w:b/>
+          <w:bCs/>
+        </w:rPr>
+        <w:t>Mục đích</w:t>
+      </w:r>
+    </w:p>
+    <w:p>
+      <w:r>
+        <w:t xml:space="preserve">Section là </w:t>
+      </w:r>
+      <w:r>
+        <w:rPr>
+          <w:b/>
+          <w:bCs/>
+        </w:rPr>
+        <w:t>nhóm bài học</w:t>
+      </w:r>
+      <w:r>
+        <w:t xml:space="preserve"> trong 1 course.</w:t>
+      </w:r>
+    </w:p>
+    <w:p>
+      <w:r>
+        <w:t>Tách ra để:</w:t>
+      </w:r>
+    </w:p>
+    <w:p>
+      <w:pPr>
+        <w:numPr>
+          <w:ilvl w:val="0"/>
+          <w:numId w:val="16"/>
+        </w:numPr>
+      </w:pPr>
+      <w:r>
+        <w:t>load danh sách section nhanh</w:t>
+      </w:r>
+    </w:p>
+    <w:p>
+      <w:pPr>
+        <w:numPr>
+          <w:ilvl w:val="0"/>
+          <w:numId w:val="16"/>
+        </w:numPr>
+      </w:pPr>
+      <w:r>
+        <w:t>reorder section dễ dàng</w:t>
+      </w:r>
+    </w:p>
+    <w:p>
+      <w:pPr>
+        <w:numPr>
+          <w:ilvl w:val="0"/>
+          <w:numId w:val="16"/>
+        </w:numPr>
+      </w:pPr>
+      <w:r>
+        <w:t>không làm course document quá lớn</w:t>
+      </w:r>
+    </w:p>
+    <w:p>
+      <w:pPr>
+        <w:rPr>
+          <w:b/>
+          <w:bCs/>
+        </w:rPr>
+      </w:pPr>
+      <w:r>
+        <w:rPr>
+          <w:b/>
+          <w:bCs/>
+        </w:rPr>
+        <w:t>Field</w:t>
+      </w:r>
+    </w:p>
+    <w:p>
+      <w:pPr>
+        <w:numPr>
+          <w:ilvl w:val="0"/>
+          <w:numId w:val="17"/>
+        </w:numPr>
+      </w:pPr>
+      <w:r>
+        <w:rPr>
+          <w:b/>
+          <w:bCs/>
+        </w:rPr>
+        <w:lastRenderedPageBreak/>
+        <w:t>courseId</w:t>
+      </w:r>
+      <w:r>
+        <w:t>: khóa học mà section thuộc về (string UUID)</w:t>
+      </w:r>
+    </w:p>
+    <w:p>
+      <w:pPr>
+        <w:numPr>
+          <w:ilvl w:val="0"/>
+          <w:numId w:val="17"/>
+        </w:numPr>
+      </w:pPr>
+      <w:r>
+        <w:rPr>
+          <w:b/>
+          <w:bCs/>
+        </w:rPr>
+        <w:t>title</w:t>
+      </w:r>
+      <w:r>
+        <w:t>: tiêu đề chương</w:t>
+      </w:r>
+    </w:p>
+    <w:p>
+      <w:pPr>
+        <w:numPr>
+          <w:ilvl w:val="0"/>
+          <w:numId w:val="17"/>
+        </w:numPr>
+      </w:pPr>
+      <w:r>
+        <w:rPr>
+          <w:b/>
+          <w:bCs/>
+        </w:rPr>
+        <w:t>orderIndex</w:t>
+      </w:r>
+      <w:r>
+        <w:t>: thứ tự hiển thị của section (0,1,2...)</w:t>
+      </w:r>
+    </w:p>
+    <w:p>
+      <w:pPr>
+        <w:numPr>
+          <w:ilvl w:val="1"/>
+          <w:numId w:val="17"/>
+        </w:numPr>
+      </w:pPr>
+      <w:r>
+        <w:t>giúp kéo thả reorder</w:t>
+      </w:r>
+    </w:p>
+    <w:p>
+      <w:pPr>
+        <w:rPr>
+          <w:b/>
+          <w:bCs/>
+        </w:rPr>
+      </w:pPr>
+      <w:r>
+        <w:rPr>
+          <w:b/>
+          <w:bCs/>
+        </w:rPr>
+        <w:t>3) Lesson schema — “bài học trong section”</w:t>
+      </w:r>
+    </w:p>
+    <w:p>
+      <w:r>
+        <w:t>courseId</w:t>
+      </w:r>
+    </w:p>
+    <w:p>
+      <w:r>
+        <w:t>sectionId</w:t>
+      </w:r>
+    </w:p>
+    <w:p>
+      <w:r>
+        <w:t>title</w:t>
+      </w:r>
+    </w:p>
+    <w:p>
+      <w:r>
+        <w:t>orderIndex</w:t>
+      </w:r>
+    </w:p>
+    <w:p>
+      <w:r>
+        <w:t>videoUrl</w:t>
+      </w:r>
+    </w:p>
+    <w:p>
+      <w:r>
+        <w:t>durationSec</w:t>
+      </w:r>
+    </w:p>
+    <w:p>
+      <w:r>
+        <w:t>isPreview</w:t>
+      </w:r>
+    </w:p>
+    <w:p>
+      <w:r>
+        <w:t>timestamps</w:t>
+      </w:r>
+    </w:p>
+    <w:p>
+      <w:pPr>
+        <w:rPr>
+          <w:b/>
+          <w:bCs/>
+        </w:rPr>
+      </w:pPr>
+      <w:r>
+        <w:rPr>
+          <w:b/>
+          <w:bCs/>
+        </w:rPr>
+        <w:t>Mục đích</w:t>
+      </w:r>
+    </w:p>
+    <w:p>
+      <w:r>
+        <w:t>Lesson là nội dung học cụ thể (video/lecture).</w:t>
+      </w:r>
+    </w:p>
+    <w:p>
+      <w:pPr>
+        <w:rPr>
+          <w:b/>
+          <w:bCs/>
+        </w:rPr>
+      </w:pPr>
+      <w:r>
+        <w:rPr>
+          <w:b/>
+          <w:bCs/>
+        </w:rPr>
+        <w:t>Field</w:t>
+      </w:r>
+    </w:p>
+    <w:p>
+      <w:pPr>
+        <w:numPr>
+          <w:ilvl w:val="0"/>
+          <w:numId w:val="18"/>
+        </w:numPr>
+      </w:pPr>
+      <w:r>
+        <w:rPr>
+          <w:b/>
+          <w:bCs/>
+        </w:rPr>
+        <w:t>courseId</w:t>
+      </w:r>
+      <w:r>
+        <w:t>: để query nhanh toàn bộ lesson theo course (đỡ phải join qua section)</w:t>
+      </w:r>
+    </w:p>
+    <w:p>
+      <w:pPr>
+        <w:numPr>
+          <w:ilvl w:val="0"/>
+          <w:numId w:val="18"/>
+        </w:numPr>
+      </w:pPr>
+      <w:r>
+        <w:rPr>
+          <w:b/>
+          <w:bCs/>
+        </w:rPr>
+        <w:t>sectionId</w:t>
+      </w:r>
+      <w:r>
+        <w:t>: lesson thuộc chương nào</w:t>
+      </w:r>
+    </w:p>
+    <w:p>
+      <w:pPr>
+        <w:numPr>
+          <w:ilvl w:val="1"/>
+          <w:numId w:val="18"/>
+        </w:numPr>
+      </w:pPr>
+      <w:r>
+        <w:t>dùng ObjectId tham chiếu document Section trong Mongo</w:t>
+      </w:r>
+    </w:p>
+    <w:p>
+      <w:pPr>
+        <w:numPr>
+          <w:ilvl w:val="0"/>
+          <w:numId w:val="18"/>
+        </w:numPr>
+      </w:pPr>
+      <w:r>
+        <w:rPr>
+          <w:b/>
+          <w:bCs/>
+        </w:rPr>
+        <w:t>title</w:t>
+      </w:r>
+      <w:r>
+        <w:t>: tiêu đề bài</w:t>
+      </w:r>
+    </w:p>
+    <w:p>
+      <w:pPr>
+        <w:numPr>
+          <w:ilvl w:val="0"/>
+          <w:numId w:val="18"/>
+        </w:numPr>
+      </w:pPr>
+      <w:r>
+        <w:rPr>
+          <w:b/>
+          <w:bCs/>
+        </w:rPr>
+        <w:t>orderIndex</w:t>
+      </w:r>
+      <w:r>
+        <w:t>: thứ tự trong section</w:t>
+      </w:r>
+    </w:p>
+    <w:p>
+      <w:pPr>
+        <w:numPr>
+          <w:ilvl w:val="0"/>
+          <w:numId w:val="18"/>
+        </w:numPr>
+      </w:pPr>
+      <w:r>
+        <w:rPr>
+          <w:b/>
+          <w:bCs/>
+        </w:rPr>
+        <w:t>videoUrl</w:t>
+      </w:r>
+      <w:r>
+        <w:t>: link video (S3/CDN/streaming)</w:t>
+      </w:r>
+    </w:p>
+    <w:p>
+      <w:pPr>
+        <w:numPr>
+          <w:ilvl w:val="0"/>
+          <w:numId w:val="18"/>
+        </w:numPr>
+      </w:pPr>
+      <w:r>
+        <w:rPr>
+          <w:b/>
+          <w:bCs/>
+        </w:rPr>
+        <w:t>durationSec</w:t>
+      </w:r>
+      <w:r>
+        <w:t>: thời lượng video để tính tổng, hiển thị “5 phút”</w:t>
+      </w:r>
+    </w:p>
+    <w:p>
+      <w:pPr>
+        <w:numPr>
+          <w:ilvl w:val="0"/>
+          <w:numId w:val="18"/>
+        </w:numPr>
+      </w:pPr>
+      <w:r>
+        <w:rPr>
+          <w:b/>
+          <w:bCs/>
+        </w:rPr>
+        <w:t>isPreview</w:t>
+      </w:r>
+      <w:r>
+        <w:t>: bài preview miễn phí không cần mua (Udemy style)</w:t>
+      </w:r>
+    </w:p>
+    <w:p>
+      <w:pPr>
+        <w:rPr>
+          <w:b/>
+          <w:bCs/>
+        </w:rPr>
+      </w:pPr>
+      <w:r>
+        <w:rPr>
+          <w:b/>
+          <w:bCs/>
+        </w:rPr>
+        <w:t>4) LessonResource schema — “tài nguyên đính kèm bài học”</w:t>
+      </w:r>
+    </w:p>
+    <w:p>
+      <w:r>
+        <w:t>lessonId</w:t>
+      </w:r>
+    </w:p>
+    <w:p>
+      <w:r>
+        <w:t>type (FILE/LINK)</w:t>
+      </w:r>
+    </w:p>
+    <w:p>
+      <w:r>
+        <w:t>name</w:t>
+      </w:r>
+    </w:p>
+    <w:p>
+      <w:r>
+        <w:t>url</w:t>
+      </w:r>
+    </w:p>
+    <w:p>
+      <w:r>
+        <w:t>sizeBytes</w:t>
+      </w:r>
+    </w:p>
+    <w:p>
+      <w:r>
+        <w:lastRenderedPageBreak/>
+        <w:t>mimeType</w:t>
+      </w:r>
+    </w:p>
+    <w:p>
+      <w:r>
+        <w:t>deletedAt</w:t>
+      </w:r>
+    </w:p>
+    <w:p>
+      <w:r>
+        <w:t>timestamps</w:t>
+      </w:r>
+    </w:p>
+    <w:p/>
+    <w:p>
+      <w:pPr>
+        <w:rPr>
+          <w:b/>
+          <w:bCs/>
+        </w:rPr>
+      </w:pPr>
+      <w:r>
+        <w:rPr>
+          <w:b/>
+          <w:bCs/>
+        </w:rPr>
+        <w:t>Mục đích</w:t>
+      </w:r>
+    </w:p>
+    <w:p>
+      <w:r>
+        <w:t>Mỗi lesson có thể có:</w:t>
+      </w:r>
+    </w:p>
+    <w:p>
+      <w:pPr>
+        <w:numPr>
+          <w:ilvl w:val="0"/>
+          <w:numId w:val="19"/>
+        </w:numPr>
+      </w:pPr>
+      <w:r>
+        <w:t>file PDF</w:t>
+      </w:r>
+    </w:p>
+    <w:p>
+      <w:pPr>
+        <w:numPr>
+          <w:ilvl w:val="0"/>
+          <w:numId w:val="19"/>
+        </w:numPr>
+      </w:pPr>
+      <w:r>
+        <w:t>source code zip</w:t>
+      </w:r>
+    </w:p>
+    <w:p>
+      <w:pPr>
+        <w:numPr>
+          <w:ilvl w:val="0"/>
+          <w:numId w:val="19"/>
+        </w:numPr>
+      </w:pPr>
+      <w:r>
+        <w:t>link tài liệu</w:t>
+      </w:r>
+    </w:p>
+    <w:p>
+      <w:r>
+        <w:t>Tách riêng vì:</w:t>
+      </w:r>
+    </w:p>
+    <w:p>
+      <w:pPr>
+        <w:numPr>
+          <w:ilvl w:val="0"/>
+          <w:numId w:val="20"/>
+        </w:numPr>
+      </w:pPr>
+      <w:r>
+        <w:t>một lesson có nhiều resources</w:t>
+      </w:r>
+    </w:p>
+    <w:p>
+      <w:pPr>
+        <w:numPr>
+          <w:ilvl w:val="0"/>
+          <w:numId w:val="20"/>
+        </w:numPr>
+      </w:pPr>
+      <w:r>
+        <w:t>resource có metadata riêng (size/mimetype)</w:t>
+      </w:r>
+    </w:p>
+    <w:p>
+      <w:pPr>
+        <w:numPr>
+          <w:ilvl w:val="0"/>
+          <w:numId w:val="20"/>
+        </w:numPr>
+      </w:pPr>
+      <w:r>
+        <w:t>xóa resource không ảnh hưởng lesson</w:t>
+      </w:r>
+    </w:p>
+    <w:p>
+      <w:pPr>
+        <w:rPr>
+          <w:b/>
+          <w:bCs/>
+        </w:rPr>
+      </w:pPr>
+      <w:r>
+        <w:rPr>
+          <w:b/>
+          <w:bCs/>
+        </w:rPr>
+        <w:t>Field</w:t>
+      </w:r>
+    </w:p>
+    <w:p>
+      <w:pPr>
+        <w:numPr>
+          <w:ilvl w:val="0"/>
+          <w:numId w:val="21"/>
+        </w:numPr>
+      </w:pPr>
+      <w:r>
+        <w:rPr>
+          <w:b/>
+          <w:bCs/>
+        </w:rPr>
+        <w:t>lessonId</w:t>
+      </w:r>
+      <w:r>
+        <w:t>: tài nguyên thuộc bài nào (ObjectId của Lesson)</w:t>
+      </w:r>
+    </w:p>
+    <w:p>
+      <w:pPr>
+        <w:numPr>
+          <w:ilvl w:val="0"/>
+          <w:numId w:val="21"/>
+        </w:numPr>
+      </w:pPr>
+      <w:r>
+        <w:rPr>
+          <w:b/>
+          <w:bCs/>
+        </w:rPr>
+        <w:t>type</w:t>
+      </w:r>
+      <w:r>
+        <w:t>:</w:t>
+      </w:r>
+    </w:p>
+    <w:p>
+      <w:pPr>
+        <w:numPr>
+          <w:ilvl w:val="1"/>
+          <w:numId w:val="21"/>
+        </w:numPr>
+      </w:pPr>
+      <w:r>
+        <w:t>FILE: file tải về</w:t>
+      </w:r>
+    </w:p>
+    <w:p>
+      <w:pPr>
+        <w:numPr>
+          <w:ilvl w:val="1"/>
+          <w:numId w:val="21"/>
+        </w:numPr>
+      </w:pPr>
+      <w:r>
+        <w:t>LINK: đường dẫn</w:t>
+      </w:r>
+    </w:p>
+    <w:p>
+      <w:pPr>
+        <w:numPr>
+          <w:ilvl w:val="0"/>
+          <w:numId w:val="21"/>
+        </w:numPr>
+      </w:pPr>
+      <w:r>
+        <w:rPr>
+          <w:b/>
+          <w:bCs/>
+        </w:rPr>
+        <w:t>name</w:t>
+      </w:r>
+      <w:r>
+        <w:t>: tên hiển thị (vd: “Slide chương 1”)</w:t>
+      </w:r>
+    </w:p>
+    <w:p>
+      <w:pPr>
+        <w:numPr>
+          <w:ilvl w:val="0"/>
+          <w:numId w:val="21"/>
+        </w:numPr>
+      </w:pPr>
+      <w:r>
+        <w:rPr>
+          <w:b/>
+          <w:bCs/>
+        </w:rPr>
+        <w:t>url</w:t>
+      </w:r>
+      <w:r>
+        <w:t>: link download/link web</w:t>
+      </w:r>
+    </w:p>
+    <w:p>
+      <w:pPr>
+        <w:numPr>
+          <w:ilvl w:val="0"/>
+          <w:numId w:val="21"/>
+        </w:numPr>
+      </w:pPr>
+      <w:r>
+        <w:rPr>
+          <w:b/>
+          <w:bCs/>
+        </w:rPr>
+        <w:t>sizeBytes</w:t>
+      </w:r>
+      <w:r>
+        <w:t>: kích thước file (phục vụ UI)</w:t>
+      </w:r>
+    </w:p>
+    <w:p>
+      <w:pPr>
+        <w:numPr>
+          <w:ilvl w:val="0"/>
+          <w:numId w:val="21"/>
+        </w:numPr>
+      </w:pPr>
+      <w:r>
+        <w:rPr>
+          <w:b/>
+          <w:bCs/>
+        </w:rPr>
+        <w:t>mimeType</w:t>
+      </w:r>
+      <w:r>
+        <w:t>: kiểu file (pdf, zip...)</w:t>
+      </w:r>
+    </w:p>
+    <w:p>
+      <w:pPr>
+        <w:numPr>
+          <w:ilvl w:val="0"/>
+          <w:numId w:val="21"/>
+        </w:numPr>
+      </w:pPr>
+      <w:r>
+        <w:rPr>
+          <w:b/>
+          <w:bCs/>
+        </w:rPr>
+        <w:t>deletedAt</w:t>
+      </w:r>
+      <w:r>
+        <w:t>: xóa mềm resource</w:t>
+      </w:r>
+    </w:p>
+    <w:p>
+      <w:pPr>
+        <w:rPr>
+          <w:b/>
+          <w:bCs/>
+        </w:rPr>
+      </w:pPr>
+      <w:r>
+        <w:rPr>
+          <w:b/>
+          <w:bCs/>
+        </w:rPr>
+        <w:t>5) Coupon schema — “mã giảm giá theo khóa học”</w:t>
+      </w:r>
+    </w:p>
+    <w:p>
+      <w:r>
+        <w:t>courseId</w:t>
+      </w:r>
+    </w:p>
+    <w:p>
+      <w:r>
+        <w:t>code</w:t>
+      </w:r>
+    </w:p>
+    <w:p>
+      <w:r>
+        <w:t>discountType (PERCENT/AMOUNT)</w:t>
+      </w:r>
+    </w:p>
+    <w:p>
+      <w:r>
+        <w:t>discountValue</w:t>
+      </w:r>
+    </w:p>
+    <w:p>
+      <w:r>
+        <w:t>startAt, endAt</w:t>
+      </w:r>
+    </w:p>
+    <w:p>
+      <w:r>
+        <w:t>maxUses, usedCount</w:t>
+      </w:r>
+    </w:p>
+    <w:p>
+      <w:r>
+        <w:lastRenderedPageBreak/>
+        <w:t>status</w:t>
+      </w:r>
+    </w:p>
+    <w:p>
+      <w:r>
+        <w:t>timestamps</w:t>
+      </w:r>
+    </w:p>
+    <w:p>
+      <w:r>
+        <w:t>unique index: (courseId, code)</w:t>
+      </w:r>
+    </w:p>
+    <w:p>
+      <w:pPr>
+        <w:rPr>
+          <w:b/>
+          <w:bCs/>
+        </w:rPr>
+      </w:pPr>
+      <w:r>
+        <w:rPr>
+          <w:b/>
+          <w:bCs/>
+        </w:rPr>
+        <w:t>Mục đích</w:t>
+      </w:r>
+    </w:p>
+    <w:p>
+      <w:r>
+        <w:t>Cho phép giảng viên hoặc admin tạo mã giảm giá cho từng course.</w:t>
+      </w:r>
+    </w:p>
+    <w:p>
+      <w:pPr>
+        <w:rPr>
+          <w:b/>
+          <w:bCs/>
+        </w:rPr>
+      </w:pPr>
+      <w:r>
+        <w:rPr>
+          <w:b/>
+          <w:bCs/>
+        </w:rPr>
+        <w:t>Field</w:t>
+      </w:r>
+    </w:p>
+    <w:p>
+      <w:pPr>
+        <w:numPr>
+          <w:ilvl w:val="0"/>
+          <w:numId w:val="22"/>
+        </w:numPr>
+      </w:pPr>
+      <w:r>
+        <w:rPr>
+          <w:b/>
+          <w:bCs/>
+        </w:rPr>
+        <w:t>courseId</w:t>
+      </w:r>
+      <w:r>
+        <w:t>: coupon áp dụng cho course nào</w:t>
+      </w:r>
+    </w:p>
+    <w:p>
+      <w:pPr>
+        <w:numPr>
+          <w:ilvl w:val="0"/>
+          <w:numId w:val="22"/>
+        </w:numPr>
+      </w:pPr>
+      <w:r>
+        <w:rPr>
+          <w:b/>
+          <w:bCs/>
+        </w:rPr>
+        <w:t>code</w:t>
+      </w:r>
+      <w:r>
+        <w:t>: mã giảm giá user nhập (vd: TET2026)</w:t>
+      </w:r>
+    </w:p>
+    <w:p>
+      <w:pPr>
+        <w:numPr>
+          <w:ilvl w:val="0"/>
+          <w:numId w:val="22"/>
+        </w:numPr>
+      </w:pPr>
+      <w:r>
+        <w:rPr>
+          <w:b/>
+          <w:bCs/>
+        </w:rPr>
+        <w:t>discountType</w:t>
+      </w:r>
+      <w:r>
+        <w:t>:</w:t>
+      </w:r>
+    </w:p>
+    <w:p>
+      <w:pPr>
+        <w:numPr>
+          <w:ilvl w:val="1"/>
+          <w:numId w:val="22"/>
+        </w:numPr>
+      </w:pPr>
+      <w:r>
+        <w:t>PERCENT: giảm theo %</w:t>
+      </w:r>
+    </w:p>
+    <w:p>
+      <w:pPr>
+        <w:numPr>
+          <w:ilvl w:val="1"/>
+          <w:numId w:val="22"/>
+        </w:numPr>
+      </w:pPr>
+      <w:r>
+        <w:t>AMOUNT: giảm số tiền cố định</w:t>
+      </w:r>
+    </w:p>
+    <w:p>
+      <w:pPr>
+        <w:numPr>
+          <w:ilvl w:val="0"/>
+          <w:numId w:val="22"/>
+        </w:numPr>
+      </w:pPr>
+      <w:r>
+        <w:rPr>
+          <w:b/>
+          <w:bCs/>
+        </w:rPr>
+        <w:t>discountValue</w:t>
+      </w:r>
+      <w:r>
+        <w:t>: giá trị giảm (vd 20% hoặc 50000đ)</w:t>
+      </w:r>
+    </w:p>
+    <w:p>
+      <w:pPr>
+        <w:numPr>
+          <w:ilvl w:val="0"/>
+          <w:numId w:val="22"/>
+        </w:numPr>
+      </w:pPr>
+      <w:r>
+        <w:rPr>
+          <w:b/>
+          <w:bCs/>
+        </w:rPr>
+        <w:t>startAt/endAt</w:t>
+      </w:r>
+      <w:r>
+        <w:t>: thời gian hiệu lực</w:t>
+      </w:r>
+    </w:p>
+    <w:p>
+      <w:pPr>
+        <w:numPr>
+          <w:ilvl w:val="0"/>
+          <w:numId w:val="22"/>
+        </w:numPr>
+      </w:pPr>
+      <w:r>
+        <w:rPr>
+          <w:b/>
+          <w:bCs/>
+        </w:rPr>
+        <w:t>maxUses</w:t>
+      </w:r>
+      <w:r>
+        <w:t>:</w:t>
+      </w:r>
+    </w:p>
+    <w:p>
+      <w:pPr>
+        <w:numPr>
+          <w:ilvl w:val="1"/>
+          <w:numId w:val="22"/>
+        </w:numPr>
+      </w:pPr>
+      <w:r>
+        <w:t>0 = không giới hạn</w:t>
+      </w:r>
+    </w:p>
+    <w:p>
+      <w:pPr>
+        <w:numPr>
+          <w:ilvl w:val="0"/>
+          <w:numId w:val="22"/>
+        </w:numPr>
+      </w:pPr>
+      <w:r>
+        <w:rPr>
+          <w:b/>
+          <w:bCs/>
+        </w:rPr>
+        <w:t>usedCount</w:t>
+      </w:r>
+      <w:r>
+        <w:t>: đã dùng bao nhiêu lần</w:t>
+      </w:r>
+    </w:p>
+    <w:p>
+      <w:pPr>
+        <w:numPr>
+          <w:ilvl w:val="0"/>
+          <w:numId w:val="22"/>
+        </w:numPr>
+      </w:pPr>
+      <w:r>
+        <w:rPr>
+          <w:b/>
+          <w:bCs/>
+        </w:rPr>
+        <w:t>status</w:t>
+      </w:r>
+      <w:r>
+        <w:t>: bật/tắt coupon</w:t>
+      </w:r>
+    </w:p>
+    <w:p>
+      <w:pPr>
+        <w:numPr>
+          <w:ilvl w:val="0"/>
+          <w:numId w:val="22"/>
+        </w:numPr>
+      </w:pPr>
+      <w:r>
+        <w:t>Unique index (courseId, code) để không trùng mã trong cùng course.</w:t>
+      </w:r>
+    </w:p>
+    <w:p>
+      <w:pPr>
+        <w:rPr>
+          <w:b/>
+          <w:bCs/>
+        </w:rPr>
+      </w:pPr>
+      <w:r>
+        <w:rPr>
+          <w:b/>
+          <w:bCs/>
+        </w:rPr>
+        <w:t>6) Các mối quan hệ (thay cho foreign key trong SQL)</w:t>
+      </w:r>
+    </w:p>
+    <w:p>
+      <w:r>
+        <w:t>Trong SQL bạn có FK, Mongo thì bạn đang làm kiểu “reference bằng ID”.</w:t>
+      </w:r>
+    </w:p>
+    <w:p>
+      <w:pPr>
+        <w:numPr>
+          <w:ilvl w:val="0"/>
+          <w:numId w:val="23"/>
+        </w:numPr>
+      </w:pPr>
+      <w:r>
+        <w:t>Course (courseId) 1 — n Section (courseId)</w:t>
+      </w:r>
+    </w:p>
+    <w:p>
+      <w:pPr>
+        <w:numPr>
+          <w:ilvl w:val="0"/>
+          <w:numId w:val="23"/>
+        </w:numPr>
+      </w:pPr>
+      <w:r>
+        <w:t>Section (_id) 1 — n Lesson (sectionId)</w:t>
+      </w:r>
+    </w:p>
+    <w:p>
+      <w:pPr>
+        <w:numPr>
+          <w:ilvl w:val="0"/>
+          <w:numId w:val="23"/>
+        </w:numPr>
+      </w:pPr>
+      <w:r>
+        <w:t>Lesson (_id) 1 — n LessonResource (lessonId)</w:t>
+      </w:r>
+    </w:p>
+    <w:p>
+      <w:pPr>
+        <w:numPr>
+          <w:ilvl w:val="0"/>
+          <w:numId w:val="23"/>
+        </w:numPr>
+      </w:pPr>
+      <w:r>
+        <w:t>Course (courseId) 1 — n Coupon (courseId)</w:t>
+      </w:r>
+    </w:p>
+    <w:p>
+      <w:r>
+        <w:t>Bạn “join” bằng code:</w:t>
+      </w:r>
+    </w:p>
+    <w:p>
+      <w:pPr>
+        <w:numPr>
+          <w:ilvl w:val="0"/>
+          <w:numId w:val="24"/>
+        </w:numPr>
+      </w:pPr>
+      <w:r>
+        <w:t>lấy sections theo courseId</w:t>
+      </w:r>
+    </w:p>
+    <w:p>
+      <w:pPr>
+        <w:numPr>
+          <w:ilvl w:val="0"/>
+          <w:numId w:val="24"/>
+        </w:numPr>
+      </w:pPr>
+      <w:r>
+        <w:t>lấy lessons theo sectionId</w:t>
+      </w:r>
+    </w:p>
+    <w:p>
+      <w:pPr>
+        <w:numPr>
+          <w:ilvl w:val="0"/>
+          <w:numId w:val="24"/>
+        </w:numPr>
+      </w:pPr>
+      <w:r>
+        <w:t>lấy resources theo lessonId</w:t>
+      </w:r>
+    </w:p>
+    <w:p>
+      <w:pPr>
+        <w:rPr>
+          <w:b/>
+          <w:bCs/>
+        </w:rPr>
+      </w:pPr>
+      <w:r>
+        <w:rPr>
+          <w:b/>
+          <w:bCs/>
+        </w:rPr>
+        <w:t>7) Flow thực tế để bạn dễ hình dung</w:t>
+      </w:r>
+    </w:p>
+    <w:p>
+      <w:pPr>
+        <w:rPr>
+          <w:b/>
+          <w:bCs/>
+        </w:rPr>
+      </w:pPr>
+      <w:r>
+        <w:rPr>
+          <w:b/>
+          <w:bCs/>
+        </w:rPr>
+        <w:t>Hiển thị trang chi tiết khóa học</w:t>
+      </w:r>
+    </w:p>
+    <w:p>
+      <w:pPr>
+        <w:numPr>
+          <w:ilvl w:val="0"/>
+          <w:numId w:val="25"/>
+        </w:numPr>
+      </w:pPr>
+      <w:r>
+        <w:lastRenderedPageBreak/>
+        <w:t>Query Course theo courseId</w:t>
+      </w:r>
+    </w:p>
+    <w:p>
+      <w:pPr>
+        <w:numPr>
+          <w:ilvl w:val="0"/>
+          <w:numId w:val="25"/>
+        </w:numPr>
+      </w:pPr>
+      <w:r>
+        <w:t>Query Section theo courseId sort orderIndex</w:t>
+      </w:r>
+    </w:p>
+    <w:p>
+      <w:pPr>
+        <w:numPr>
+          <w:ilvl w:val="0"/>
+          <w:numId w:val="25"/>
+        </w:numPr>
+      </w:pPr>
+      <w:r>
+        <w:t>Query Lesson theo courseId hoặc theo từng sectionId</w:t>
+      </w:r>
+    </w:p>
+    <w:p>
+      <w:pPr>
+        <w:numPr>
+          <w:ilvl w:val="0"/>
+          <w:numId w:val="25"/>
+        </w:numPr>
+      </w:pPr>
+      <w:r>
+        <w:t>Khi user click vào lesson → query LessonResource theo lessonId</w:t>
+      </w:r>
+    </w:p>
+    <w:p>
+      <w:pPr>
+        <w:rPr>
+          <w:b/>
+          <w:bCs/>
+        </w:rPr>
+      </w:pPr>
+      <w:r>
+        <w:rPr>
+          <w:b/>
+          <w:bCs/>
+        </w:rPr>
+        <w:t>Áp coupon khi mua</w:t>
+      </w:r>
+    </w:p>
+    <w:p>
+      <w:pPr>
+        <w:numPr>
+          <w:ilvl w:val="0"/>
+          <w:numId w:val="26"/>
+        </w:numPr>
+      </w:pPr>
+      <w:r>
+        <w:t>Find coupon { courseId, code, status:'ACTIVE' }</w:t>
+      </w:r>
+    </w:p>
+    <w:p>
+      <w:pPr>
+        <w:numPr>
+          <w:ilvl w:val="0"/>
+          <w:numId w:val="26"/>
+        </w:numPr>
+      </w:pPr>
+      <w:r>
+        <w:t>Check time window startAt/endAt</w:t>
+      </w:r>
+    </w:p>
+    <w:p>
+      <w:pPr>
+        <w:numPr>
+          <w:ilvl w:val="0"/>
+          <w:numId w:val="26"/>
+        </w:numPr>
+      </w:pPr>
+      <w:r>
+        <w:t>Check limit maxUses/usedCount</w:t>
+      </w:r>
+    </w:p>
+    <w:p>
+      <w:pPr>
+        <w:numPr>
+          <w:ilvl w:val="0"/>
+          <w:numId w:val="26"/>
+        </w:numPr>
+      </w:pPr>
+      <w:r>
+        <w:t>Tính giá giảm theo type/value</w:t>
+      </w:r>
+    </w:p>
+    <w:p>
+      <w:r>
+        <w:t xml:space="preserve">Vì sao cần courseID trong lesson vì lesson chỉ có khoá ngoại n-1 với section thôi mà </w:t>
+      </w:r>
+    </w:p>
+    <w:p>
+      <w:pPr>
+        <w:rPr>
+          <w:b/>
+          <w:bCs/>
+        </w:rPr>
+      </w:pPr>
+      <w:r>
+        <w:rPr>
+          <w:b/>
+          <w:bCs/>
+        </w:rPr>
+        <w:t>Vì sao query theo từng section gây N+1?</w:t>
+      </w:r>
+    </w:p>
+    <w:p>
+      <w:r>
+        <w:t>Giả sử course có 20 section.</w:t>
+      </w:r>
+    </w:p>
+    <w:p>
+      <w:r>
+        <w:t>Cách “query từng section”:</w:t>
+      </w:r>
+    </w:p>
+    <w:p>
+      <w:pPr>
+        <w:numPr>
+          <w:ilvl w:val="0"/>
+          <w:numId w:val="27"/>
+        </w:numPr>
+      </w:pPr>
+      <w:r>
+        <w:t xml:space="preserve">Query sections: </w:t>
+      </w:r>
+      <w:r>
+        <w:rPr>
+          <w:b/>
+          <w:bCs/>
+        </w:rPr>
+        <w:t>1 query</w:t>
+      </w:r>
+    </w:p>
+    <w:p>
+      <w:pPr>
+        <w:numPr>
+          <w:ilvl w:val="0"/>
+          <w:numId w:val="27"/>
+        </w:numPr>
+      </w:pPr>
+      <w:r>
+        <w:t xml:space="preserve">Với mỗi section, query lessons: </w:t>
+      </w:r>
+      <w:r>
+        <w:rPr>
+          <w:b/>
+          <w:bCs/>
+        </w:rPr>
+        <w:t>20 query</w:t>
+      </w:r>
+    </w:p>
+    <w:p>
+      <w:r>
+        <w:t xml:space="preserve">Tổng: </w:t>
+      </w:r>
+      <w:r>
+        <w:rPr>
+          <w:b/>
+          <w:bCs/>
+        </w:rPr>
+        <w:t>21 query</w:t>
+      </w:r>
+      <w:r>
+        <w:br/>
+        <w:t xml:space="preserve">=&gt; Đây gọi là </w:t>
+      </w:r>
+      <w:r>
+        <w:rPr>
+          <w:b/>
+          <w:bCs/>
+        </w:rPr>
+        <w:t>N+1 problem</w:t>
+      </w:r>
+      <w:r>
+        <w:t xml:space="preserve"> (N = số section).</w:t>
+      </w:r>
+    </w:p>
+    <w:p>
+      <w:r>
+        <w:t>Nhiều query sẽ:</w:t>
+      </w:r>
+    </w:p>
+    <w:p>
+      <w:pPr>
+        <w:numPr>
+          <w:ilvl w:val="0"/>
+          <w:numId w:val="28"/>
+        </w:numPr>
+      </w:pPr>
+      <w:r>
+        <w:t>chậm hơn (network round-trip nhiều lần)</w:t>
+      </w:r>
+    </w:p>
+    <w:p>
+      <w:pPr>
+        <w:numPr>
+          <w:ilvl w:val="0"/>
+          <w:numId w:val="28"/>
+        </w:numPr>
+      </w:pPr>
+      <w:r>
+        <w:t>tốn connection pool</w:t>
+      </w:r>
+    </w:p>
+    <w:p>
+      <w:pPr>
+        <w:numPr>
+          <w:ilvl w:val="0"/>
+          <w:numId w:val="28"/>
+        </w:numPr>
+      </w:pPr>
+      <w:r>
+        <w:t>dễ bị lag khi load curriculum</w:t>
+      </w:r>
+    </w:p>
+    <w:p>
+      <w:r>
+        <w:pict w14:anchorId="779D79DB">
+          <v:rect id="_x0000_i1031" style="width:0;height:1.5pt" o:hralign="center" o:hrstd="t" o:hr="t" fillcolor="#a0a0a0" stroked="f"/>
+        </w:pict>
+      </w:r>
+    </w:p>
+    <w:p>
+      <w:pPr>
+        <w:rPr>
+          <w:b/>
+          <w:bCs/>
+        </w:rPr>
+      </w:pPr>
+      <w:r>
+        <w:rPr>
+          <w:b/>
+          <w:bCs/>
+        </w:rPr>
+        <w:t>5) “Cách tốt hơn” là query lesson theo courseId rồi group lại</w:t>
+      </w:r>
+    </w:p>
+    <w:p>
+      <w:r>
+        <w:t>Thay vì 21 query, bạn làm:</w:t>
+      </w:r>
+    </w:p>
+    <w:p>
+      <w:pPr>
+        <w:numPr>
+          <w:ilvl w:val="0"/>
+          <w:numId w:val="29"/>
+        </w:numPr>
+      </w:pPr>
+      <w:r>
+        <w:t>Query sections theo courseId (1 query)</w:t>
+      </w:r>
+    </w:p>
+    <w:p>
+      <w:pPr>
+        <w:numPr>
+          <w:ilvl w:val="0"/>
+          <w:numId w:val="29"/>
+        </w:numPr>
+      </w:pPr>
+      <w:r>
+        <w:t>Query lessons theo courseId (1 query)</w:t>
+      </w:r>
+      <w:r>
+        <w:br/>
+        <w:t xml:space="preserve">Tổng: </w:t>
+      </w:r>
+      <w:r>
+        <w:rPr>
+          <w:b/>
+          <w:bCs/>
+        </w:rPr>
+        <w:t>2 query</w:t>
+      </w:r>
+    </w:p>
+    <w:p/>
     <w:sectPr>
       <w:pgSz w:w="12240" w:h="15840"/>
       <w:pgMar w:top="1134" w:right="1134" w:bottom="1134" w:left="1701" w:header="720" w:footer="720" w:gutter="0"/>
@@ -1553,6 +3519,715 @@
 <file path=word/numbering.xml><?xml version="1.0" encoding="utf-8"?>
 <w:numbering xmlns:wpc="http://schemas.microsoft.com/office/word/2010/wordprocessingCanvas" xmlns:cx="http://schemas.microsoft.com/office/drawing/2014/chartex" xmlns:cx1="http://schemas.microsoft.com/office/drawing/2015/9/8/chartex" xmlns:cx2="http://schemas.microsoft.com/office/drawing/2015/10/21/chartex" xmlns:cx3="http://schemas.microsoft.com/office/drawing/2016/5/9/chartex" xmlns:cx4="http://schemas.microsoft.com/office/drawing/2016/5/10/chartex" xmlns:cx5="http://schemas.microsoft.com/office/drawing/2016/5/11/chartex" xmlns:cx6="http://schemas.microsoft.com/office/drawing/2016/5/12/chartex" xmlns:cx7="http://schemas.microsoft.com/office/drawing/2016/5/13/chartex" xmlns:cx8="http://schemas.microsoft.com/office/drawing/2016/5/14/chartex" xmlns:mc="http://schemas.openxmlformats.org/markup-compatibility/2006" xmlns:aink="http://schemas.microsoft.com/office/drawing/2016/ink" xmlns:am3d="http://schemas.microsoft.com/office/drawing/2017/model3d" xmlns:o="urn:schemas-microsoft-com:office:office" xmlns:oel="http://schemas.microsoft.com/office/2019/extlst" xmlns:r="http://schemas.openxmlformats.org/officeDocument/2006/relationships" xmlns:m="http://schemas.openxmlformats.org/officeDocument/2006/math" xmlns:v="urn:schemas-microsoft-com:vml" xmlns:wp14="http://schemas.microsoft.com/office/word/2010/wordprocessingDrawing" xmlns:wp="http://schemas.openxmlformats.org/drawingml/2006/wordprocessingDrawing" xmlns:w10="urn:schemas-microsoft-com:office:word" xmlns:w="http://schemas.openxmlformats.org/wordprocessingml/2006/main" xmlns:w14="http://schemas.microsoft.com/office/word/2010/wordml" xmlns:w15="http://schemas.microsoft.com/office/word/2012/wordml" xmlns:w16cex="http://schemas.microsoft.com/office/word/2018/wordml/cex" xmlns:w16cid="http://schemas.microsoft.com/office/word/2016/wordml/cid" xmlns:w16="http://schemas.microsoft.com/office/word/2018/wordml" xmlns:w16du="http://schemas.microsoft.com/office/word/2023/wordml/word16du" xmlns:w16sdtdh="http://schemas.microsoft.com/office/word/2020/wordml/sdtdatahash" xmlns:w16sdtfl="http://schemas.microsoft.com/office/word/2024/wordml/sdtformatlock" xmlns:w16se="http://schemas.microsoft.com/office/word/2015/wordml/symex" xmlns:wpg="http://schemas.microsoft.com/office/word/2010/wordprocessingGroup" xmlns:wpi="http://schemas.microsoft.com/office/word/2010/wordprocessingInk" xmlns:wne="http://schemas.microsoft.com/office/word/2006/wordml" xmlns:wps="http://schemas.microsoft.com/office/word/2010/wordprocessingShape" mc:Ignorable="w14 w15 w16se w16cid w16 w16cex w16sdtdh w16sdtfl w16du wp14">
   <w:abstractNum w:abstractNumId="0" w15:restartNumberingAfterBreak="0">
+    <w:nsid w:val="09D60B01"/>
+    <w:multiLevelType w:val="multilevel"/>
+    <w:tmpl w:val="8C06649E"/>
+    <w:lvl w:ilvl="0">
+      <w:start w:val="1"/>
+      <w:numFmt w:val="bullet"/>
+      <w:lvlText w:val=""/>
+      <w:lvlJc w:val="left"/>
+      <w:pPr>
+        <w:tabs>
+          <w:tab w:val="num" w:pos="720"/>
+        </w:tabs>
+        <w:ind w:left="720" w:hanging="360"/>
+      </w:pPr>
+      <w:rPr>
+        <w:rFonts w:ascii="Symbol" w:hAnsi="Symbol" w:hint="default"/>
+        <w:sz w:val="20"/>
+      </w:rPr>
+    </w:lvl>
+    <w:lvl w:ilvl="1" w:tentative="1">
+      <w:start w:val="1"/>
+      <w:numFmt w:val="bullet"/>
+      <w:lvlText w:val="o"/>
+      <w:lvlJc w:val="left"/>
+      <w:pPr>
+        <w:tabs>
+          <w:tab w:val="num" w:pos="1440"/>
+        </w:tabs>
+        <w:ind w:left="1440" w:hanging="360"/>
+      </w:pPr>
+      <w:rPr>
+        <w:rFonts w:ascii="Courier New" w:hAnsi="Courier New" w:hint="default"/>
+        <w:sz w:val="20"/>
+      </w:rPr>
+    </w:lvl>
+    <w:lvl w:ilvl="2" w:tentative="1">
+      <w:start w:val="1"/>
+      <w:numFmt w:val="bullet"/>
+      <w:lvlText w:val=""/>
+      <w:lvlJc w:val="left"/>
+      <w:pPr>
+        <w:tabs>
+          <w:tab w:val="num" w:pos="2160"/>
+        </w:tabs>
+        <w:ind w:left="2160" w:hanging="360"/>
+      </w:pPr>
+      <w:rPr>
+        <w:rFonts w:ascii="Wingdings" w:hAnsi="Wingdings" w:hint="default"/>
+        <w:sz w:val="20"/>
+      </w:rPr>
+    </w:lvl>
+    <w:lvl w:ilvl="3" w:tentative="1">
+      <w:start w:val="1"/>
+      <w:numFmt w:val="bullet"/>
+      <w:lvlText w:val=""/>
+      <w:lvlJc w:val="left"/>
+      <w:pPr>
+        <w:tabs>
+          <w:tab w:val="num" w:pos="2880"/>
+        </w:tabs>
+        <w:ind w:left="2880" w:hanging="360"/>
+      </w:pPr>
+      <w:rPr>
+        <w:rFonts w:ascii="Wingdings" w:hAnsi="Wingdings" w:hint="default"/>
+        <w:sz w:val="20"/>
+      </w:rPr>
+    </w:lvl>
+    <w:lvl w:ilvl="4" w:tentative="1">
+      <w:start w:val="1"/>
+      <w:numFmt w:val="bullet"/>
+      <w:lvlText w:val=""/>
+      <w:lvlJc w:val="left"/>
+      <w:pPr>
+        <w:tabs>
+          <w:tab w:val="num" w:pos="3600"/>
+        </w:tabs>
+        <w:ind w:left="3600" w:hanging="360"/>
+      </w:pPr>
+      <w:rPr>
+        <w:rFonts w:ascii="Wingdings" w:hAnsi="Wingdings" w:hint="default"/>
+        <w:sz w:val="20"/>
+      </w:rPr>
+    </w:lvl>
+    <w:lvl w:ilvl="5" w:tentative="1">
+      <w:start w:val="1"/>
+      <w:numFmt w:val="bullet"/>
+      <w:lvlText w:val=""/>
+      <w:lvlJc w:val="left"/>
+      <w:pPr>
+        <w:tabs>
+          <w:tab w:val="num" w:pos="4320"/>
+        </w:tabs>
+        <w:ind w:left="4320" w:hanging="360"/>
+      </w:pPr>
+      <w:rPr>
+        <w:rFonts w:ascii="Wingdings" w:hAnsi="Wingdings" w:hint="default"/>
+        <w:sz w:val="20"/>
+      </w:rPr>
+    </w:lvl>
+    <w:lvl w:ilvl="6" w:tentative="1">
+      <w:start w:val="1"/>
+      <w:numFmt w:val="bullet"/>
+      <w:lvlText w:val=""/>
+      <w:lvlJc w:val="left"/>
+      <w:pPr>
+        <w:tabs>
+          <w:tab w:val="num" w:pos="5040"/>
+        </w:tabs>
+        <w:ind w:left="5040" w:hanging="360"/>
+      </w:pPr>
+      <w:rPr>
+        <w:rFonts w:ascii="Wingdings" w:hAnsi="Wingdings" w:hint="default"/>
+        <w:sz w:val="20"/>
+      </w:rPr>
+    </w:lvl>
+    <w:lvl w:ilvl="7" w:tentative="1">
+      <w:start w:val="1"/>
+      <w:numFmt w:val="bullet"/>
+      <w:lvlText w:val=""/>
+      <w:lvlJc w:val="left"/>
+      <w:pPr>
+        <w:tabs>
+          <w:tab w:val="num" w:pos="5760"/>
+        </w:tabs>
+        <w:ind w:left="5760" w:hanging="360"/>
+      </w:pPr>
+      <w:rPr>
+        <w:rFonts w:ascii="Wingdings" w:hAnsi="Wingdings" w:hint="default"/>
+        <w:sz w:val="20"/>
+      </w:rPr>
+    </w:lvl>
+    <w:lvl w:ilvl="8" w:tentative="1">
+      <w:start w:val="1"/>
+      <w:numFmt w:val="bullet"/>
+      <w:lvlText w:val=""/>
+      <w:lvlJc w:val="left"/>
+      <w:pPr>
+        <w:tabs>
+          <w:tab w:val="num" w:pos="6480"/>
+        </w:tabs>
+        <w:ind w:left="6480" w:hanging="360"/>
+      </w:pPr>
+      <w:rPr>
+        <w:rFonts w:ascii="Wingdings" w:hAnsi="Wingdings" w:hint="default"/>
+        <w:sz w:val="20"/>
+      </w:rPr>
+    </w:lvl>
+  </w:abstractNum>
+  <w:abstractNum w:abstractNumId="1" w15:restartNumberingAfterBreak="0">
+    <w:nsid w:val="0AD23D3E"/>
+    <w:multiLevelType w:val="multilevel"/>
+    <w:tmpl w:val="4C7CA914"/>
+    <w:lvl w:ilvl="0">
+      <w:start w:val="1"/>
+      <w:numFmt w:val="bullet"/>
+      <w:lvlText w:val=""/>
+      <w:lvlJc w:val="left"/>
+      <w:pPr>
+        <w:tabs>
+          <w:tab w:val="num" w:pos="720"/>
+        </w:tabs>
+        <w:ind w:left="720" w:hanging="360"/>
+      </w:pPr>
+      <w:rPr>
+        <w:rFonts w:ascii="Symbol" w:hAnsi="Symbol" w:hint="default"/>
+        <w:sz w:val="20"/>
+      </w:rPr>
+    </w:lvl>
+    <w:lvl w:ilvl="1" w:tentative="1">
+      <w:start w:val="1"/>
+      <w:numFmt w:val="bullet"/>
+      <w:lvlText w:val="o"/>
+      <w:lvlJc w:val="left"/>
+      <w:pPr>
+        <w:tabs>
+          <w:tab w:val="num" w:pos="1440"/>
+        </w:tabs>
+        <w:ind w:left="1440" w:hanging="360"/>
+      </w:pPr>
+      <w:rPr>
+        <w:rFonts w:ascii="Courier New" w:hAnsi="Courier New" w:hint="default"/>
+        <w:sz w:val="20"/>
+      </w:rPr>
+    </w:lvl>
+    <w:lvl w:ilvl="2" w:tentative="1">
+      <w:start w:val="1"/>
+      <w:numFmt w:val="bullet"/>
+      <w:lvlText w:val=""/>
+      <w:lvlJc w:val="left"/>
+      <w:pPr>
+        <w:tabs>
+          <w:tab w:val="num" w:pos="2160"/>
+        </w:tabs>
+        <w:ind w:left="2160" w:hanging="360"/>
+      </w:pPr>
+      <w:rPr>
+        <w:rFonts w:ascii="Wingdings" w:hAnsi="Wingdings" w:hint="default"/>
+        <w:sz w:val="20"/>
+      </w:rPr>
+    </w:lvl>
+    <w:lvl w:ilvl="3" w:tentative="1">
+      <w:start w:val="1"/>
+      <w:numFmt w:val="bullet"/>
+      <w:lvlText w:val=""/>
+      <w:lvlJc w:val="left"/>
+      <w:pPr>
+        <w:tabs>
+          <w:tab w:val="num" w:pos="2880"/>
+        </w:tabs>
+        <w:ind w:left="2880" w:hanging="360"/>
+      </w:pPr>
+      <w:rPr>
+        <w:rFonts w:ascii="Wingdings" w:hAnsi="Wingdings" w:hint="default"/>
+        <w:sz w:val="20"/>
+      </w:rPr>
+    </w:lvl>
+    <w:lvl w:ilvl="4" w:tentative="1">
+      <w:start w:val="1"/>
+      <w:numFmt w:val="bullet"/>
+      <w:lvlText w:val=""/>
+      <w:lvlJc w:val="left"/>
+      <w:pPr>
+        <w:tabs>
+          <w:tab w:val="num" w:pos="3600"/>
+        </w:tabs>
+        <w:ind w:left="3600" w:hanging="360"/>
+      </w:pPr>
+      <w:rPr>
+        <w:rFonts w:ascii="Wingdings" w:hAnsi="Wingdings" w:hint="default"/>
+        <w:sz w:val="20"/>
+      </w:rPr>
+    </w:lvl>
+    <w:lvl w:ilvl="5" w:tentative="1">
+      <w:start w:val="1"/>
+      <w:numFmt w:val="bullet"/>
+      <w:lvlText w:val=""/>
+      <w:lvlJc w:val="left"/>
+      <w:pPr>
+        <w:tabs>
+          <w:tab w:val="num" w:pos="4320"/>
+        </w:tabs>
+        <w:ind w:left="4320" w:hanging="360"/>
+      </w:pPr>
+      <w:rPr>
+        <w:rFonts w:ascii="Wingdings" w:hAnsi="Wingdings" w:hint="default"/>
+        <w:sz w:val="20"/>
+      </w:rPr>
+    </w:lvl>
+    <w:lvl w:ilvl="6" w:tentative="1">
+      <w:start w:val="1"/>
+      <w:numFmt w:val="bullet"/>
+      <w:lvlText w:val=""/>
+      <w:lvlJc w:val="left"/>
+      <w:pPr>
+        <w:tabs>
+          <w:tab w:val="num" w:pos="5040"/>
+        </w:tabs>
+        <w:ind w:left="5040" w:hanging="360"/>
+      </w:pPr>
+      <w:rPr>
+        <w:rFonts w:ascii="Wingdings" w:hAnsi="Wingdings" w:hint="default"/>
+        <w:sz w:val="20"/>
+      </w:rPr>
+    </w:lvl>
+    <w:lvl w:ilvl="7" w:tentative="1">
+      <w:start w:val="1"/>
+      <w:numFmt w:val="bullet"/>
+      <w:lvlText w:val=""/>
+      <w:lvlJc w:val="left"/>
+      <w:pPr>
+        <w:tabs>
+          <w:tab w:val="num" w:pos="5760"/>
+        </w:tabs>
+        <w:ind w:left="5760" w:hanging="360"/>
+      </w:pPr>
+      <w:rPr>
+        <w:rFonts w:ascii="Wingdings" w:hAnsi="Wingdings" w:hint="default"/>
+        <w:sz w:val="20"/>
+      </w:rPr>
+    </w:lvl>
+    <w:lvl w:ilvl="8" w:tentative="1">
+      <w:start w:val="1"/>
+      <w:numFmt w:val="bullet"/>
+      <w:lvlText w:val=""/>
+      <w:lvlJc w:val="left"/>
+      <w:pPr>
+        <w:tabs>
+          <w:tab w:val="num" w:pos="6480"/>
+        </w:tabs>
+        <w:ind w:left="6480" w:hanging="360"/>
+      </w:pPr>
+      <w:rPr>
+        <w:rFonts w:ascii="Wingdings" w:hAnsi="Wingdings" w:hint="default"/>
+        <w:sz w:val="20"/>
+      </w:rPr>
+    </w:lvl>
+  </w:abstractNum>
+  <w:abstractNum w:abstractNumId="2" w15:restartNumberingAfterBreak="0">
+    <w:nsid w:val="0CAC4262"/>
+    <w:multiLevelType w:val="multilevel"/>
+    <w:tmpl w:val="D39EFC1A"/>
+    <w:lvl w:ilvl="0">
+      <w:start w:val="1"/>
+      <w:numFmt w:val="bullet"/>
+      <w:lvlText w:val=""/>
+      <w:lvlJc w:val="left"/>
+      <w:pPr>
+        <w:tabs>
+          <w:tab w:val="num" w:pos="720"/>
+        </w:tabs>
+        <w:ind w:left="720" w:hanging="360"/>
+      </w:pPr>
+      <w:rPr>
+        <w:rFonts w:ascii="Symbol" w:hAnsi="Symbol" w:hint="default"/>
+        <w:sz w:val="20"/>
+      </w:rPr>
+    </w:lvl>
+    <w:lvl w:ilvl="1" w:tentative="1">
+      <w:start w:val="1"/>
+      <w:numFmt w:val="bullet"/>
+      <w:lvlText w:val="o"/>
+      <w:lvlJc w:val="left"/>
+      <w:pPr>
+        <w:tabs>
+          <w:tab w:val="num" w:pos="1440"/>
+        </w:tabs>
+        <w:ind w:left="1440" w:hanging="360"/>
+      </w:pPr>
+      <w:rPr>
+        <w:rFonts w:ascii="Courier New" w:hAnsi="Courier New" w:hint="default"/>
+        <w:sz w:val="20"/>
+      </w:rPr>
+    </w:lvl>
+    <w:lvl w:ilvl="2" w:tentative="1">
+      <w:start w:val="1"/>
+      <w:numFmt w:val="bullet"/>
+      <w:lvlText w:val=""/>
+      <w:lvlJc w:val="left"/>
+      <w:pPr>
+        <w:tabs>
+          <w:tab w:val="num" w:pos="2160"/>
+        </w:tabs>
+        <w:ind w:left="2160" w:hanging="360"/>
+      </w:pPr>
+      <w:rPr>
+        <w:rFonts w:ascii="Wingdings" w:hAnsi="Wingdings" w:hint="default"/>
+        <w:sz w:val="20"/>
+      </w:rPr>
+    </w:lvl>
+    <w:lvl w:ilvl="3" w:tentative="1">
+      <w:start w:val="1"/>
+      <w:numFmt w:val="bullet"/>
+      <w:lvlText w:val=""/>
+      <w:lvlJc w:val="left"/>
+      <w:pPr>
+        <w:tabs>
+          <w:tab w:val="num" w:pos="2880"/>
+        </w:tabs>
+        <w:ind w:left="2880" w:hanging="360"/>
+      </w:pPr>
+      <w:rPr>
+        <w:rFonts w:ascii="Wingdings" w:hAnsi="Wingdings" w:hint="default"/>
+        <w:sz w:val="20"/>
+      </w:rPr>
+    </w:lvl>
+    <w:lvl w:ilvl="4" w:tentative="1">
+      <w:start w:val="1"/>
+      <w:numFmt w:val="bullet"/>
+      <w:lvlText w:val=""/>
+      <w:lvlJc w:val="left"/>
+      <w:pPr>
+        <w:tabs>
+          <w:tab w:val="num" w:pos="3600"/>
+        </w:tabs>
+        <w:ind w:left="3600" w:hanging="360"/>
+      </w:pPr>
+      <w:rPr>
+        <w:rFonts w:ascii="Wingdings" w:hAnsi="Wingdings" w:hint="default"/>
+        <w:sz w:val="20"/>
+      </w:rPr>
+    </w:lvl>
+    <w:lvl w:ilvl="5" w:tentative="1">
+      <w:start w:val="1"/>
+      <w:numFmt w:val="bullet"/>
+      <w:lvlText w:val=""/>
+      <w:lvlJc w:val="left"/>
+      <w:pPr>
+        <w:tabs>
+          <w:tab w:val="num" w:pos="4320"/>
+        </w:tabs>
+        <w:ind w:left="4320" w:hanging="360"/>
+      </w:pPr>
+      <w:rPr>
+        <w:rFonts w:ascii="Wingdings" w:hAnsi="Wingdings" w:hint="default"/>
+        <w:sz w:val="20"/>
+      </w:rPr>
+    </w:lvl>
+    <w:lvl w:ilvl="6" w:tentative="1">
+      <w:start w:val="1"/>
+      <w:numFmt w:val="bullet"/>
+      <w:lvlText w:val=""/>
+      <w:lvlJc w:val="left"/>
+      <w:pPr>
+        <w:tabs>
+          <w:tab w:val="num" w:pos="5040"/>
+        </w:tabs>
+        <w:ind w:left="5040" w:hanging="360"/>
+      </w:pPr>
+      <w:rPr>
+        <w:rFonts w:ascii="Wingdings" w:hAnsi="Wingdings" w:hint="default"/>
+        <w:sz w:val="20"/>
+      </w:rPr>
+    </w:lvl>
+    <w:lvl w:ilvl="7" w:tentative="1">
+      <w:start w:val="1"/>
+      <w:numFmt w:val="bullet"/>
+      <w:lvlText w:val=""/>
+      <w:lvlJc w:val="left"/>
+      <w:pPr>
+        <w:tabs>
+          <w:tab w:val="num" w:pos="5760"/>
+        </w:tabs>
+        <w:ind w:left="5760" w:hanging="360"/>
+      </w:pPr>
+      <w:rPr>
+        <w:rFonts w:ascii="Wingdings" w:hAnsi="Wingdings" w:hint="default"/>
+        <w:sz w:val="20"/>
+      </w:rPr>
+    </w:lvl>
+    <w:lvl w:ilvl="8" w:tentative="1">
+      <w:start w:val="1"/>
+      <w:numFmt w:val="bullet"/>
+      <w:lvlText w:val=""/>
+      <w:lvlJc w:val="left"/>
+      <w:pPr>
+        <w:tabs>
+          <w:tab w:val="num" w:pos="6480"/>
+        </w:tabs>
+        <w:ind w:left="6480" w:hanging="360"/>
+      </w:pPr>
+      <w:rPr>
+        <w:rFonts w:ascii="Wingdings" w:hAnsi="Wingdings" w:hint="default"/>
+        <w:sz w:val="20"/>
+      </w:rPr>
+    </w:lvl>
+  </w:abstractNum>
+  <w:abstractNum w:abstractNumId="3" w15:restartNumberingAfterBreak="0">
+    <w:nsid w:val="116D2AC9"/>
+    <w:multiLevelType w:val="multilevel"/>
+    <w:tmpl w:val="4D540C86"/>
+    <w:lvl w:ilvl="0">
+      <w:start w:val="1"/>
+      <w:numFmt w:val="decimal"/>
+      <w:lvlText w:val="%1."/>
+      <w:lvlJc w:val="left"/>
+      <w:pPr>
+        <w:tabs>
+          <w:tab w:val="num" w:pos="720"/>
+        </w:tabs>
+        <w:ind w:left="720" w:hanging="360"/>
+      </w:pPr>
+    </w:lvl>
+    <w:lvl w:ilvl="1" w:tentative="1">
+      <w:start w:val="1"/>
+      <w:numFmt w:val="decimal"/>
+      <w:lvlText w:val="%2."/>
+      <w:lvlJc w:val="left"/>
+      <w:pPr>
+        <w:tabs>
+          <w:tab w:val="num" w:pos="1440"/>
+        </w:tabs>
+        <w:ind w:left="1440" w:hanging="360"/>
+      </w:pPr>
+    </w:lvl>
+    <w:lvl w:ilvl="2" w:tentative="1">
+      <w:start w:val="1"/>
+      <w:numFmt w:val="decimal"/>
+      <w:lvlText w:val="%3."/>
+      <w:lvlJc w:val="left"/>
+      <w:pPr>
+        <w:tabs>
+          <w:tab w:val="num" w:pos="2160"/>
+        </w:tabs>
+        <w:ind w:left="2160" w:hanging="360"/>
+      </w:pPr>
+    </w:lvl>
+    <w:lvl w:ilvl="3" w:tentative="1">
+      <w:start w:val="1"/>
+      <w:numFmt w:val="decimal"/>
+      <w:lvlText w:val="%4."/>
+      <w:lvlJc w:val="left"/>
+      <w:pPr>
+        <w:tabs>
+          <w:tab w:val="num" w:pos="2880"/>
+        </w:tabs>
+        <w:ind w:left="2880" w:hanging="360"/>
+      </w:pPr>
+    </w:lvl>
+    <w:lvl w:ilvl="4" w:tentative="1">
+      <w:start w:val="1"/>
+      <w:numFmt w:val="decimal"/>
+      <w:lvlText w:val="%5."/>
+      <w:lvlJc w:val="left"/>
+      <w:pPr>
+        <w:tabs>
+          <w:tab w:val="num" w:pos="3600"/>
+        </w:tabs>
+        <w:ind w:left="3600" w:hanging="360"/>
+      </w:pPr>
+    </w:lvl>
+    <w:lvl w:ilvl="5" w:tentative="1">
+      <w:start w:val="1"/>
+      <w:numFmt w:val="decimal"/>
+      <w:lvlText w:val="%6."/>
+      <w:lvlJc w:val="left"/>
+      <w:pPr>
+        <w:tabs>
+          <w:tab w:val="num" w:pos="4320"/>
+        </w:tabs>
+        <w:ind w:left="4320" w:hanging="360"/>
+      </w:pPr>
+    </w:lvl>
+    <w:lvl w:ilvl="6" w:tentative="1">
+      <w:start w:val="1"/>
+      <w:numFmt w:val="decimal"/>
+      <w:lvlText w:val="%7."/>
+      <w:lvlJc w:val="left"/>
+      <w:pPr>
+        <w:tabs>
+          <w:tab w:val="num" w:pos="5040"/>
+        </w:tabs>
+        <w:ind w:left="5040" w:hanging="360"/>
+      </w:pPr>
+    </w:lvl>
+    <w:lvl w:ilvl="7" w:tentative="1">
+      <w:start w:val="1"/>
+      <w:numFmt w:val="decimal"/>
+      <w:lvlText w:val="%8."/>
+      <w:lvlJc w:val="left"/>
+      <w:pPr>
+        <w:tabs>
+          <w:tab w:val="num" w:pos="5760"/>
+        </w:tabs>
+        <w:ind w:left="5760" w:hanging="360"/>
+      </w:pPr>
+    </w:lvl>
+    <w:lvl w:ilvl="8" w:tentative="1">
+      <w:start w:val="1"/>
+      <w:numFmt w:val="decimal"/>
+      <w:lvlText w:val="%9."/>
+      <w:lvlJc w:val="left"/>
+      <w:pPr>
+        <w:tabs>
+          <w:tab w:val="num" w:pos="6480"/>
+        </w:tabs>
+        <w:ind w:left="6480" w:hanging="360"/>
+      </w:pPr>
+    </w:lvl>
+  </w:abstractNum>
+  <w:abstractNum w:abstractNumId="4" w15:restartNumberingAfterBreak="0">
+    <w:nsid w:val="12DA6CE8"/>
+    <w:multiLevelType w:val="multilevel"/>
+    <w:tmpl w:val="A87290EE"/>
+    <w:lvl w:ilvl="0">
+      <w:start w:val="1"/>
+      <w:numFmt w:val="bullet"/>
+      <w:lvlText w:val=""/>
+      <w:lvlJc w:val="left"/>
+      <w:pPr>
+        <w:tabs>
+          <w:tab w:val="num" w:pos="720"/>
+        </w:tabs>
+        <w:ind w:left="720" w:hanging="360"/>
+      </w:pPr>
+      <w:rPr>
+        <w:rFonts w:ascii="Symbol" w:hAnsi="Symbol" w:hint="default"/>
+        <w:sz w:val="20"/>
+      </w:rPr>
+    </w:lvl>
+    <w:lvl w:ilvl="1">
+      <w:start w:val="1"/>
+      <w:numFmt w:val="bullet"/>
+      <w:lvlText w:val="o"/>
+      <w:lvlJc w:val="left"/>
+      <w:pPr>
+        <w:tabs>
+          <w:tab w:val="num" w:pos="1440"/>
+        </w:tabs>
+        <w:ind w:left="1440" w:hanging="360"/>
+      </w:pPr>
+      <w:rPr>
+        <w:rFonts w:ascii="Courier New" w:hAnsi="Courier New" w:hint="default"/>
+        <w:sz w:val="20"/>
+      </w:rPr>
+    </w:lvl>
+    <w:lvl w:ilvl="2" w:tentative="1">
+      <w:start w:val="1"/>
+      <w:numFmt w:val="bullet"/>
+      <w:lvlText w:val=""/>
+      <w:lvlJc w:val="left"/>
+      <w:pPr>
+        <w:tabs>
+          <w:tab w:val="num" w:pos="2160"/>
+        </w:tabs>
+        <w:ind w:left="2160" w:hanging="360"/>
+      </w:pPr>
+      <w:rPr>
+        <w:rFonts w:ascii="Wingdings" w:hAnsi="Wingdings" w:hint="default"/>
+        <w:sz w:val="20"/>
+      </w:rPr>
+    </w:lvl>
+    <w:lvl w:ilvl="3" w:tentative="1">
+      <w:start w:val="1"/>
+      <w:numFmt w:val="bullet"/>
+      <w:lvlText w:val=""/>
+      <w:lvlJc w:val="left"/>
+      <w:pPr>
+        <w:tabs>
+          <w:tab w:val="num" w:pos="2880"/>
+        </w:tabs>
+        <w:ind w:left="2880" w:hanging="360"/>
+      </w:pPr>
+      <w:rPr>
+        <w:rFonts w:ascii="Wingdings" w:hAnsi="Wingdings" w:hint="default"/>
+        <w:sz w:val="20"/>
+      </w:rPr>
+    </w:lvl>
+    <w:lvl w:ilvl="4" w:tentative="1">
+      <w:start w:val="1"/>
+      <w:numFmt w:val="bullet"/>
+      <w:lvlText w:val=""/>
+      <w:lvlJc w:val="left"/>
+      <w:pPr>
+        <w:tabs>
+          <w:tab w:val="num" w:pos="3600"/>
+        </w:tabs>
+        <w:ind w:left="3600" w:hanging="360"/>
+      </w:pPr>
+      <w:rPr>
+        <w:rFonts w:ascii="Wingdings" w:hAnsi="Wingdings" w:hint="default"/>
+        <w:sz w:val="20"/>
+      </w:rPr>
+    </w:lvl>
+    <w:lvl w:ilvl="5" w:tentative="1">
+      <w:start w:val="1"/>
+      <w:numFmt w:val="bullet"/>
+      <w:lvlText w:val=""/>
+      <w:lvlJc w:val="left"/>
+      <w:pPr>
+        <w:tabs>
+          <w:tab w:val="num" w:pos="4320"/>
+        </w:tabs>
+        <w:ind w:left="4320" w:hanging="360"/>
+      </w:pPr>
+      <w:rPr>
+        <w:rFonts w:ascii="Wingdings" w:hAnsi="Wingdings" w:hint="default"/>
+        <w:sz w:val="20"/>
+      </w:rPr>
+    </w:lvl>
+    <w:lvl w:ilvl="6" w:tentative="1">
+      <w:start w:val="1"/>
+      <w:numFmt w:val="bullet"/>
+      <w:lvlText w:val=""/>
+      <w:lvlJc w:val="left"/>
+      <w:pPr>
+        <w:tabs>
+          <w:tab w:val="num" w:pos="5040"/>
+        </w:tabs>
+        <w:ind w:left="5040" w:hanging="360"/>
+      </w:pPr>
+      <w:rPr>
+        <w:rFonts w:ascii="Wingdings" w:hAnsi="Wingdings" w:hint="default"/>
+        <w:sz w:val="20"/>
+      </w:rPr>
+    </w:lvl>
+    <w:lvl w:ilvl="7" w:tentative="1">
+      <w:start w:val="1"/>
+      <w:numFmt w:val="bullet"/>
+      <w:lvlText w:val=""/>
+      <w:lvlJc w:val="left"/>
+      <w:pPr>
+        <w:tabs>
+          <w:tab w:val="num" w:pos="5760"/>
+        </w:tabs>
+        <w:ind w:left="5760" w:hanging="360"/>
+      </w:pPr>
+      <w:rPr>
+        <w:rFonts w:ascii="Wingdings" w:hAnsi="Wingdings" w:hint="default"/>
+        <w:sz w:val="20"/>
+      </w:rPr>
+    </w:lvl>
+    <w:lvl w:ilvl="8" w:tentative="1">
+      <w:start w:val="1"/>
+      <w:numFmt w:val="bullet"/>
+      <w:lvlText w:val=""/>
+      <w:lvlJc w:val="left"/>
+      <w:pPr>
+        <w:tabs>
+          <w:tab w:val="num" w:pos="6480"/>
+        </w:tabs>
+        <w:ind w:left="6480" w:hanging="360"/>
+      </w:pPr>
+      <w:rPr>
+        <w:rFonts w:ascii="Wingdings" w:hAnsi="Wingdings" w:hint="default"/>
+        <w:sz w:val="20"/>
+      </w:rPr>
+    </w:lvl>
+  </w:abstractNum>
+  <w:abstractNum w:abstractNumId="5" w15:restartNumberingAfterBreak="0">
     <w:nsid w:val="19C37D0C"/>
     <w:multiLevelType w:val="multilevel"/>
     <w:tmpl w:val="158606C4"/>
@@ -1701,7 +4376,1425 @@
       </w:rPr>
     </w:lvl>
   </w:abstractNum>
-  <w:abstractNum w:abstractNumId="1" w15:restartNumberingAfterBreak="0">
+  <w:abstractNum w:abstractNumId="6" w15:restartNumberingAfterBreak="0">
+    <w:nsid w:val="19E7564E"/>
+    <w:multiLevelType w:val="multilevel"/>
+    <w:tmpl w:val="5C024A38"/>
+    <w:lvl w:ilvl="0">
+      <w:start w:val="1"/>
+      <w:numFmt w:val="bullet"/>
+      <w:lvlText w:val=""/>
+      <w:lvlJc w:val="left"/>
+      <w:pPr>
+        <w:tabs>
+          <w:tab w:val="num" w:pos="720"/>
+        </w:tabs>
+        <w:ind w:left="720" w:hanging="360"/>
+      </w:pPr>
+      <w:rPr>
+        <w:rFonts w:ascii="Symbol" w:hAnsi="Symbol" w:hint="default"/>
+        <w:sz w:val="20"/>
+      </w:rPr>
+    </w:lvl>
+    <w:lvl w:ilvl="1" w:tentative="1">
+      <w:start w:val="1"/>
+      <w:numFmt w:val="bullet"/>
+      <w:lvlText w:val="o"/>
+      <w:lvlJc w:val="left"/>
+      <w:pPr>
+        <w:tabs>
+          <w:tab w:val="num" w:pos="1440"/>
+        </w:tabs>
+        <w:ind w:left="1440" w:hanging="360"/>
+      </w:pPr>
+      <w:rPr>
+        <w:rFonts w:ascii="Courier New" w:hAnsi="Courier New" w:hint="default"/>
+        <w:sz w:val="20"/>
+      </w:rPr>
+    </w:lvl>
+    <w:lvl w:ilvl="2" w:tentative="1">
+      <w:start w:val="1"/>
+      <w:numFmt w:val="bullet"/>
+      <w:lvlText w:val=""/>
+      <w:lvlJc w:val="left"/>
+      <w:pPr>
+        <w:tabs>
+          <w:tab w:val="num" w:pos="2160"/>
+        </w:tabs>
+        <w:ind w:left="2160" w:hanging="360"/>
+      </w:pPr>
+      <w:rPr>
+        <w:rFonts w:ascii="Wingdings" w:hAnsi="Wingdings" w:hint="default"/>
+        <w:sz w:val="20"/>
+      </w:rPr>
+    </w:lvl>
+    <w:lvl w:ilvl="3" w:tentative="1">
+      <w:start w:val="1"/>
+      <w:numFmt w:val="bullet"/>
+      <w:lvlText w:val=""/>
+      <w:lvlJc w:val="left"/>
+      <w:pPr>
+        <w:tabs>
+          <w:tab w:val="num" w:pos="2880"/>
+        </w:tabs>
+        <w:ind w:left="2880" w:hanging="360"/>
+      </w:pPr>
+      <w:rPr>
+        <w:rFonts w:ascii="Wingdings" w:hAnsi="Wingdings" w:hint="default"/>
+        <w:sz w:val="20"/>
+      </w:rPr>
+    </w:lvl>
+    <w:lvl w:ilvl="4" w:tentative="1">
+      <w:start w:val="1"/>
+      <w:numFmt w:val="bullet"/>
+      <w:lvlText w:val=""/>
+      <w:lvlJc w:val="left"/>
+      <w:pPr>
+        <w:tabs>
+          <w:tab w:val="num" w:pos="3600"/>
+        </w:tabs>
+        <w:ind w:left="3600" w:hanging="360"/>
+      </w:pPr>
+      <w:rPr>
+        <w:rFonts w:ascii="Wingdings" w:hAnsi="Wingdings" w:hint="default"/>
+        <w:sz w:val="20"/>
+      </w:rPr>
+    </w:lvl>
+    <w:lvl w:ilvl="5" w:tentative="1">
+      <w:start w:val="1"/>
+      <w:numFmt w:val="bullet"/>
+      <w:lvlText w:val=""/>
+      <w:lvlJc w:val="left"/>
+      <w:pPr>
+        <w:tabs>
+          <w:tab w:val="num" w:pos="4320"/>
+        </w:tabs>
+        <w:ind w:left="4320" w:hanging="360"/>
+      </w:pPr>
+      <w:rPr>
+        <w:rFonts w:ascii="Wingdings" w:hAnsi="Wingdings" w:hint="default"/>
+        <w:sz w:val="20"/>
+      </w:rPr>
+    </w:lvl>
+    <w:lvl w:ilvl="6" w:tentative="1">
+      <w:start w:val="1"/>
+      <w:numFmt w:val="bullet"/>
+      <w:lvlText w:val=""/>
+      <w:lvlJc w:val="left"/>
+      <w:pPr>
+        <w:tabs>
+          <w:tab w:val="num" w:pos="5040"/>
+        </w:tabs>
+        <w:ind w:left="5040" w:hanging="360"/>
+      </w:pPr>
+      <w:rPr>
+        <w:rFonts w:ascii="Wingdings" w:hAnsi="Wingdings" w:hint="default"/>
+        <w:sz w:val="20"/>
+      </w:rPr>
+    </w:lvl>
+    <w:lvl w:ilvl="7" w:tentative="1">
+      <w:start w:val="1"/>
+      <w:numFmt w:val="bullet"/>
+      <w:lvlText w:val=""/>
+      <w:lvlJc w:val="left"/>
+      <w:pPr>
+        <w:tabs>
+          <w:tab w:val="num" w:pos="5760"/>
+        </w:tabs>
+        <w:ind w:left="5760" w:hanging="360"/>
+      </w:pPr>
+      <w:rPr>
+        <w:rFonts w:ascii="Wingdings" w:hAnsi="Wingdings" w:hint="default"/>
+        <w:sz w:val="20"/>
+      </w:rPr>
+    </w:lvl>
+    <w:lvl w:ilvl="8" w:tentative="1">
+      <w:start w:val="1"/>
+      <w:numFmt w:val="bullet"/>
+      <w:lvlText w:val=""/>
+      <w:lvlJc w:val="left"/>
+      <w:pPr>
+        <w:tabs>
+          <w:tab w:val="num" w:pos="6480"/>
+        </w:tabs>
+        <w:ind w:left="6480" w:hanging="360"/>
+      </w:pPr>
+      <w:rPr>
+        <w:rFonts w:ascii="Wingdings" w:hAnsi="Wingdings" w:hint="default"/>
+        <w:sz w:val="20"/>
+      </w:rPr>
+    </w:lvl>
+  </w:abstractNum>
+  <w:abstractNum w:abstractNumId="7" w15:restartNumberingAfterBreak="0">
+    <w:nsid w:val="20BB5144"/>
+    <w:multiLevelType w:val="multilevel"/>
+    <w:tmpl w:val="C53ADA70"/>
+    <w:lvl w:ilvl="0">
+      <w:start w:val="1"/>
+      <w:numFmt w:val="bullet"/>
+      <w:lvlText w:val=""/>
+      <w:lvlJc w:val="left"/>
+      <w:pPr>
+        <w:tabs>
+          <w:tab w:val="num" w:pos="720"/>
+        </w:tabs>
+        <w:ind w:left="720" w:hanging="360"/>
+      </w:pPr>
+      <w:rPr>
+        <w:rFonts w:ascii="Symbol" w:hAnsi="Symbol" w:hint="default"/>
+        <w:sz w:val="20"/>
+      </w:rPr>
+    </w:lvl>
+    <w:lvl w:ilvl="1" w:tentative="1">
+      <w:start w:val="1"/>
+      <w:numFmt w:val="bullet"/>
+      <w:lvlText w:val="o"/>
+      <w:lvlJc w:val="left"/>
+      <w:pPr>
+        <w:tabs>
+          <w:tab w:val="num" w:pos="1440"/>
+        </w:tabs>
+        <w:ind w:left="1440" w:hanging="360"/>
+      </w:pPr>
+      <w:rPr>
+        <w:rFonts w:ascii="Courier New" w:hAnsi="Courier New" w:hint="default"/>
+        <w:sz w:val="20"/>
+      </w:rPr>
+    </w:lvl>
+    <w:lvl w:ilvl="2" w:tentative="1">
+      <w:start w:val="1"/>
+      <w:numFmt w:val="bullet"/>
+      <w:lvlText w:val=""/>
+      <w:lvlJc w:val="left"/>
+      <w:pPr>
+        <w:tabs>
+          <w:tab w:val="num" w:pos="2160"/>
+        </w:tabs>
+        <w:ind w:left="2160" w:hanging="360"/>
+      </w:pPr>
+      <w:rPr>
+        <w:rFonts w:ascii="Wingdings" w:hAnsi="Wingdings" w:hint="default"/>
+        <w:sz w:val="20"/>
+      </w:rPr>
+    </w:lvl>
+    <w:lvl w:ilvl="3" w:tentative="1">
+      <w:start w:val="1"/>
+      <w:numFmt w:val="bullet"/>
+      <w:lvlText w:val=""/>
+      <w:lvlJc w:val="left"/>
+      <w:pPr>
+        <w:tabs>
+          <w:tab w:val="num" w:pos="2880"/>
+        </w:tabs>
+        <w:ind w:left="2880" w:hanging="360"/>
+      </w:pPr>
+      <w:rPr>
+        <w:rFonts w:ascii="Wingdings" w:hAnsi="Wingdings" w:hint="default"/>
+        <w:sz w:val="20"/>
+      </w:rPr>
+    </w:lvl>
+    <w:lvl w:ilvl="4" w:tentative="1">
+      <w:start w:val="1"/>
+      <w:numFmt w:val="bullet"/>
+      <w:lvlText w:val=""/>
+      <w:lvlJc w:val="left"/>
+      <w:pPr>
+        <w:tabs>
+          <w:tab w:val="num" w:pos="3600"/>
+        </w:tabs>
+        <w:ind w:left="3600" w:hanging="360"/>
+      </w:pPr>
+      <w:rPr>
+        <w:rFonts w:ascii="Wingdings" w:hAnsi="Wingdings" w:hint="default"/>
+        <w:sz w:val="20"/>
+      </w:rPr>
+    </w:lvl>
+    <w:lvl w:ilvl="5" w:tentative="1">
+      <w:start w:val="1"/>
+      <w:numFmt w:val="bullet"/>
+      <w:lvlText w:val=""/>
+      <w:lvlJc w:val="left"/>
+      <w:pPr>
+        <w:tabs>
+          <w:tab w:val="num" w:pos="4320"/>
+        </w:tabs>
+        <w:ind w:left="4320" w:hanging="360"/>
+      </w:pPr>
+      <w:rPr>
+        <w:rFonts w:ascii="Wingdings" w:hAnsi="Wingdings" w:hint="default"/>
+        <w:sz w:val="20"/>
+      </w:rPr>
+    </w:lvl>
+    <w:lvl w:ilvl="6" w:tentative="1">
+      <w:start w:val="1"/>
+      <w:numFmt w:val="bullet"/>
+      <w:lvlText w:val=""/>
+      <w:lvlJc w:val="left"/>
+      <w:pPr>
+        <w:tabs>
+          <w:tab w:val="num" w:pos="5040"/>
+        </w:tabs>
+        <w:ind w:left="5040" w:hanging="360"/>
+      </w:pPr>
+      <w:rPr>
+        <w:rFonts w:ascii="Wingdings" w:hAnsi="Wingdings" w:hint="default"/>
+        <w:sz w:val="20"/>
+      </w:rPr>
+    </w:lvl>
+    <w:lvl w:ilvl="7" w:tentative="1">
+      <w:start w:val="1"/>
+      <w:numFmt w:val="bullet"/>
+      <w:lvlText w:val=""/>
+      <w:lvlJc w:val="left"/>
+      <w:pPr>
+        <w:tabs>
+          <w:tab w:val="num" w:pos="5760"/>
+        </w:tabs>
+        <w:ind w:left="5760" w:hanging="360"/>
+      </w:pPr>
+      <w:rPr>
+        <w:rFonts w:ascii="Wingdings" w:hAnsi="Wingdings" w:hint="default"/>
+        <w:sz w:val="20"/>
+      </w:rPr>
+    </w:lvl>
+    <w:lvl w:ilvl="8" w:tentative="1">
+      <w:start w:val="1"/>
+      <w:numFmt w:val="bullet"/>
+      <w:lvlText w:val=""/>
+      <w:lvlJc w:val="left"/>
+      <w:pPr>
+        <w:tabs>
+          <w:tab w:val="num" w:pos="6480"/>
+        </w:tabs>
+        <w:ind w:left="6480" w:hanging="360"/>
+      </w:pPr>
+      <w:rPr>
+        <w:rFonts w:ascii="Wingdings" w:hAnsi="Wingdings" w:hint="default"/>
+        <w:sz w:val="20"/>
+      </w:rPr>
+    </w:lvl>
+  </w:abstractNum>
+  <w:abstractNum w:abstractNumId="8" w15:restartNumberingAfterBreak="0">
+    <w:nsid w:val="221659B7"/>
+    <w:multiLevelType w:val="multilevel"/>
+    <w:tmpl w:val="F95260BE"/>
+    <w:lvl w:ilvl="0">
+      <w:start w:val="1"/>
+      <w:numFmt w:val="bullet"/>
+      <w:lvlText w:val=""/>
+      <w:lvlJc w:val="left"/>
+      <w:pPr>
+        <w:tabs>
+          <w:tab w:val="num" w:pos="720"/>
+        </w:tabs>
+        <w:ind w:left="720" w:hanging="360"/>
+      </w:pPr>
+      <w:rPr>
+        <w:rFonts w:ascii="Symbol" w:hAnsi="Symbol" w:hint="default"/>
+        <w:sz w:val="20"/>
+      </w:rPr>
+    </w:lvl>
+    <w:lvl w:ilvl="1" w:tentative="1">
+      <w:start w:val="1"/>
+      <w:numFmt w:val="bullet"/>
+      <w:lvlText w:val="o"/>
+      <w:lvlJc w:val="left"/>
+      <w:pPr>
+        <w:tabs>
+          <w:tab w:val="num" w:pos="1440"/>
+        </w:tabs>
+        <w:ind w:left="1440" w:hanging="360"/>
+      </w:pPr>
+      <w:rPr>
+        <w:rFonts w:ascii="Courier New" w:hAnsi="Courier New" w:hint="default"/>
+        <w:sz w:val="20"/>
+      </w:rPr>
+    </w:lvl>
+    <w:lvl w:ilvl="2" w:tentative="1">
+      <w:start w:val="1"/>
+      <w:numFmt w:val="bullet"/>
+      <w:lvlText w:val=""/>
+      <w:lvlJc w:val="left"/>
+      <w:pPr>
+        <w:tabs>
+          <w:tab w:val="num" w:pos="2160"/>
+        </w:tabs>
+        <w:ind w:left="2160" w:hanging="360"/>
+      </w:pPr>
+      <w:rPr>
+        <w:rFonts w:ascii="Wingdings" w:hAnsi="Wingdings" w:hint="default"/>
+        <w:sz w:val="20"/>
+      </w:rPr>
+    </w:lvl>
+    <w:lvl w:ilvl="3" w:tentative="1">
+      <w:start w:val="1"/>
+      <w:numFmt w:val="bullet"/>
+      <w:lvlText w:val=""/>
+      <w:lvlJc w:val="left"/>
+      <w:pPr>
+        <w:tabs>
+          <w:tab w:val="num" w:pos="2880"/>
+        </w:tabs>
+        <w:ind w:left="2880" w:hanging="360"/>
+      </w:pPr>
+      <w:rPr>
+        <w:rFonts w:ascii="Wingdings" w:hAnsi="Wingdings" w:hint="default"/>
+        <w:sz w:val="20"/>
+      </w:rPr>
+    </w:lvl>
+    <w:lvl w:ilvl="4" w:tentative="1">
+      <w:start w:val="1"/>
+      <w:numFmt w:val="bullet"/>
+      <w:lvlText w:val=""/>
+      <w:lvlJc w:val="left"/>
+      <w:pPr>
+        <w:tabs>
+          <w:tab w:val="num" w:pos="3600"/>
+        </w:tabs>
+        <w:ind w:left="3600" w:hanging="360"/>
+      </w:pPr>
+      <w:rPr>
+        <w:rFonts w:ascii="Wingdings" w:hAnsi="Wingdings" w:hint="default"/>
+        <w:sz w:val="20"/>
+      </w:rPr>
+    </w:lvl>
+    <w:lvl w:ilvl="5" w:tentative="1">
+      <w:start w:val="1"/>
+      <w:numFmt w:val="bullet"/>
+      <w:lvlText w:val=""/>
+      <w:lvlJc w:val="left"/>
+      <w:pPr>
+        <w:tabs>
+          <w:tab w:val="num" w:pos="4320"/>
+        </w:tabs>
+        <w:ind w:left="4320" w:hanging="360"/>
+      </w:pPr>
+      <w:rPr>
+        <w:rFonts w:ascii="Wingdings" w:hAnsi="Wingdings" w:hint="default"/>
+        <w:sz w:val="20"/>
+      </w:rPr>
+    </w:lvl>
+    <w:lvl w:ilvl="6" w:tentative="1">
+      <w:start w:val="1"/>
+      <w:numFmt w:val="bullet"/>
+      <w:lvlText w:val=""/>
+      <w:lvlJc w:val="left"/>
+      <w:pPr>
+        <w:tabs>
+          <w:tab w:val="num" w:pos="5040"/>
+        </w:tabs>
+        <w:ind w:left="5040" w:hanging="360"/>
+      </w:pPr>
+      <w:rPr>
+        <w:rFonts w:ascii="Wingdings" w:hAnsi="Wingdings" w:hint="default"/>
+        <w:sz w:val="20"/>
+      </w:rPr>
+    </w:lvl>
+    <w:lvl w:ilvl="7" w:tentative="1">
+      <w:start w:val="1"/>
+      <w:numFmt w:val="bullet"/>
+      <w:lvlText w:val=""/>
+      <w:lvlJc w:val="left"/>
+      <w:pPr>
+        <w:tabs>
+          <w:tab w:val="num" w:pos="5760"/>
+        </w:tabs>
+        <w:ind w:left="5760" w:hanging="360"/>
+      </w:pPr>
+      <w:rPr>
+        <w:rFonts w:ascii="Wingdings" w:hAnsi="Wingdings" w:hint="default"/>
+        <w:sz w:val="20"/>
+      </w:rPr>
+    </w:lvl>
+    <w:lvl w:ilvl="8" w:tentative="1">
+      <w:start w:val="1"/>
+      <w:numFmt w:val="bullet"/>
+      <w:lvlText w:val=""/>
+      <w:lvlJc w:val="left"/>
+      <w:pPr>
+        <w:tabs>
+          <w:tab w:val="num" w:pos="6480"/>
+        </w:tabs>
+        <w:ind w:left="6480" w:hanging="360"/>
+      </w:pPr>
+      <w:rPr>
+        <w:rFonts w:ascii="Wingdings" w:hAnsi="Wingdings" w:hint="default"/>
+        <w:sz w:val="20"/>
+      </w:rPr>
+    </w:lvl>
+  </w:abstractNum>
+  <w:abstractNum w:abstractNumId="9" w15:restartNumberingAfterBreak="0">
+    <w:nsid w:val="228C0164"/>
+    <w:multiLevelType w:val="multilevel"/>
+    <w:tmpl w:val="21AE9CDE"/>
+    <w:lvl w:ilvl="0">
+      <w:start w:val="1"/>
+      <w:numFmt w:val="bullet"/>
+      <w:lvlText w:val=""/>
+      <w:lvlJc w:val="left"/>
+      <w:pPr>
+        <w:tabs>
+          <w:tab w:val="num" w:pos="720"/>
+        </w:tabs>
+        <w:ind w:left="720" w:hanging="360"/>
+      </w:pPr>
+      <w:rPr>
+        <w:rFonts w:ascii="Symbol" w:hAnsi="Symbol" w:hint="default"/>
+        <w:sz w:val="20"/>
+      </w:rPr>
+    </w:lvl>
+    <w:lvl w:ilvl="1">
+      <w:start w:val="1"/>
+      <w:numFmt w:val="bullet"/>
+      <w:lvlText w:val="o"/>
+      <w:lvlJc w:val="left"/>
+      <w:pPr>
+        <w:tabs>
+          <w:tab w:val="num" w:pos="1440"/>
+        </w:tabs>
+        <w:ind w:left="1440" w:hanging="360"/>
+      </w:pPr>
+      <w:rPr>
+        <w:rFonts w:ascii="Courier New" w:hAnsi="Courier New" w:hint="default"/>
+        <w:sz w:val="20"/>
+      </w:rPr>
+    </w:lvl>
+    <w:lvl w:ilvl="2" w:tentative="1">
+      <w:start w:val="1"/>
+      <w:numFmt w:val="bullet"/>
+      <w:lvlText w:val=""/>
+      <w:lvlJc w:val="left"/>
+      <w:pPr>
+        <w:tabs>
+          <w:tab w:val="num" w:pos="2160"/>
+        </w:tabs>
+        <w:ind w:left="2160" w:hanging="360"/>
+      </w:pPr>
+      <w:rPr>
+        <w:rFonts w:ascii="Wingdings" w:hAnsi="Wingdings" w:hint="default"/>
+        <w:sz w:val="20"/>
+      </w:rPr>
+    </w:lvl>
+    <w:lvl w:ilvl="3" w:tentative="1">
+      <w:start w:val="1"/>
+      <w:numFmt w:val="bullet"/>
+      <w:lvlText w:val=""/>
+      <w:lvlJc w:val="left"/>
+      <w:pPr>
+        <w:tabs>
+          <w:tab w:val="num" w:pos="2880"/>
+        </w:tabs>
+        <w:ind w:left="2880" w:hanging="360"/>
+      </w:pPr>
+      <w:rPr>
+        <w:rFonts w:ascii="Wingdings" w:hAnsi="Wingdings" w:hint="default"/>
+        <w:sz w:val="20"/>
+      </w:rPr>
+    </w:lvl>
+    <w:lvl w:ilvl="4" w:tentative="1">
+      <w:start w:val="1"/>
+      <w:numFmt w:val="bullet"/>
+      <w:lvlText w:val=""/>
+      <w:lvlJc w:val="left"/>
+      <w:pPr>
+        <w:tabs>
+          <w:tab w:val="num" w:pos="3600"/>
+        </w:tabs>
+        <w:ind w:left="3600" w:hanging="360"/>
+      </w:pPr>
+      <w:rPr>
+        <w:rFonts w:ascii="Wingdings" w:hAnsi="Wingdings" w:hint="default"/>
+        <w:sz w:val="20"/>
+      </w:rPr>
+    </w:lvl>
+    <w:lvl w:ilvl="5" w:tentative="1">
+      <w:start w:val="1"/>
+      <w:numFmt w:val="bullet"/>
+      <w:lvlText w:val=""/>
+      <w:lvlJc w:val="left"/>
+      <w:pPr>
+        <w:tabs>
+          <w:tab w:val="num" w:pos="4320"/>
+        </w:tabs>
+        <w:ind w:left="4320" w:hanging="360"/>
+      </w:pPr>
+      <w:rPr>
+        <w:rFonts w:ascii="Wingdings" w:hAnsi="Wingdings" w:hint="default"/>
+        <w:sz w:val="20"/>
+      </w:rPr>
+    </w:lvl>
+    <w:lvl w:ilvl="6" w:tentative="1">
+      <w:start w:val="1"/>
+      <w:numFmt w:val="bullet"/>
+      <w:lvlText w:val=""/>
+      <w:lvlJc w:val="left"/>
+      <w:pPr>
+        <w:tabs>
+          <w:tab w:val="num" w:pos="5040"/>
+        </w:tabs>
+        <w:ind w:left="5040" w:hanging="360"/>
+      </w:pPr>
+      <w:rPr>
+        <w:rFonts w:ascii="Wingdings" w:hAnsi="Wingdings" w:hint="default"/>
+        <w:sz w:val="20"/>
+      </w:rPr>
+    </w:lvl>
+    <w:lvl w:ilvl="7" w:tentative="1">
+      <w:start w:val="1"/>
+      <w:numFmt w:val="bullet"/>
+      <w:lvlText w:val=""/>
+      <w:lvlJc w:val="left"/>
+      <w:pPr>
+        <w:tabs>
+          <w:tab w:val="num" w:pos="5760"/>
+        </w:tabs>
+        <w:ind w:left="5760" w:hanging="360"/>
+      </w:pPr>
+      <w:rPr>
+        <w:rFonts w:ascii="Wingdings" w:hAnsi="Wingdings" w:hint="default"/>
+        <w:sz w:val="20"/>
+      </w:rPr>
+    </w:lvl>
+    <w:lvl w:ilvl="8" w:tentative="1">
+      <w:start w:val="1"/>
+      <w:numFmt w:val="bullet"/>
+      <w:lvlText w:val=""/>
+      <w:lvlJc w:val="left"/>
+      <w:pPr>
+        <w:tabs>
+          <w:tab w:val="num" w:pos="6480"/>
+        </w:tabs>
+        <w:ind w:left="6480" w:hanging="360"/>
+      </w:pPr>
+      <w:rPr>
+        <w:rFonts w:ascii="Wingdings" w:hAnsi="Wingdings" w:hint="default"/>
+        <w:sz w:val="20"/>
+      </w:rPr>
+    </w:lvl>
+  </w:abstractNum>
+  <w:abstractNum w:abstractNumId="10" w15:restartNumberingAfterBreak="0">
+    <w:nsid w:val="25CF2121"/>
+    <w:multiLevelType w:val="multilevel"/>
+    <w:tmpl w:val="4024FDBE"/>
+    <w:lvl w:ilvl="0">
+      <w:start w:val="1"/>
+      <w:numFmt w:val="decimal"/>
+      <w:lvlText w:val="%1."/>
+      <w:lvlJc w:val="left"/>
+      <w:pPr>
+        <w:tabs>
+          <w:tab w:val="num" w:pos="720"/>
+        </w:tabs>
+        <w:ind w:left="720" w:hanging="360"/>
+      </w:pPr>
+    </w:lvl>
+    <w:lvl w:ilvl="1" w:tentative="1">
+      <w:start w:val="1"/>
+      <w:numFmt w:val="decimal"/>
+      <w:lvlText w:val="%2."/>
+      <w:lvlJc w:val="left"/>
+      <w:pPr>
+        <w:tabs>
+          <w:tab w:val="num" w:pos="1440"/>
+        </w:tabs>
+        <w:ind w:left="1440" w:hanging="360"/>
+      </w:pPr>
+    </w:lvl>
+    <w:lvl w:ilvl="2" w:tentative="1">
+      <w:start w:val="1"/>
+      <w:numFmt w:val="decimal"/>
+      <w:lvlText w:val="%3."/>
+      <w:lvlJc w:val="left"/>
+      <w:pPr>
+        <w:tabs>
+          <w:tab w:val="num" w:pos="2160"/>
+        </w:tabs>
+        <w:ind w:left="2160" w:hanging="360"/>
+      </w:pPr>
+    </w:lvl>
+    <w:lvl w:ilvl="3" w:tentative="1">
+      <w:start w:val="1"/>
+      <w:numFmt w:val="decimal"/>
+      <w:lvlText w:val="%4."/>
+      <w:lvlJc w:val="left"/>
+      <w:pPr>
+        <w:tabs>
+          <w:tab w:val="num" w:pos="2880"/>
+        </w:tabs>
+        <w:ind w:left="2880" w:hanging="360"/>
+      </w:pPr>
+    </w:lvl>
+    <w:lvl w:ilvl="4" w:tentative="1">
+      <w:start w:val="1"/>
+      <w:numFmt w:val="decimal"/>
+      <w:lvlText w:val="%5."/>
+      <w:lvlJc w:val="left"/>
+      <w:pPr>
+        <w:tabs>
+          <w:tab w:val="num" w:pos="3600"/>
+        </w:tabs>
+        <w:ind w:left="3600" w:hanging="360"/>
+      </w:pPr>
+    </w:lvl>
+    <w:lvl w:ilvl="5" w:tentative="1">
+      <w:start w:val="1"/>
+      <w:numFmt w:val="decimal"/>
+      <w:lvlText w:val="%6."/>
+      <w:lvlJc w:val="left"/>
+      <w:pPr>
+        <w:tabs>
+          <w:tab w:val="num" w:pos="4320"/>
+        </w:tabs>
+        <w:ind w:left="4320" w:hanging="360"/>
+      </w:pPr>
+    </w:lvl>
+    <w:lvl w:ilvl="6" w:tentative="1">
+      <w:start w:val="1"/>
+      <w:numFmt w:val="decimal"/>
+      <w:lvlText w:val="%7."/>
+      <w:lvlJc w:val="left"/>
+      <w:pPr>
+        <w:tabs>
+          <w:tab w:val="num" w:pos="5040"/>
+        </w:tabs>
+        <w:ind w:left="5040" w:hanging="360"/>
+      </w:pPr>
+    </w:lvl>
+    <w:lvl w:ilvl="7" w:tentative="1">
+      <w:start w:val="1"/>
+      <w:numFmt w:val="decimal"/>
+      <w:lvlText w:val="%8."/>
+      <w:lvlJc w:val="left"/>
+      <w:pPr>
+        <w:tabs>
+          <w:tab w:val="num" w:pos="5760"/>
+        </w:tabs>
+        <w:ind w:left="5760" w:hanging="360"/>
+      </w:pPr>
+    </w:lvl>
+    <w:lvl w:ilvl="8" w:tentative="1">
+      <w:start w:val="1"/>
+      <w:numFmt w:val="decimal"/>
+      <w:lvlText w:val="%9."/>
+      <w:lvlJc w:val="left"/>
+      <w:pPr>
+        <w:tabs>
+          <w:tab w:val="num" w:pos="6480"/>
+        </w:tabs>
+        <w:ind w:left="6480" w:hanging="360"/>
+      </w:pPr>
+    </w:lvl>
+  </w:abstractNum>
+  <w:abstractNum w:abstractNumId="11" w15:restartNumberingAfterBreak="0">
+    <w:nsid w:val="273A0BC8"/>
+    <w:multiLevelType w:val="multilevel"/>
+    <w:tmpl w:val="4C68808A"/>
+    <w:lvl w:ilvl="0">
+      <w:start w:val="1"/>
+      <w:numFmt w:val="decimal"/>
+      <w:lvlText w:val="%1."/>
+      <w:lvlJc w:val="left"/>
+      <w:pPr>
+        <w:tabs>
+          <w:tab w:val="num" w:pos="720"/>
+        </w:tabs>
+        <w:ind w:left="720" w:hanging="360"/>
+      </w:pPr>
+    </w:lvl>
+    <w:lvl w:ilvl="1" w:tentative="1">
+      <w:start w:val="1"/>
+      <w:numFmt w:val="decimal"/>
+      <w:lvlText w:val="%2."/>
+      <w:lvlJc w:val="left"/>
+      <w:pPr>
+        <w:tabs>
+          <w:tab w:val="num" w:pos="1440"/>
+        </w:tabs>
+        <w:ind w:left="1440" w:hanging="360"/>
+      </w:pPr>
+    </w:lvl>
+    <w:lvl w:ilvl="2" w:tentative="1">
+      <w:start w:val="1"/>
+      <w:numFmt w:val="decimal"/>
+      <w:lvlText w:val="%3."/>
+      <w:lvlJc w:val="left"/>
+      <w:pPr>
+        <w:tabs>
+          <w:tab w:val="num" w:pos="2160"/>
+        </w:tabs>
+        <w:ind w:left="2160" w:hanging="360"/>
+      </w:pPr>
+    </w:lvl>
+    <w:lvl w:ilvl="3" w:tentative="1">
+      <w:start w:val="1"/>
+      <w:numFmt w:val="decimal"/>
+      <w:lvlText w:val="%4."/>
+      <w:lvlJc w:val="left"/>
+      <w:pPr>
+        <w:tabs>
+          <w:tab w:val="num" w:pos="2880"/>
+        </w:tabs>
+        <w:ind w:left="2880" w:hanging="360"/>
+      </w:pPr>
+    </w:lvl>
+    <w:lvl w:ilvl="4" w:tentative="1">
+      <w:start w:val="1"/>
+      <w:numFmt w:val="decimal"/>
+      <w:lvlText w:val="%5."/>
+      <w:lvlJc w:val="left"/>
+      <w:pPr>
+        <w:tabs>
+          <w:tab w:val="num" w:pos="3600"/>
+        </w:tabs>
+        <w:ind w:left="3600" w:hanging="360"/>
+      </w:pPr>
+    </w:lvl>
+    <w:lvl w:ilvl="5" w:tentative="1">
+      <w:start w:val="1"/>
+      <w:numFmt w:val="decimal"/>
+      <w:lvlText w:val="%6."/>
+      <w:lvlJc w:val="left"/>
+      <w:pPr>
+        <w:tabs>
+          <w:tab w:val="num" w:pos="4320"/>
+        </w:tabs>
+        <w:ind w:left="4320" w:hanging="360"/>
+      </w:pPr>
+    </w:lvl>
+    <w:lvl w:ilvl="6" w:tentative="1">
+      <w:start w:val="1"/>
+      <w:numFmt w:val="decimal"/>
+      <w:lvlText w:val="%7."/>
+      <w:lvlJc w:val="left"/>
+      <w:pPr>
+        <w:tabs>
+          <w:tab w:val="num" w:pos="5040"/>
+        </w:tabs>
+        <w:ind w:left="5040" w:hanging="360"/>
+      </w:pPr>
+    </w:lvl>
+    <w:lvl w:ilvl="7" w:tentative="1">
+      <w:start w:val="1"/>
+      <w:numFmt w:val="decimal"/>
+      <w:lvlText w:val="%8."/>
+      <w:lvlJc w:val="left"/>
+      <w:pPr>
+        <w:tabs>
+          <w:tab w:val="num" w:pos="5760"/>
+        </w:tabs>
+        <w:ind w:left="5760" w:hanging="360"/>
+      </w:pPr>
+    </w:lvl>
+    <w:lvl w:ilvl="8" w:tentative="1">
+      <w:start w:val="1"/>
+      <w:numFmt w:val="decimal"/>
+      <w:lvlText w:val="%9."/>
+      <w:lvlJc w:val="left"/>
+      <w:pPr>
+        <w:tabs>
+          <w:tab w:val="num" w:pos="6480"/>
+        </w:tabs>
+        <w:ind w:left="6480" w:hanging="360"/>
+      </w:pPr>
+    </w:lvl>
+  </w:abstractNum>
+  <w:abstractNum w:abstractNumId="12" w15:restartNumberingAfterBreak="0">
+    <w:nsid w:val="2ABC2DA9"/>
+    <w:multiLevelType w:val="multilevel"/>
+    <w:tmpl w:val="F6DAAC5C"/>
+    <w:lvl w:ilvl="0">
+      <w:start w:val="1"/>
+      <w:numFmt w:val="bullet"/>
+      <w:lvlText w:val=""/>
+      <w:lvlJc w:val="left"/>
+      <w:pPr>
+        <w:tabs>
+          <w:tab w:val="num" w:pos="720"/>
+        </w:tabs>
+        <w:ind w:left="720" w:hanging="360"/>
+      </w:pPr>
+      <w:rPr>
+        <w:rFonts w:ascii="Symbol" w:hAnsi="Symbol" w:hint="default"/>
+        <w:sz w:val="20"/>
+      </w:rPr>
+    </w:lvl>
+    <w:lvl w:ilvl="1" w:tentative="1">
+      <w:start w:val="1"/>
+      <w:numFmt w:val="bullet"/>
+      <w:lvlText w:val="o"/>
+      <w:lvlJc w:val="left"/>
+      <w:pPr>
+        <w:tabs>
+          <w:tab w:val="num" w:pos="1440"/>
+        </w:tabs>
+        <w:ind w:left="1440" w:hanging="360"/>
+      </w:pPr>
+      <w:rPr>
+        <w:rFonts w:ascii="Courier New" w:hAnsi="Courier New" w:hint="default"/>
+        <w:sz w:val="20"/>
+      </w:rPr>
+    </w:lvl>
+    <w:lvl w:ilvl="2" w:tentative="1">
+      <w:start w:val="1"/>
+      <w:numFmt w:val="bullet"/>
+      <w:lvlText w:val=""/>
+      <w:lvlJc w:val="left"/>
+      <w:pPr>
+        <w:tabs>
+          <w:tab w:val="num" w:pos="2160"/>
+        </w:tabs>
+        <w:ind w:left="2160" w:hanging="360"/>
+      </w:pPr>
+      <w:rPr>
+        <w:rFonts w:ascii="Wingdings" w:hAnsi="Wingdings" w:hint="default"/>
+        <w:sz w:val="20"/>
+      </w:rPr>
+    </w:lvl>
+    <w:lvl w:ilvl="3" w:tentative="1">
+      <w:start w:val="1"/>
+      <w:numFmt w:val="bullet"/>
+      <w:lvlText w:val=""/>
+      <w:lvlJc w:val="left"/>
+      <w:pPr>
+        <w:tabs>
+          <w:tab w:val="num" w:pos="2880"/>
+        </w:tabs>
+        <w:ind w:left="2880" w:hanging="360"/>
+      </w:pPr>
+      <w:rPr>
+        <w:rFonts w:ascii="Wingdings" w:hAnsi="Wingdings" w:hint="default"/>
+        <w:sz w:val="20"/>
+      </w:rPr>
+    </w:lvl>
+    <w:lvl w:ilvl="4" w:tentative="1">
+      <w:start w:val="1"/>
+      <w:numFmt w:val="bullet"/>
+      <w:lvlText w:val=""/>
+      <w:lvlJc w:val="left"/>
+      <w:pPr>
+        <w:tabs>
+          <w:tab w:val="num" w:pos="3600"/>
+        </w:tabs>
+        <w:ind w:left="3600" w:hanging="360"/>
+      </w:pPr>
+      <w:rPr>
+        <w:rFonts w:ascii="Wingdings" w:hAnsi="Wingdings" w:hint="default"/>
+        <w:sz w:val="20"/>
+      </w:rPr>
+    </w:lvl>
+    <w:lvl w:ilvl="5" w:tentative="1">
+      <w:start w:val="1"/>
+      <w:numFmt w:val="bullet"/>
+      <w:lvlText w:val=""/>
+      <w:lvlJc w:val="left"/>
+      <w:pPr>
+        <w:tabs>
+          <w:tab w:val="num" w:pos="4320"/>
+        </w:tabs>
+        <w:ind w:left="4320" w:hanging="360"/>
+      </w:pPr>
+      <w:rPr>
+        <w:rFonts w:ascii="Wingdings" w:hAnsi="Wingdings" w:hint="default"/>
+        <w:sz w:val="20"/>
+      </w:rPr>
+    </w:lvl>
+    <w:lvl w:ilvl="6" w:tentative="1">
+      <w:start w:val="1"/>
+      <w:numFmt w:val="bullet"/>
+      <w:lvlText w:val=""/>
+      <w:lvlJc w:val="left"/>
+      <w:pPr>
+        <w:tabs>
+          <w:tab w:val="num" w:pos="5040"/>
+        </w:tabs>
+        <w:ind w:left="5040" w:hanging="360"/>
+      </w:pPr>
+      <w:rPr>
+        <w:rFonts w:ascii="Wingdings" w:hAnsi="Wingdings" w:hint="default"/>
+        <w:sz w:val="20"/>
+      </w:rPr>
+    </w:lvl>
+    <w:lvl w:ilvl="7" w:tentative="1">
+      <w:start w:val="1"/>
+      <w:numFmt w:val="bullet"/>
+      <w:lvlText w:val=""/>
+      <w:lvlJc w:val="left"/>
+      <w:pPr>
+        <w:tabs>
+          <w:tab w:val="num" w:pos="5760"/>
+        </w:tabs>
+        <w:ind w:left="5760" w:hanging="360"/>
+      </w:pPr>
+      <w:rPr>
+        <w:rFonts w:ascii="Wingdings" w:hAnsi="Wingdings" w:hint="default"/>
+        <w:sz w:val="20"/>
+      </w:rPr>
+    </w:lvl>
+    <w:lvl w:ilvl="8" w:tentative="1">
+      <w:start w:val="1"/>
+      <w:numFmt w:val="bullet"/>
+      <w:lvlText w:val=""/>
+      <w:lvlJc w:val="left"/>
+      <w:pPr>
+        <w:tabs>
+          <w:tab w:val="num" w:pos="6480"/>
+        </w:tabs>
+        <w:ind w:left="6480" w:hanging="360"/>
+      </w:pPr>
+      <w:rPr>
+        <w:rFonts w:ascii="Wingdings" w:hAnsi="Wingdings" w:hint="default"/>
+        <w:sz w:val="20"/>
+      </w:rPr>
+    </w:lvl>
+  </w:abstractNum>
+  <w:abstractNum w:abstractNumId="13" w15:restartNumberingAfterBreak="0">
+    <w:nsid w:val="33003440"/>
+    <w:multiLevelType w:val="multilevel"/>
+    <w:tmpl w:val="8454EECE"/>
+    <w:lvl w:ilvl="0">
+      <w:start w:val="1"/>
+      <w:numFmt w:val="bullet"/>
+      <w:lvlText w:val=""/>
+      <w:lvlJc w:val="left"/>
+      <w:pPr>
+        <w:tabs>
+          <w:tab w:val="num" w:pos="720"/>
+        </w:tabs>
+        <w:ind w:left="720" w:hanging="360"/>
+      </w:pPr>
+      <w:rPr>
+        <w:rFonts w:ascii="Symbol" w:hAnsi="Symbol" w:hint="default"/>
+        <w:sz w:val="20"/>
+      </w:rPr>
+    </w:lvl>
+    <w:lvl w:ilvl="1">
+      <w:start w:val="1"/>
+      <w:numFmt w:val="bullet"/>
+      <w:lvlText w:val="o"/>
+      <w:lvlJc w:val="left"/>
+      <w:pPr>
+        <w:tabs>
+          <w:tab w:val="num" w:pos="1440"/>
+        </w:tabs>
+        <w:ind w:left="1440" w:hanging="360"/>
+      </w:pPr>
+      <w:rPr>
+        <w:rFonts w:ascii="Courier New" w:hAnsi="Courier New" w:hint="default"/>
+        <w:sz w:val="20"/>
+      </w:rPr>
+    </w:lvl>
+    <w:lvl w:ilvl="2" w:tentative="1">
+      <w:start w:val="1"/>
+      <w:numFmt w:val="bullet"/>
+      <w:lvlText w:val=""/>
+      <w:lvlJc w:val="left"/>
+      <w:pPr>
+        <w:tabs>
+          <w:tab w:val="num" w:pos="2160"/>
+        </w:tabs>
+        <w:ind w:left="2160" w:hanging="360"/>
+      </w:pPr>
+      <w:rPr>
+        <w:rFonts w:ascii="Wingdings" w:hAnsi="Wingdings" w:hint="default"/>
+        <w:sz w:val="20"/>
+      </w:rPr>
+    </w:lvl>
+    <w:lvl w:ilvl="3" w:tentative="1">
+      <w:start w:val="1"/>
+      <w:numFmt w:val="bullet"/>
+      <w:lvlText w:val=""/>
+      <w:lvlJc w:val="left"/>
+      <w:pPr>
+        <w:tabs>
+          <w:tab w:val="num" w:pos="2880"/>
+        </w:tabs>
+        <w:ind w:left="2880" w:hanging="360"/>
+      </w:pPr>
+      <w:rPr>
+        <w:rFonts w:ascii="Wingdings" w:hAnsi="Wingdings" w:hint="default"/>
+        <w:sz w:val="20"/>
+      </w:rPr>
+    </w:lvl>
+    <w:lvl w:ilvl="4" w:tentative="1">
+      <w:start w:val="1"/>
+      <w:numFmt w:val="bullet"/>
+      <w:lvlText w:val=""/>
+      <w:lvlJc w:val="left"/>
+      <w:pPr>
+        <w:tabs>
+          <w:tab w:val="num" w:pos="3600"/>
+        </w:tabs>
+        <w:ind w:left="3600" w:hanging="360"/>
+      </w:pPr>
+      <w:rPr>
+        <w:rFonts w:ascii="Wingdings" w:hAnsi="Wingdings" w:hint="default"/>
+        <w:sz w:val="20"/>
+      </w:rPr>
+    </w:lvl>
+    <w:lvl w:ilvl="5" w:tentative="1">
+      <w:start w:val="1"/>
+      <w:numFmt w:val="bullet"/>
+      <w:lvlText w:val=""/>
+      <w:lvlJc w:val="left"/>
+      <w:pPr>
+        <w:tabs>
+          <w:tab w:val="num" w:pos="4320"/>
+        </w:tabs>
+        <w:ind w:left="4320" w:hanging="360"/>
+      </w:pPr>
+      <w:rPr>
+        <w:rFonts w:ascii="Wingdings" w:hAnsi="Wingdings" w:hint="default"/>
+        <w:sz w:val="20"/>
+      </w:rPr>
+    </w:lvl>
+    <w:lvl w:ilvl="6" w:tentative="1">
+      <w:start w:val="1"/>
+      <w:numFmt w:val="bullet"/>
+      <w:lvlText w:val=""/>
+      <w:lvlJc w:val="left"/>
+      <w:pPr>
+        <w:tabs>
+          <w:tab w:val="num" w:pos="5040"/>
+        </w:tabs>
+        <w:ind w:left="5040" w:hanging="360"/>
+      </w:pPr>
+      <w:rPr>
+        <w:rFonts w:ascii="Wingdings" w:hAnsi="Wingdings" w:hint="default"/>
+        <w:sz w:val="20"/>
+      </w:rPr>
+    </w:lvl>
+    <w:lvl w:ilvl="7" w:tentative="1">
+      <w:start w:val="1"/>
+      <w:numFmt w:val="bullet"/>
+      <w:lvlText w:val=""/>
+      <w:lvlJc w:val="left"/>
+      <w:pPr>
+        <w:tabs>
+          <w:tab w:val="num" w:pos="5760"/>
+        </w:tabs>
+        <w:ind w:left="5760" w:hanging="360"/>
+      </w:pPr>
+      <w:rPr>
+        <w:rFonts w:ascii="Wingdings" w:hAnsi="Wingdings" w:hint="default"/>
+        <w:sz w:val="20"/>
+      </w:rPr>
+    </w:lvl>
+    <w:lvl w:ilvl="8" w:tentative="1">
+      <w:start w:val="1"/>
+      <w:numFmt w:val="bullet"/>
+      <w:lvlText w:val=""/>
+      <w:lvlJc w:val="left"/>
+      <w:pPr>
+        <w:tabs>
+          <w:tab w:val="num" w:pos="6480"/>
+        </w:tabs>
+        <w:ind w:left="6480" w:hanging="360"/>
+      </w:pPr>
+      <w:rPr>
+        <w:rFonts w:ascii="Wingdings" w:hAnsi="Wingdings" w:hint="default"/>
+        <w:sz w:val="20"/>
+      </w:rPr>
+    </w:lvl>
+  </w:abstractNum>
+  <w:abstractNum w:abstractNumId="14" w15:restartNumberingAfterBreak="0">
+    <w:nsid w:val="386B111E"/>
+    <w:multiLevelType w:val="multilevel"/>
+    <w:tmpl w:val="CF1CE98A"/>
+    <w:lvl w:ilvl="0">
+      <w:start w:val="1"/>
+      <w:numFmt w:val="bullet"/>
+      <w:lvlText w:val=""/>
+      <w:lvlJc w:val="left"/>
+      <w:pPr>
+        <w:tabs>
+          <w:tab w:val="num" w:pos="720"/>
+        </w:tabs>
+        <w:ind w:left="720" w:hanging="360"/>
+      </w:pPr>
+      <w:rPr>
+        <w:rFonts w:ascii="Symbol" w:hAnsi="Symbol" w:hint="default"/>
+        <w:sz w:val="20"/>
+      </w:rPr>
+    </w:lvl>
+    <w:lvl w:ilvl="1">
+      <w:start w:val="1"/>
+      <w:numFmt w:val="bullet"/>
+      <w:lvlText w:val="o"/>
+      <w:lvlJc w:val="left"/>
+      <w:pPr>
+        <w:tabs>
+          <w:tab w:val="num" w:pos="1440"/>
+        </w:tabs>
+        <w:ind w:left="1440" w:hanging="360"/>
+      </w:pPr>
+      <w:rPr>
+        <w:rFonts w:ascii="Courier New" w:hAnsi="Courier New" w:hint="default"/>
+        <w:sz w:val="20"/>
+      </w:rPr>
+    </w:lvl>
+    <w:lvl w:ilvl="2" w:tentative="1">
+      <w:start w:val="1"/>
+      <w:numFmt w:val="bullet"/>
+      <w:lvlText w:val=""/>
+      <w:lvlJc w:val="left"/>
+      <w:pPr>
+        <w:tabs>
+          <w:tab w:val="num" w:pos="2160"/>
+        </w:tabs>
+        <w:ind w:left="2160" w:hanging="360"/>
+      </w:pPr>
+      <w:rPr>
+        <w:rFonts w:ascii="Wingdings" w:hAnsi="Wingdings" w:hint="default"/>
+        <w:sz w:val="20"/>
+      </w:rPr>
+    </w:lvl>
+    <w:lvl w:ilvl="3" w:tentative="1">
+      <w:start w:val="1"/>
+      <w:numFmt w:val="bullet"/>
+      <w:lvlText w:val=""/>
+      <w:lvlJc w:val="left"/>
+      <w:pPr>
+        <w:tabs>
+          <w:tab w:val="num" w:pos="2880"/>
+        </w:tabs>
+        <w:ind w:left="2880" w:hanging="360"/>
+      </w:pPr>
+      <w:rPr>
+        <w:rFonts w:ascii="Wingdings" w:hAnsi="Wingdings" w:hint="default"/>
+        <w:sz w:val="20"/>
+      </w:rPr>
+    </w:lvl>
+    <w:lvl w:ilvl="4" w:tentative="1">
+      <w:start w:val="1"/>
+      <w:numFmt w:val="bullet"/>
+      <w:lvlText w:val=""/>
+      <w:lvlJc w:val="left"/>
+      <w:pPr>
+        <w:tabs>
+          <w:tab w:val="num" w:pos="3600"/>
+        </w:tabs>
+        <w:ind w:left="3600" w:hanging="360"/>
+      </w:pPr>
+      <w:rPr>
+        <w:rFonts w:ascii="Wingdings" w:hAnsi="Wingdings" w:hint="default"/>
+        <w:sz w:val="20"/>
+      </w:rPr>
+    </w:lvl>
+    <w:lvl w:ilvl="5" w:tentative="1">
+      <w:start w:val="1"/>
+      <w:numFmt w:val="bullet"/>
+      <w:lvlText w:val=""/>
+      <w:lvlJc w:val="left"/>
+      <w:pPr>
+        <w:tabs>
+          <w:tab w:val="num" w:pos="4320"/>
+        </w:tabs>
+        <w:ind w:left="4320" w:hanging="360"/>
+      </w:pPr>
+      <w:rPr>
+        <w:rFonts w:ascii="Wingdings" w:hAnsi="Wingdings" w:hint="default"/>
+        <w:sz w:val="20"/>
+      </w:rPr>
+    </w:lvl>
+    <w:lvl w:ilvl="6" w:tentative="1">
+      <w:start w:val="1"/>
+      <w:numFmt w:val="bullet"/>
+      <w:lvlText w:val=""/>
+      <w:lvlJc w:val="left"/>
+      <w:pPr>
+        <w:tabs>
+          <w:tab w:val="num" w:pos="5040"/>
+        </w:tabs>
+        <w:ind w:left="5040" w:hanging="360"/>
+      </w:pPr>
+      <w:rPr>
+        <w:rFonts w:ascii="Wingdings" w:hAnsi="Wingdings" w:hint="default"/>
+        <w:sz w:val="20"/>
+      </w:rPr>
+    </w:lvl>
+    <w:lvl w:ilvl="7" w:tentative="1">
+      <w:start w:val="1"/>
+      <w:numFmt w:val="bullet"/>
+      <w:lvlText w:val=""/>
+      <w:lvlJc w:val="left"/>
+      <w:pPr>
+        <w:tabs>
+          <w:tab w:val="num" w:pos="5760"/>
+        </w:tabs>
+        <w:ind w:left="5760" w:hanging="360"/>
+      </w:pPr>
+      <w:rPr>
+        <w:rFonts w:ascii="Wingdings" w:hAnsi="Wingdings" w:hint="default"/>
+        <w:sz w:val="20"/>
+      </w:rPr>
+    </w:lvl>
+    <w:lvl w:ilvl="8" w:tentative="1">
+      <w:start w:val="1"/>
+      <w:numFmt w:val="bullet"/>
+      <w:lvlText w:val=""/>
+      <w:lvlJc w:val="left"/>
+      <w:pPr>
+        <w:tabs>
+          <w:tab w:val="num" w:pos="6480"/>
+        </w:tabs>
+        <w:ind w:left="6480" w:hanging="360"/>
+      </w:pPr>
+      <w:rPr>
+        <w:rFonts w:ascii="Wingdings" w:hAnsi="Wingdings" w:hint="default"/>
+        <w:sz w:val="20"/>
+      </w:rPr>
+    </w:lvl>
+  </w:abstractNum>
+  <w:abstractNum w:abstractNumId="15" w15:restartNumberingAfterBreak="0">
+    <w:nsid w:val="408164CD"/>
+    <w:multiLevelType w:val="multilevel"/>
+    <w:tmpl w:val="A658EF66"/>
+    <w:lvl w:ilvl="0">
+      <w:start w:val="1"/>
+      <w:numFmt w:val="bullet"/>
+      <w:lvlText w:val=""/>
+      <w:lvlJc w:val="left"/>
+      <w:pPr>
+        <w:tabs>
+          <w:tab w:val="num" w:pos="720"/>
+        </w:tabs>
+        <w:ind w:left="720" w:hanging="360"/>
+      </w:pPr>
+      <w:rPr>
+        <w:rFonts w:ascii="Symbol" w:hAnsi="Symbol" w:hint="default"/>
+        <w:sz w:val="20"/>
+      </w:rPr>
+    </w:lvl>
+    <w:lvl w:ilvl="1">
+      <w:start w:val="1"/>
+      <w:numFmt w:val="bullet"/>
+      <w:lvlText w:val="o"/>
+      <w:lvlJc w:val="left"/>
+      <w:pPr>
+        <w:tabs>
+          <w:tab w:val="num" w:pos="1440"/>
+        </w:tabs>
+        <w:ind w:left="1440" w:hanging="360"/>
+      </w:pPr>
+      <w:rPr>
+        <w:rFonts w:ascii="Courier New" w:hAnsi="Courier New" w:hint="default"/>
+        <w:sz w:val="20"/>
+      </w:rPr>
+    </w:lvl>
+    <w:lvl w:ilvl="2" w:tentative="1">
+      <w:start w:val="1"/>
+      <w:numFmt w:val="bullet"/>
+      <w:lvlText w:val=""/>
+      <w:lvlJc w:val="left"/>
+      <w:pPr>
+        <w:tabs>
+          <w:tab w:val="num" w:pos="2160"/>
+        </w:tabs>
+        <w:ind w:left="2160" w:hanging="360"/>
+      </w:pPr>
+      <w:rPr>
+        <w:rFonts w:ascii="Wingdings" w:hAnsi="Wingdings" w:hint="default"/>
+        <w:sz w:val="20"/>
+      </w:rPr>
+    </w:lvl>
+    <w:lvl w:ilvl="3" w:tentative="1">
+      <w:start w:val="1"/>
+      <w:numFmt w:val="bullet"/>
+      <w:lvlText w:val=""/>
+      <w:lvlJc w:val="left"/>
+      <w:pPr>
+        <w:tabs>
+          <w:tab w:val="num" w:pos="2880"/>
+        </w:tabs>
+        <w:ind w:left="2880" w:hanging="360"/>
+      </w:pPr>
+      <w:rPr>
+        <w:rFonts w:ascii="Wingdings" w:hAnsi="Wingdings" w:hint="default"/>
+        <w:sz w:val="20"/>
+      </w:rPr>
+    </w:lvl>
+    <w:lvl w:ilvl="4" w:tentative="1">
+      <w:start w:val="1"/>
+      <w:numFmt w:val="bullet"/>
+      <w:lvlText w:val=""/>
+      <w:lvlJc w:val="left"/>
+      <w:pPr>
+        <w:tabs>
+          <w:tab w:val="num" w:pos="3600"/>
+        </w:tabs>
+        <w:ind w:left="3600" w:hanging="360"/>
+      </w:pPr>
+      <w:rPr>
+        <w:rFonts w:ascii="Wingdings" w:hAnsi="Wingdings" w:hint="default"/>
+        <w:sz w:val="20"/>
+      </w:rPr>
+    </w:lvl>
+    <w:lvl w:ilvl="5" w:tentative="1">
+      <w:start w:val="1"/>
+      <w:numFmt w:val="bullet"/>
+      <w:lvlText w:val=""/>
+      <w:lvlJc w:val="left"/>
+      <w:pPr>
+        <w:tabs>
+          <w:tab w:val="num" w:pos="4320"/>
+        </w:tabs>
+        <w:ind w:left="4320" w:hanging="360"/>
+      </w:pPr>
+      <w:rPr>
+        <w:rFonts w:ascii="Wingdings" w:hAnsi="Wingdings" w:hint="default"/>
+        <w:sz w:val="20"/>
+      </w:rPr>
+    </w:lvl>
+    <w:lvl w:ilvl="6" w:tentative="1">
+      <w:start w:val="1"/>
+      <w:numFmt w:val="bullet"/>
+      <w:lvlText w:val=""/>
+      <w:lvlJc w:val="left"/>
+      <w:pPr>
+        <w:tabs>
+          <w:tab w:val="num" w:pos="5040"/>
+        </w:tabs>
+        <w:ind w:left="5040" w:hanging="360"/>
+      </w:pPr>
+      <w:rPr>
+        <w:rFonts w:ascii="Wingdings" w:hAnsi="Wingdings" w:hint="default"/>
+        <w:sz w:val="20"/>
+      </w:rPr>
+    </w:lvl>
+    <w:lvl w:ilvl="7" w:tentative="1">
+      <w:start w:val="1"/>
+      <w:numFmt w:val="bullet"/>
+      <w:lvlText w:val=""/>
+      <w:lvlJc w:val="left"/>
+      <w:pPr>
+        <w:tabs>
+          <w:tab w:val="num" w:pos="5760"/>
+        </w:tabs>
+        <w:ind w:left="5760" w:hanging="360"/>
+      </w:pPr>
+      <w:rPr>
+        <w:rFonts w:ascii="Wingdings" w:hAnsi="Wingdings" w:hint="default"/>
+        <w:sz w:val="20"/>
+      </w:rPr>
+    </w:lvl>
+    <w:lvl w:ilvl="8" w:tentative="1">
+      <w:start w:val="1"/>
+      <w:numFmt w:val="bullet"/>
+      <w:lvlText w:val=""/>
+      <w:lvlJc w:val="left"/>
+      <w:pPr>
+        <w:tabs>
+          <w:tab w:val="num" w:pos="6480"/>
+        </w:tabs>
+        <w:ind w:left="6480" w:hanging="360"/>
+      </w:pPr>
+      <w:rPr>
+        <w:rFonts w:ascii="Wingdings" w:hAnsi="Wingdings" w:hint="default"/>
+        <w:sz w:val="20"/>
+      </w:rPr>
+    </w:lvl>
+  </w:abstractNum>
+  <w:abstractNum w:abstractNumId="16" w15:restartNumberingAfterBreak="0">
     <w:nsid w:val="45B61D73"/>
     <w:multiLevelType w:val="multilevel"/>
     <w:tmpl w:val="FE2A1830"/>
@@ -1814,7 +5907,1050 @@
       </w:pPr>
     </w:lvl>
   </w:abstractNum>
-  <w:abstractNum w:abstractNumId="2" w15:restartNumberingAfterBreak="0">
+  <w:abstractNum w:abstractNumId="17" w15:restartNumberingAfterBreak="0">
+    <w:nsid w:val="468A6D55"/>
+    <w:multiLevelType w:val="multilevel"/>
+    <w:tmpl w:val="3B7ED1A0"/>
+    <w:lvl w:ilvl="0">
+      <w:start w:val="1"/>
+      <w:numFmt w:val="bullet"/>
+      <w:lvlText w:val=""/>
+      <w:lvlJc w:val="left"/>
+      <w:pPr>
+        <w:tabs>
+          <w:tab w:val="num" w:pos="720"/>
+        </w:tabs>
+        <w:ind w:left="720" w:hanging="360"/>
+      </w:pPr>
+      <w:rPr>
+        <w:rFonts w:ascii="Symbol" w:hAnsi="Symbol" w:hint="default"/>
+        <w:sz w:val="20"/>
+      </w:rPr>
+    </w:lvl>
+    <w:lvl w:ilvl="1" w:tentative="1">
+      <w:start w:val="1"/>
+      <w:numFmt w:val="bullet"/>
+      <w:lvlText w:val="o"/>
+      <w:lvlJc w:val="left"/>
+      <w:pPr>
+        <w:tabs>
+          <w:tab w:val="num" w:pos="1440"/>
+        </w:tabs>
+        <w:ind w:left="1440" w:hanging="360"/>
+      </w:pPr>
+      <w:rPr>
+        <w:rFonts w:ascii="Courier New" w:hAnsi="Courier New" w:hint="default"/>
+        <w:sz w:val="20"/>
+      </w:rPr>
+    </w:lvl>
+    <w:lvl w:ilvl="2" w:tentative="1">
+      <w:start w:val="1"/>
+      <w:numFmt w:val="bullet"/>
+      <w:lvlText w:val=""/>
+      <w:lvlJc w:val="left"/>
+      <w:pPr>
+        <w:tabs>
+          <w:tab w:val="num" w:pos="2160"/>
+        </w:tabs>
+        <w:ind w:left="2160" w:hanging="360"/>
+      </w:pPr>
+      <w:rPr>
+        <w:rFonts w:ascii="Wingdings" w:hAnsi="Wingdings" w:hint="default"/>
+        <w:sz w:val="20"/>
+      </w:rPr>
+    </w:lvl>
+    <w:lvl w:ilvl="3" w:tentative="1">
+      <w:start w:val="1"/>
+      <w:numFmt w:val="bullet"/>
+      <w:lvlText w:val=""/>
+      <w:lvlJc w:val="left"/>
+      <w:pPr>
+        <w:tabs>
+          <w:tab w:val="num" w:pos="2880"/>
+        </w:tabs>
+        <w:ind w:left="2880" w:hanging="360"/>
+      </w:pPr>
+      <w:rPr>
+        <w:rFonts w:ascii="Wingdings" w:hAnsi="Wingdings" w:hint="default"/>
+        <w:sz w:val="20"/>
+      </w:rPr>
+    </w:lvl>
+    <w:lvl w:ilvl="4" w:tentative="1">
+      <w:start w:val="1"/>
+      <w:numFmt w:val="bullet"/>
+      <w:lvlText w:val=""/>
+      <w:lvlJc w:val="left"/>
+      <w:pPr>
+        <w:tabs>
+          <w:tab w:val="num" w:pos="3600"/>
+        </w:tabs>
+        <w:ind w:left="3600" w:hanging="360"/>
+      </w:pPr>
+      <w:rPr>
+        <w:rFonts w:ascii="Wingdings" w:hAnsi="Wingdings" w:hint="default"/>
+        <w:sz w:val="20"/>
+      </w:rPr>
+    </w:lvl>
+    <w:lvl w:ilvl="5" w:tentative="1">
+      <w:start w:val="1"/>
+      <w:numFmt w:val="bullet"/>
+      <w:lvlText w:val=""/>
+      <w:lvlJc w:val="left"/>
+      <w:pPr>
+        <w:tabs>
+          <w:tab w:val="num" w:pos="4320"/>
+        </w:tabs>
+        <w:ind w:left="4320" w:hanging="360"/>
+      </w:pPr>
+      <w:rPr>
+        <w:rFonts w:ascii="Wingdings" w:hAnsi="Wingdings" w:hint="default"/>
+        <w:sz w:val="20"/>
+      </w:rPr>
+    </w:lvl>
+    <w:lvl w:ilvl="6" w:tentative="1">
+      <w:start w:val="1"/>
+      <w:numFmt w:val="bullet"/>
+      <w:lvlText w:val=""/>
+      <w:lvlJc w:val="left"/>
+      <w:pPr>
+        <w:tabs>
+          <w:tab w:val="num" w:pos="5040"/>
+        </w:tabs>
+        <w:ind w:left="5040" w:hanging="360"/>
+      </w:pPr>
+      <w:rPr>
+        <w:rFonts w:ascii="Wingdings" w:hAnsi="Wingdings" w:hint="default"/>
+        <w:sz w:val="20"/>
+      </w:rPr>
+    </w:lvl>
+    <w:lvl w:ilvl="7" w:tentative="1">
+      <w:start w:val="1"/>
+      <w:numFmt w:val="bullet"/>
+      <w:lvlText w:val=""/>
+      <w:lvlJc w:val="left"/>
+      <w:pPr>
+        <w:tabs>
+          <w:tab w:val="num" w:pos="5760"/>
+        </w:tabs>
+        <w:ind w:left="5760" w:hanging="360"/>
+      </w:pPr>
+      <w:rPr>
+        <w:rFonts w:ascii="Wingdings" w:hAnsi="Wingdings" w:hint="default"/>
+        <w:sz w:val="20"/>
+      </w:rPr>
+    </w:lvl>
+    <w:lvl w:ilvl="8" w:tentative="1">
+      <w:start w:val="1"/>
+      <w:numFmt w:val="bullet"/>
+      <w:lvlText w:val=""/>
+      <w:lvlJc w:val="left"/>
+      <w:pPr>
+        <w:tabs>
+          <w:tab w:val="num" w:pos="6480"/>
+        </w:tabs>
+        <w:ind w:left="6480" w:hanging="360"/>
+      </w:pPr>
+      <w:rPr>
+        <w:rFonts w:ascii="Wingdings" w:hAnsi="Wingdings" w:hint="default"/>
+        <w:sz w:val="20"/>
+      </w:rPr>
+    </w:lvl>
+  </w:abstractNum>
+  <w:abstractNum w:abstractNumId="18" w15:restartNumberingAfterBreak="0">
+    <w:nsid w:val="4C5E68E3"/>
+    <w:multiLevelType w:val="multilevel"/>
+    <w:tmpl w:val="290036A6"/>
+    <w:lvl w:ilvl="0">
+      <w:start w:val="1"/>
+      <w:numFmt w:val="bullet"/>
+      <w:lvlText w:val=""/>
+      <w:lvlJc w:val="left"/>
+      <w:pPr>
+        <w:tabs>
+          <w:tab w:val="num" w:pos="720"/>
+        </w:tabs>
+        <w:ind w:left="720" w:hanging="360"/>
+      </w:pPr>
+      <w:rPr>
+        <w:rFonts w:ascii="Symbol" w:hAnsi="Symbol" w:hint="default"/>
+        <w:sz w:val="20"/>
+      </w:rPr>
+    </w:lvl>
+    <w:lvl w:ilvl="1" w:tentative="1">
+      <w:start w:val="1"/>
+      <w:numFmt w:val="bullet"/>
+      <w:lvlText w:val="o"/>
+      <w:lvlJc w:val="left"/>
+      <w:pPr>
+        <w:tabs>
+          <w:tab w:val="num" w:pos="1440"/>
+        </w:tabs>
+        <w:ind w:left="1440" w:hanging="360"/>
+      </w:pPr>
+      <w:rPr>
+        <w:rFonts w:ascii="Courier New" w:hAnsi="Courier New" w:hint="default"/>
+        <w:sz w:val="20"/>
+      </w:rPr>
+    </w:lvl>
+    <w:lvl w:ilvl="2" w:tentative="1">
+      <w:start w:val="1"/>
+      <w:numFmt w:val="bullet"/>
+      <w:lvlText w:val=""/>
+      <w:lvlJc w:val="left"/>
+      <w:pPr>
+        <w:tabs>
+          <w:tab w:val="num" w:pos="2160"/>
+        </w:tabs>
+        <w:ind w:left="2160" w:hanging="360"/>
+      </w:pPr>
+      <w:rPr>
+        <w:rFonts w:ascii="Wingdings" w:hAnsi="Wingdings" w:hint="default"/>
+        <w:sz w:val="20"/>
+      </w:rPr>
+    </w:lvl>
+    <w:lvl w:ilvl="3" w:tentative="1">
+      <w:start w:val="1"/>
+      <w:numFmt w:val="bullet"/>
+      <w:lvlText w:val=""/>
+      <w:lvlJc w:val="left"/>
+      <w:pPr>
+        <w:tabs>
+          <w:tab w:val="num" w:pos="2880"/>
+        </w:tabs>
+        <w:ind w:left="2880" w:hanging="360"/>
+      </w:pPr>
+      <w:rPr>
+        <w:rFonts w:ascii="Wingdings" w:hAnsi="Wingdings" w:hint="default"/>
+        <w:sz w:val="20"/>
+      </w:rPr>
+    </w:lvl>
+    <w:lvl w:ilvl="4" w:tentative="1">
+      <w:start w:val="1"/>
+      <w:numFmt w:val="bullet"/>
+      <w:lvlText w:val=""/>
+      <w:lvlJc w:val="left"/>
+      <w:pPr>
+        <w:tabs>
+          <w:tab w:val="num" w:pos="3600"/>
+        </w:tabs>
+        <w:ind w:left="3600" w:hanging="360"/>
+      </w:pPr>
+      <w:rPr>
+        <w:rFonts w:ascii="Wingdings" w:hAnsi="Wingdings" w:hint="default"/>
+        <w:sz w:val="20"/>
+      </w:rPr>
+    </w:lvl>
+    <w:lvl w:ilvl="5" w:tentative="1">
+      <w:start w:val="1"/>
+      <w:numFmt w:val="bullet"/>
+      <w:lvlText w:val=""/>
+      <w:lvlJc w:val="left"/>
+      <w:pPr>
+        <w:tabs>
+          <w:tab w:val="num" w:pos="4320"/>
+        </w:tabs>
+        <w:ind w:left="4320" w:hanging="360"/>
+      </w:pPr>
+      <w:rPr>
+        <w:rFonts w:ascii="Wingdings" w:hAnsi="Wingdings" w:hint="default"/>
+        <w:sz w:val="20"/>
+      </w:rPr>
+    </w:lvl>
+    <w:lvl w:ilvl="6" w:tentative="1">
+      <w:start w:val="1"/>
+      <w:numFmt w:val="bullet"/>
+      <w:lvlText w:val=""/>
+      <w:lvlJc w:val="left"/>
+      <w:pPr>
+        <w:tabs>
+          <w:tab w:val="num" w:pos="5040"/>
+        </w:tabs>
+        <w:ind w:left="5040" w:hanging="360"/>
+      </w:pPr>
+      <w:rPr>
+        <w:rFonts w:ascii="Wingdings" w:hAnsi="Wingdings" w:hint="default"/>
+        <w:sz w:val="20"/>
+      </w:rPr>
+    </w:lvl>
+    <w:lvl w:ilvl="7" w:tentative="1">
+      <w:start w:val="1"/>
+      <w:numFmt w:val="bullet"/>
+      <w:lvlText w:val=""/>
+      <w:lvlJc w:val="left"/>
+      <w:pPr>
+        <w:tabs>
+          <w:tab w:val="num" w:pos="5760"/>
+        </w:tabs>
+        <w:ind w:left="5760" w:hanging="360"/>
+      </w:pPr>
+      <w:rPr>
+        <w:rFonts w:ascii="Wingdings" w:hAnsi="Wingdings" w:hint="default"/>
+        <w:sz w:val="20"/>
+      </w:rPr>
+    </w:lvl>
+    <w:lvl w:ilvl="8" w:tentative="1">
+      <w:start w:val="1"/>
+      <w:numFmt w:val="bullet"/>
+      <w:lvlText w:val=""/>
+      <w:lvlJc w:val="left"/>
+      <w:pPr>
+        <w:tabs>
+          <w:tab w:val="num" w:pos="6480"/>
+        </w:tabs>
+        <w:ind w:left="6480" w:hanging="360"/>
+      </w:pPr>
+      <w:rPr>
+        <w:rFonts w:ascii="Wingdings" w:hAnsi="Wingdings" w:hint="default"/>
+        <w:sz w:val="20"/>
+      </w:rPr>
+    </w:lvl>
+  </w:abstractNum>
+  <w:abstractNum w:abstractNumId="19" w15:restartNumberingAfterBreak="0">
+    <w:nsid w:val="56BA6E14"/>
+    <w:multiLevelType w:val="multilevel"/>
+    <w:tmpl w:val="65526FEE"/>
+    <w:lvl w:ilvl="0">
+      <w:start w:val="1"/>
+      <w:numFmt w:val="bullet"/>
+      <w:lvlText w:val=""/>
+      <w:lvlJc w:val="left"/>
+      <w:pPr>
+        <w:tabs>
+          <w:tab w:val="num" w:pos="720"/>
+        </w:tabs>
+        <w:ind w:left="720" w:hanging="360"/>
+      </w:pPr>
+      <w:rPr>
+        <w:rFonts w:ascii="Symbol" w:hAnsi="Symbol" w:hint="default"/>
+        <w:sz w:val="20"/>
+      </w:rPr>
+    </w:lvl>
+    <w:lvl w:ilvl="1" w:tentative="1">
+      <w:start w:val="1"/>
+      <w:numFmt w:val="bullet"/>
+      <w:lvlText w:val="o"/>
+      <w:lvlJc w:val="left"/>
+      <w:pPr>
+        <w:tabs>
+          <w:tab w:val="num" w:pos="1440"/>
+        </w:tabs>
+        <w:ind w:left="1440" w:hanging="360"/>
+      </w:pPr>
+      <w:rPr>
+        <w:rFonts w:ascii="Courier New" w:hAnsi="Courier New" w:hint="default"/>
+        <w:sz w:val="20"/>
+      </w:rPr>
+    </w:lvl>
+    <w:lvl w:ilvl="2" w:tentative="1">
+      <w:start w:val="1"/>
+      <w:numFmt w:val="bullet"/>
+      <w:lvlText w:val=""/>
+      <w:lvlJc w:val="left"/>
+      <w:pPr>
+        <w:tabs>
+          <w:tab w:val="num" w:pos="2160"/>
+        </w:tabs>
+        <w:ind w:left="2160" w:hanging="360"/>
+      </w:pPr>
+      <w:rPr>
+        <w:rFonts w:ascii="Wingdings" w:hAnsi="Wingdings" w:hint="default"/>
+        <w:sz w:val="20"/>
+      </w:rPr>
+    </w:lvl>
+    <w:lvl w:ilvl="3" w:tentative="1">
+      <w:start w:val="1"/>
+      <w:numFmt w:val="bullet"/>
+      <w:lvlText w:val=""/>
+      <w:lvlJc w:val="left"/>
+      <w:pPr>
+        <w:tabs>
+          <w:tab w:val="num" w:pos="2880"/>
+        </w:tabs>
+        <w:ind w:left="2880" w:hanging="360"/>
+      </w:pPr>
+      <w:rPr>
+        <w:rFonts w:ascii="Wingdings" w:hAnsi="Wingdings" w:hint="default"/>
+        <w:sz w:val="20"/>
+      </w:rPr>
+    </w:lvl>
+    <w:lvl w:ilvl="4" w:tentative="1">
+      <w:start w:val="1"/>
+      <w:numFmt w:val="bullet"/>
+      <w:lvlText w:val=""/>
+      <w:lvlJc w:val="left"/>
+      <w:pPr>
+        <w:tabs>
+          <w:tab w:val="num" w:pos="3600"/>
+        </w:tabs>
+        <w:ind w:left="3600" w:hanging="360"/>
+      </w:pPr>
+      <w:rPr>
+        <w:rFonts w:ascii="Wingdings" w:hAnsi="Wingdings" w:hint="default"/>
+        <w:sz w:val="20"/>
+      </w:rPr>
+    </w:lvl>
+    <w:lvl w:ilvl="5" w:tentative="1">
+      <w:start w:val="1"/>
+      <w:numFmt w:val="bullet"/>
+      <w:lvlText w:val=""/>
+      <w:lvlJc w:val="left"/>
+      <w:pPr>
+        <w:tabs>
+          <w:tab w:val="num" w:pos="4320"/>
+        </w:tabs>
+        <w:ind w:left="4320" w:hanging="360"/>
+      </w:pPr>
+      <w:rPr>
+        <w:rFonts w:ascii="Wingdings" w:hAnsi="Wingdings" w:hint="default"/>
+        <w:sz w:val="20"/>
+      </w:rPr>
+    </w:lvl>
+    <w:lvl w:ilvl="6" w:tentative="1">
+      <w:start w:val="1"/>
+      <w:numFmt w:val="bullet"/>
+      <w:lvlText w:val=""/>
+      <w:lvlJc w:val="left"/>
+      <w:pPr>
+        <w:tabs>
+          <w:tab w:val="num" w:pos="5040"/>
+        </w:tabs>
+        <w:ind w:left="5040" w:hanging="360"/>
+      </w:pPr>
+      <w:rPr>
+        <w:rFonts w:ascii="Wingdings" w:hAnsi="Wingdings" w:hint="default"/>
+        <w:sz w:val="20"/>
+      </w:rPr>
+    </w:lvl>
+    <w:lvl w:ilvl="7" w:tentative="1">
+      <w:start w:val="1"/>
+      <w:numFmt w:val="bullet"/>
+      <w:lvlText w:val=""/>
+      <w:lvlJc w:val="left"/>
+      <w:pPr>
+        <w:tabs>
+          <w:tab w:val="num" w:pos="5760"/>
+        </w:tabs>
+        <w:ind w:left="5760" w:hanging="360"/>
+      </w:pPr>
+      <w:rPr>
+        <w:rFonts w:ascii="Wingdings" w:hAnsi="Wingdings" w:hint="default"/>
+        <w:sz w:val="20"/>
+      </w:rPr>
+    </w:lvl>
+    <w:lvl w:ilvl="8" w:tentative="1">
+      <w:start w:val="1"/>
+      <w:numFmt w:val="bullet"/>
+      <w:lvlText w:val=""/>
+      <w:lvlJc w:val="left"/>
+      <w:pPr>
+        <w:tabs>
+          <w:tab w:val="num" w:pos="6480"/>
+        </w:tabs>
+        <w:ind w:left="6480" w:hanging="360"/>
+      </w:pPr>
+      <w:rPr>
+        <w:rFonts w:ascii="Wingdings" w:hAnsi="Wingdings" w:hint="default"/>
+        <w:sz w:val="20"/>
+      </w:rPr>
+    </w:lvl>
+  </w:abstractNum>
+  <w:abstractNum w:abstractNumId="20" w15:restartNumberingAfterBreak="0">
+    <w:nsid w:val="58573C2B"/>
+    <w:multiLevelType w:val="multilevel"/>
+    <w:tmpl w:val="03B478CE"/>
+    <w:lvl w:ilvl="0">
+      <w:start w:val="1"/>
+      <w:numFmt w:val="bullet"/>
+      <w:lvlText w:val=""/>
+      <w:lvlJc w:val="left"/>
+      <w:pPr>
+        <w:tabs>
+          <w:tab w:val="num" w:pos="720"/>
+        </w:tabs>
+        <w:ind w:left="720" w:hanging="360"/>
+      </w:pPr>
+      <w:rPr>
+        <w:rFonts w:ascii="Symbol" w:hAnsi="Symbol" w:hint="default"/>
+        <w:sz w:val="20"/>
+      </w:rPr>
+    </w:lvl>
+    <w:lvl w:ilvl="1" w:tentative="1">
+      <w:start w:val="1"/>
+      <w:numFmt w:val="bullet"/>
+      <w:lvlText w:val="o"/>
+      <w:lvlJc w:val="left"/>
+      <w:pPr>
+        <w:tabs>
+          <w:tab w:val="num" w:pos="1440"/>
+        </w:tabs>
+        <w:ind w:left="1440" w:hanging="360"/>
+      </w:pPr>
+      <w:rPr>
+        <w:rFonts w:ascii="Courier New" w:hAnsi="Courier New" w:hint="default"/>
+        <w:sz w:val="20"/>
+      </w:rPr>
+    </w:lvl>
+    <w:lvl w:ilvl="2" w:tentative="1">
+      <w:start w:val="1"/>
+      <w:numFmt w:val="bullet"/>
+      <w:lvlText w:val=""/>
+      <w:lvlJc w:val="left"/>
+      <w:pPr>
+        <w:tabs>
+          <w:tab w:val="num" w:pos="2160"/>
+        </w:tabs>
+        <w:ind w:left="2160" w:hanging="360"/>
+      </w:pPr>
+      <w:rPr>
+        <w:rFonts w:ascii="Wingdings" w:hAnsi="Wingdings" w:hint="default"/>
+        <w:sz w:val="20"/>
+      </w:rPr>
+    </w:lvl>
+    <w:lvl w:ilvl="3" w:tentative="1">
+      <w:start w:val="1"/>
+      <w:numFmt w:val="bullet"/>
+      <w:lvlText w:val=""/>
+      <w:lvlJc w:val="left"/>
+      <w:pPr>
+        <w:tabs>
+          <w:tab w:val="num" w:pos="2880"/>
+        </w:tabs>
+        <w:ind w:left="2880" w:hanging="360"/>
+      </w:pPr>
+      <w:rPr>
+        <w:rFonts w:ascii="Wingdings" w:hAnsi="Wingdings" w:hint="default"/>
+        <w:sz w:val="20"/>
+      </w:rPr>
+    </w:lvl>
+    <w:lvl w:ilvl="4" w:tentative="1">
+      <w:start w:val="1"/>
+      <w:numFmt w:val="bullet"/>
+      <w:lvlText w:val=""/>
+      <w:lvlJc w:val="left"/>
+      <w:pPr>
+        <w:tabs>
+          <w:tab w:val="num" w:pos="3600"/>
+        </w:tabs>
+        <w:ind w:left="3600" w:hanging="360"/>
+      </w:pPr>
+      <w:rPr>
+        <w:rFonts w:ascii="Wingdings" w:hAnsi="Wingdings" w:hint="default"/>
+        <w:sz w:val="20"/>
+      </w:rPr>
+    </w:lvl>
+    <w:lvl w:ilvl="5" w:tentative="1">
+      <w:start w:val="1"/>
+      <w:numFmt w:val="bullet"/>
+      <w:lvlText w:val=""/>
+      <w:lvlJc w:val="left"/>
+      <w:pPr>
+        <w:tabs>
+          <w:tab w:val="num" w:pos="4320"/>
+        </w:tabs>
+        <w:ind w:left="4320" w:hanging="360"/>
+      </w:pPr>
+      <w:rPr>
+        <w:rFonts w:ascii="Wingdings" w:hAnsi="Wingdings" w:hint="default"/>
+        <w:sz w:val="20"/>
+      </w:rPr>
+    </w:lvl>
+    <w:lvl w:ilvl="6" w:tentative="1">
+      <w:start w:val="1"/>
+      <w:numFmt w:val="bullet"/>
+      <w:lvlText w:val=""/>
+      <w:lvlJc w:val="left"/>
+      <w:pPr>
+        <w:tabs>
+          <w:tab w:val="num" w:pos="5040"/>
+        </w:tabs>
+        <w:ind w:left="5040" w:hanging="360"/>
+      </w:pPr>
+      <w:rPr>
+        <w:rFonts w:ascii="Wingdings" w:hAnsi="Wingdings" w:hint="default"/>
+        <w:sz w:val="20"/>
+      </w:rPr>
+    </w:lvl>
+    <w:lvl w:ilvl="7" w:tentative="1">
+      <w:start w:val="1"/>
+      <w:numFmt w:val="bullet"/>
+      <w:lvlText w:val=""/>
+      <w:lvlJc w:val="left"/>
+      <w:pPr>
+        <w:tabs>
+          <w:tab w:val="num" w:pos="5760"/>
+        </w:tabs>
+        <w:ind w:left="5760" w:hanging="360"/>
+      </w:pPr>
+      <w:rPr>
+        <w:rFonts w:ascii="Wingdings" w:hAnsi="Wingdings" w:hint="default"/>
+        <w:sz w:val="20"/>
+      </w:rPr>
+    </w:lvl>
+    <w:lvl w:ilvl="8" w:tentative="1">
+      <w:start w:val="1"/>
+      <w:numFmt w:val="bullet"/>
+      <w:lvlText w:val=""/>
+      <w:lvlJc w:val="left"/>
+      <w:pPr>
+        <w:tabs>
+          <w:tab w:val="num" w:pos="6480"/>
+        </w:tabs>
+        <w:ind w:left="6480" w:hanging="360"/>
+      </w:pPr>
+      <w:rPr>
+        <w:rFonts w:ascii="Wingdings" w:hAnsi="Wingdings" w:hint="default"/>
+        <w:sz w:val="20"/>
+      </w:rPr>
+    </w:lvl>
+  </w:abstractNum>
+  <w:abstractNum w:abstractNumId="21" w15:restartNumberingAfterBreak="0">
+    <w:nsid w:val="5A18058E"/>
+    <w:multiLevelType w:val="multilevel"/>
+    <w:tmpl w:val="8AA6901A"/>
+    <w:lvl w:ilvl="0">
+      <w:start w:val="1"/>
+      <w:numFmt w:val="bullet"/>
+      <w:lvlText w:val=""/>
+      <w:lvlJc w:val="left"/>
+      <w:pPr>
+        <w:tabs>
+          <w:tab w:val="num" w:pos="720"/>
+        </w:tabs>
+        <w:ind w:left="720" w:hanging="360"/>
+      </w:pPr>
+      <w:rPr>
+        <w:rFonts w:ascii="Symbol" w:hAnsi="Symbol" w:hint="default"/>
+        <w:sz w:val="20"/>
+      </w:rPr>
+    </w:lvl>
+    <w:lvl w:ilvl="1">
+      <w:start w:val="1"/>
+      <w:numFmt w:val="bullet"/>
+      <w:lvlText w:val="o"/>
+      <w:lvlJc w:val="left"/>
+      <w:pPr>
+        <w:tabs>
+          <w:tab w:val="num" w:pos="1440"/>
+        </w:tabs>
+        <w:ind w:left="1440" w:hanging="360"/>
+      </w:pPr>
+      <w:rPr>
+        <w:rFonts w:ascii="Courier New" w:hAnsi="Courier New" w:hint="default"/>
+        <w:sz w:val="20"/>
+      </w:rPr>
+    </w:lvl>
+    <w:lvl w:ilvl="2" w:tentative="1">
+      <w:start w:val="1"/>
+      <w:numFmt w:val="bullet"/>
+      <w:lvlText w:val=""/>
+      <w:lvlJc w:val="left"/>
+      <w:pPr>
+        <w:tabs>
+          <w:tab w:val="num" w:pos="2160"/>
+        </w:tabs>
+        <w:ind w:left="2160" w:hanging="360"/>
+      </w:pPr>
+      <w:rPr>
+        <w:rFonts w:ascii="Wingdings" w:hAnsi="Wingdings" w:hint="default"/>
+        <w:sz w:val="20"/>
+      </w:rPr>
+    </w:lvl>
+    <w:lvl w:ilvl="3" w:tentative="1">
+      <w:start w:val="1"/>
+      <w:numFmt w:val="bullet"/>
+      <w:lvlText w:val=""/>
+      <w:lvlJc w:val="left"/>
+      <w:pPr>
+        <w:tabs>
+          <w:tab w:val="num" w:pos="2880"/>
+        </w:tabs>
+        <w:ind w:left="2880" w:hanging="360"/>
+      </w:pPr>
+      <w:rPr>
+        <w:rFonts w:ascii="Wingdings" w:hAnsi="Wingdings" w:hint="default"/>
+        <w:sz w:val="20"/>
+      </w:rPr>
+    </w:lvl>
+    <w:lvl w:ilvl="4" w:tentative="1">
+      <w:start w:val="1"/>
+      <w:numFmt w:val="bullet"/>
+      <w:lvlText w:val=""/>
+      <w:lvlJc w:val="left"/>
+      <w:pPr>
+        <w:tabs>
+          <w:tab w:val="num" w:pos="3600"/>
+        </w:tabs>
+        <w:ind w:left="3600" w:hanging="360"/>
+      </w:pPr>
+      <w:rPr>
+        <w:rFonts w:ascii="Wingdings" w:hAnsi="Wingdings" w:hint="default"/>
+        <w:sz w:val="20"/>
+      </w:rPr>
+    </w:lvl>
+    <w:lvl w:ilvl="5" w:tentative="1">
+      <w:start w:val="1"/>
+      <w:numFmt w:val="bullet"/>
+      <w:lvlText w:val=""/>
+      <w:lvlJc w:val="left"/>
+      <w:pPr>
+        <w:tabs>
+          <w:tab w:val="num" w:pos="4320"/>
+        </w:tabs>
+        <w:ind w:left="4320" w:hanging="360"/>
+      </w:pPr>
+      <w:rPr>
+        <w:rFonts w:ascii="Wingdings" w:hAnsi="Wingdings" w:hint="default"/>
+        <w:sz w:val="20"/>
+      </w:rPr>
+    </w:lvl>
+    <w:lvl w:ilvl="6" w:tentative="1">
+      <w:start w:val="1"/>
+      <w:numFmt w:val="bullet"/>
+      <w:lvlText w:val=""/>
+      <w:lvlJc w:val="left"/>
+      <w:pPr>
+        <w:tabs>
+          <w:tab w:val="num" w:pos="5040"/>
+        </w:tabs>
+        <w:ind w:left="5040" w:hanging="360"/>
+      </w:pPr>
+      <w:rPr>
+        <w:rFonts w:ascii="Wingdings" w:hAnsi="Wingdings" w:hint="default"/>
+        <w:sz w:val="20"/>
+      </w:rPr>
+    </w:lvl>
+    <w:lvl w:ilvl="7" w:tentative="1">
+      <w:start w:val="1"/>
+      <w:numFmt w:val="bullet"/>
+      <w:lvlText w:val=""/>
+      <w:lvlJc w:val="left"/>
+      <w:pPr>
+        <w:tabs>
+          <w:tab w:val="num" w:pos="5760"/>
+        </w:tabs>
+        <w:ind w:left="5760" w:hanging="360"/>
+      </w:pPr>
+      <w:rPr>
+        <w:rFonts w:ascii="Wingdings" w:hAnsi="Wingdings" w:hint="default"/>
+        <w:sz w:val="20"/>
+      </w:rPr>
+    </w:lvl>
+    <w:lvl w:ilvl="8" w:tentative="1">
+      <w:start w:val="1"/>
+      <w:numFmt w:val="bullet"/>
+      <w:lvlText w:val=""/>
+      <w:lvlJc w:val="left"/>
+      <w:pPr>
+        <w:tabs>
+          <w:tab w:val="num" w:pos="6480"/>
+        </w:tabs>
+        <w:ind w:left="6480" w:hanging="360"/>
+      </w:pPr>
+      <w:rPr>
+        <w:rFonts w:ascii="Wingdings" w:hAnsi="Wingdings" w:hint="default"/>
+        <w:sz w:val="20"/>
+      </w:rPr>
+    </w:lvl>
+  </w:abstractNum>
+  <w:abstractNum w:abstractNumId="22" w15:restartNumberingAfterBreak="0">
+    <w:nsid w:val="5B285823"/>
+    <w:multiLevelType w:val="multilevel"/>
+    <w:tmpl w:val="1A7C53C6"/>
+    <w:lvl w:ilvl="0">
+      <w:start w:val="1"/>
+      <w:numFmt w:val="bullet"/>
+      <w:lvlText w:val=""/>
+      <w:lvlJc w:val="left"/>
+      <w:pPr>
+        <w:tabs>
+          <w:tab w:val="num" w:pos="720"/>
+        </w:tabs>
+        <w:ind w:left="720" w:hanging="360"/>
+      </w:pPr>
+      <w:rPr>
+        <w:rFonts w:ascii="Symbol" w:hAnsi="Symbol" w:hint="default"/>
+        <w:sz w:val="20"/>
+      </w:rPr>
+    </w:lvl>
+    <w:lvl w:ilvl="1">
+      <w:start w:val="1"/>
+      <w:numFmt w:val="bullet"/>
+      <w:lvlText w:val="o"/>
+      <w:lvlJc w:val="left"/>
+      <w:pPr>
+        <w:tabs>
+          <w:tab w:val="num" w:pos="1440"/>
+        </w:tabs>
+        <w:ind w:left="1440" w:hanging="360"/>
+      </w:pPr>
+      <w:rPr>
+        <w:rFonts w:ascii="Courier New" w:hAnsi="Courier New" w:hint="default"/>
+        <w:sz w:val="20"/>
+      </w:rPr>
+    </w:lvl>
+    <w:lvl w:ilvl="2" w:tentative="1">
+      <w:start w:val="1"/>
+      <w:numFmt w:val="bullet"/>
+      <w:lvlText w:val=""/>
+      <w:lvlJc w:val="left"/>
+      <w:pPr>
+        <w:tabs>
+          <w:tab w:val="num" w:pos="2160"/>
+        </w:tabs>
+        <w:ind w:left="2160" w:hanging="360"/>
+      </w:pPr>
+      <w:rPr>
+        <w:rFonts w:ascii="Wingdings" w:hAnsi="Wingdings" w:hint="default"/>
+        <w:sz w:val="20"/>
+      </w:rPr>
+    </w:lvl>
+    <w:lvl w:ilvl="3" w:tentative="1">
+      <w:start w:val="1"/>
+      <w:numFmt w:val="bullet"/>
+      <w:lvlText w:val=""/>
+      <w:lvlJc w:val="left"/>
+      <w:pPr>
+        <w:tabs>
+          <w:tab w:val="num" w:pos="2880"/>
+        </w:tabs>
+        <w:ind w:left="2880" w:hanging="360"/>
+      </w:pPr>
+      <w:rPr>
+        <w:rFonts w:ascii="Wingdings" w:hAnsi="Wingdings" w:hint="default"/>
+        <w:sz w:val="20"/>
+      </w:rPr>
+    </w:lvl>
+    <w:lvl w:ilvl="4" w:tentative="1">
+      <w:start w:val="1"/>
+      <w:numFmt w:val="bullet"/>
+      <w:lvlText w:val=""/>
+      <w:lvlJc w:val="left"/>
+      <w:pPr>
+        <w:tabs>
+          <w:tab w:val="num" w:pos="3600"/>
+        </w:tabs>
+        <w:ind w:left="3600" w:hanging="360"/>
+      </w:pPr>
+      <w:rPr>
+        <w:rFonts w:ascii="Wingdings" w:hAnsi="Wingdings" w:hint="default"/>
+        <w:sz w:val="20"/>
+      </w:rPr>
+    </w:lvl>
+    <w:lvl w:ilvl="5" w:tentative="1">
+      <w:start w:val="1"/>
+      <w:numFmt w:val="bullet"/>
+      <w:lvlText w:val=""/>
+      <w:lvlJc w:val="left"/>
+      <w:pPr>
+        <w:tabs>
+          <w:tab w:val="num" w:pos="4320"/>
+        </w:tabs>
+        <w:ind w:left="4320" w:hanging="360"/>
+      </w:pPr>
+      <w:rPr>
+        <w:rFonts w:ascii="Wingdings" w:hAnsi="Wingdings" w:hint="default"/>
+        <w:sz w:val="20"/>
+      </w:rPr>
+    </w:lvl>
+    <w:lvl w:ilvl="6" w:tentative="1">
+      <w:start w:val="1"/>
+      <w:numFmt w:val="bullet"/>
+      <w:lvlText w:val=""/>
+      <w:lvlJc w:val="left"/>
+      <w:pPr>
+        <w:tabs>
+          <w:tab w:val="num" w:pos="5040"/>
+        </w:tabs>
+        <w:ind w:left="5040" w:hanging="360"/>
+      </w:pPr>
+      <w:rPr>
+        <w:rFonts w:ascii="Wingdings" w:hAnsi="Wingdings" w:hint="default"/>
+        <w:sz w:val="20"/>
+      </w:rPr>
+    </w:lvl>
+    <w:lvl w:ilvl="7" w:tentative="1">
+      <w:start w:val="1"/>
+      <w:numFmt w:val="bullet"/>
+      <w:lvlText w:val=""/>
+      <w:lvlJc w:val="left"/>
+      <w:pPr>
+        <w:tabs>
+          <w:tab w:val="num" w:pos="5760"/>
+        </w:tabs>
+        <w:ind w:left="5760" w:hanging="360"/>
+      </w:pPr>
+      <w:rPr>
+        <w:rFonts w:ascii="Wingdings" w:hAnsi="Wingdings" w:hint="default"/>
+        <w:sz w:val="20"/>
+      </w:rPr>
+    </w:lvl>
+    <w:lvl w:ilvl="8" w:tentative="1">
+      <w:start w:val="1"/>
+      <w:numFmt w:val="bullet"/>
+      <w:lvlText w:val=""/>
+      <w:lvlJc w:val="left"/>
+      <w:pPr>
+        <w:tabs>
+          <w:tab w:val="num" w:pos="6480"/>
+        </w:tabs>
+        <w:ind w:left="6480" w:hanging="360"/>
+      </w:pPr>
+      <w:rPr>
+        <w:rFonts w:ascii="Wingdings" w:hAnsi="Wingdings" w:hint="default"/>
+        <w:sz w:val="20"/>
+      </w:rPr>
+    </w:lvl>
+  </w:abstractNum>
+  <w:abstractNum w:abstractNumId="23" w15:restartNumberingAfterBreak="0">
+    <w:nsid w:val="6D9C4FDA"/>
+    <w:multiLevelType w:val="multilevel"/>
+    <w:tmpl w:val="2452E85A"/>
+    <w:lvl w:ilvl="0">
+      <w:start w:val="1"/>
+      <w:numFmt w:val="bullet"/>
+      <w:lvlText w:val=""/>
+      <w:lvlJc w:val="left"/>
+      <w:pPr>
+        <w:tabs>
+          <w:tab w:val="num" w:pos="720"/>
+        </w:tabs>
+        <w:ind w:left="720" w:hanging="360"/>
+      </w:pPr>
+      <w:rPr>
+        <w:rFonts w:ascii="Symbol" w:hAnsi="Symbol" w:hint="default"/>
+        <w:sz w:val="20"/>
+      </w:rPr>
+    </w:lvl>
+    <w:lvl w:ilvl="1">
+      <w:start w:val="1"/>
+      <w:numFmt w:val="bullet"/>
+      <w:lvlText w:val="o"/>
+      <w:lvlJc w:val="left"/>
+      <w:pPr>
+        <w:tabs>
+          <w:tab w:val="num" w:pos="1440"/>
+        </w:tabs>
+        <w:ind w:left="1440" w:hanging="360"/>
+      </w:pPr>
+      <w:rPr>
+        <w:rFonts w:ascii="Courier New" w:hAnsi="Courier New" w:hint="default"/>
+        <w:sz w:val="20"/>
+      </w:rPr>
+    </w:lvl>
+    <w:lvl w:ilvl="2" w:tentative="1">
+      <w:start w:val="1"/>
+      <w:numFmt w:val="bullet"/>
+      <w:lvlText w:val=""/>
+      <w:lvlJc w:val="left"/>
+      <w:pPr>
+        <w:tabs>
+          <w:tab w:val="num" w:pos="2160"/>
+        </w:tabs>
+        <w:ind w:left="2160" w:hanging="360"/>
+      </w:pPr>
+      <w:rPr>
+        <w:rFonts w:ascii="Wingdings" w:hAnsi="Wingdings" w:hint="default"/>
+        <w:sz w:val="20"/>
+      </w:rPr>
+    </w:lvl>
+    <w:lvl w:ilvl="3" w:tentative="1">
+      <w:start w:val="1"/>
+      <w:numFmt w:val="bullet"/>
+      <w:lvlText w:val=""/>
+      <w:lvlJc w:val="left"/>
+      <w:pPr>
+        <w:tabs>
+          <w:tab w:val="num" w:pos="2880"/>
+        </w:tabs>
+        <w:ind w:left="2880" w:hanging="360"/>
+      </w:pPr>
+      <w:rPr>
+        <w:rFonts w:ascii="Wingdings" w:hAnsi="Wingdings" w:hint="default"/>
+        <w:sz w:val="20"/>
+      </w:rPr>
+    </w:lvl>
+    <w:lvl w:ilvl="4" w:tentative="1">
+      <w:start w:val="1"/>
+      <w:numFmt w:val="bullet"/>
+      <w:lvlText w:val=""/>
+      <w:lvlJc w:val="left"/>
+      <w:pPr>
+        <w:tabs>
+          <w:tab w:val="num" w:pos="3600"/>
+        </w:tabs>
+        <w:ind w:left="3600" w:hanging="360"/>
+      </w:pPr>
+      <w:rPr>
+        <w:rFonts w:ascii="Wingdings" w:hAnsi="Wingdings" w:hint="default"/>
+        <w:sz w:val="20"/>
+      </w:rPr>
+    </w:lvl>
+    <w:lvl w:ilvl="5" w:tentative="1">
+      <w:start w:val="1"/>
+      <w:numFmt w:val="bullet"/>
+      <w:lvlText w:val=""/>
+      <w:lvlJc w:val="left"/>
+      <w:pPr>
+        <w:tabs>
+          <w:tab w:val="num" w:pos="4320"/>
+        </w:tabs>
+        <w:ind w:left="4320" w:hanging="360"/>
+      </w:pPr>
+      <w:rPr>
+        <w:rFonts w:ascii="Wingdings" w:hAnsi="Wingdings" w:hint="default"/>
+        <w:sz w:val="20"/>
+      </w:rPr>
+    </w:lvl>
+    <w:lvl w:ilvl="6" w:tentative="1">
+      <w:start w:val="1"/>
+      <w:numFmt w:val="bullet"/>
+      <w:lvlText w:val=""/>
+      <w:lvlJc w:val="left"/>
+      <w:pPr>
+        <w:tabs>
+          <w:tab w:val="num" w:pos="5040"/>
+        </w:tabs>
+        <w:ind w:left="5040" w:hanging="360"/>
+      </w:pPr>
+      <w:rPr>
+        <w:rFonts w:ascii="Wingdings" w:hAnsi="Wingdings" w:hint="default"/>
+        <w:sz w:val="20"/>
+      </w:rPr>
+    </w:lvl>
+    <w:lvl w:ilvl="7" w:tentative="1">
+      <w:start w:val="1"/>
+      <w:numFmt w:val="bullet"/>
+      <w:lvlText w:val=""/>
+      <w:lvlJc w:val="left"/>
+      <w:pPr>
+        <w:tabs>
+          <w:tab w:val="num" w:pos="5760"/>
+        </w:tabs>
+        <w:ind w:left="5760" w:hanging="360"/>
+      </w:pPr>
+      <w:rPr>
+        <w:rFonts w:ascii="Wingdings" w:hAnsi="Wingdings" w:hint="default"/>
+        <w:sz w:val="20"/>
+      </w:rPr>
+    </w:lvl>
+    <w:lvl w:ilvl="8" w:tentative="1">
+      <w:start w:val="1"/>
+      <w:numFmt w:val="bullet"/>
+      <w:lvlText w:val=""/>
+      <w:lvlJc w:val="left"/>
+      <w:pPr>
+        <w:tabs>
+          <w:tab w:val="num" w:pos="6480"/>
+        </w:tabs>
+        <w:ind w:left="6480" w:hanging="360"/>
+      </w:pPr>
+      <w:rPr>
+        <w:rFonts w:ascii="Wingdings" w:hAnsi="Wingdings" w:hint="default"/>
+        <w:sz w:val="20"/>
+      </w:rPr>
+    </w:lvl>
+  </w:abstractNum>
+  <w:abstractNum w:abstractNumId="24" w15:restartNumberingAfterBreak="0">
     <w:nsid w:val="729646B1"/>
     <w:multiLevelType w:val="multilevel"/>
     <w:tmpl w:val="88663A2A"/>
@@ -1927,7 +7063,305 @@
       </w:pPr>
     </w:lvl>
   </w:abstractNum>
-  <w:abstractNum w:abstractNumId="3" w15:restartNumberingAfterBreak="0">
+  <w:abstractNum w:abstractNumId="25" w15:restartNumberingAfterBreak="0">
+    <w:nsid w:val="73184131"/>
+    <w:multiLevelType w:val="multilevel"/>
+    <w:tmpl w:val="63985B4C"/>
+    <w:lvl w:ilvl="0">
+      <w:start w:val="1"/>
+      <w:numFmt w:val="bullet"/>
+      <w:lvlText w:val=""/>
+      <w:lvlJc w:val="left"/>
+      <w:pPr>
+        <w:tabs>
+          <w:tab w:val="num" w:pos="720"/>
+        </w:tabs>
+        <w:ind w:left="720" w:hanging="360"/>
+      </w:pPr>
+      <w:rPr>
+        <w:rFonts w:ascii="Symbol" w:hAnsi="Symbol" w:hint="default"/>
+        <w:sz w:val="20"/>
+      </w:rPr>
+    </w:lvl>
+    <w:lvl w:ilvl="1" w:tentative="1">
+      <w:start w:val="1"/>
+      <w:numFmt w:val="bullet"/>
+      <w:lvlText w:val="o"/>
+      <w:lvlJc w:val="left"/>
+      <w:pPr>
+        <w:tabs>
+          <w:tab w:val="num" w:pos="1440"/>
+        </w:tabs>
+        <w:ind w:left="1440" w:hanging="360"/>
+      </w:pPr>
+      <w:rPr>
+        <w:rFonts w:ascii="Courier New" w:hAnsi="Courier New" w:hint="default"/>
+        <w:sz w:val="20"/>
+      </w:rPr>
+    </w:lvl>
+    <w:lvl w:ilvl="2" w:tentative="1">
+      <w:start w:val="1"/>
+      <w:numFmt w:val="bullet"/>
+      <w:lvlText w:val=""/>
+      <w:lvlJc w:val="left"/>
+      <w:pPr>
+        <w:tabs>
+          <w:tab w:val="num" w:pos="2160"/>
+        </w:tabs>
+        <w:ind w:left="2160" w:hanging="360"/>
+      </w:pPr>
+      <w:rPr>
+        <w:rFonts w:ascii="Wingdings" w:hAnsi="Wingdings" w:hint="default"/>
+        <w:sz w:val="20"/>
+      </w:rPr>
+    </w:lvl>
+    <w:lvl w:ilvl="3" w:tentative="1">
+      <w:start w:val="1"/>
+      <w:numFmt w:val="bullet"/>
+      <w:lvlText w:val=""/>
+      <w:lvlJc w:val="left"/>
+      <w:pPr>
+        <w:tabs>
+          <w:tab w:val="num" w:pos="2880"/>
+        </w:tabs>
+        <w:ind w:left="2880" w:hanging="360"/>
+      </w:pPr>
+      <w:rPr>
+        <w:rFonts w:ascii="Wingdings" w:hAnsi="Wingdings" w:hint="default"/>
+        <w:sz w:val="20"/>
+      </w:rPr>
+    </w:lvl>
+    <w:lvl w:ilvl="4" w:tentative="1">
+      <w:start w:val="1"/>
+      <w:numFmt w:val="bullet"/>
+      <w:lvlText w:val=""/>
+      <w:lvlJc w:val="left"/>
+      <w:pPr>
+        <w:tabs>
+          <w:tab w:val="num" w:pos="3600"/>
+        </w:tabs>
+        <w:ind w:left="3600" w:hanging="360"/>
+      </w:pPr>
+      <w:rPr>
+        <w:rFonts w:ascii="Wingdings" w:hAnsi="Wingdings" w:hint="default"/>
+        <w:sz w:val="20"/>
+      </w:rPr>
+    </w:lvl>
+    <w:lvl w:ilvl="5" w:tentative="1">
+      <w:start w:val="1"/>
+      <w:numFmt w:val="bullet"/>
+      <w:lvlText w:val=""/>
+      <w:lvlJc w:val="left"/>
+      <w:pPr>
+        <w:tabs>
+          <w:tab w:val="num" w:pos="4320"/>
+        </w:tabs>
+        <w:ind w:left="4320" w:hanging="360"/>
+      </w:pPr>
+      <w:rPr>
+        <w:rFonts w:ascii="Wingdings" w:hAnsi="Wingdings" w:hint="default"/>
+        <w:sz w:val="20"/>
+      </w:rPr>
+    </w:lvl>
+    <w:lvl w:ilvl="6" w:tentative="1">
+      <w:start w:val="1"/>
+      <w:numFmt w:val="bullet"/>
+      <w:lvlText w:val=""/>
+      <w:lvlJc w:val="left"/>
+      <w:pPr>
+        <w:tabs>
+          <w:tab w:val="num" w:pos="5040"/>
+        </w:tabs>
+        <w:ind w:left="5040" w:hanging="360"/>
+      </w:pPr>
+      <w:rPr>
+        <w:rFonts w:ascii="Wingdings" w:hAnsi="Wingdings" w:hint="default"/>
+        <w:sz w:val="20"/>
+      </w:rPr>
+    </w:lvl>
+    <w:lvl w:ilvl="7" w:tentative="1">
+      <w:start w:val="1"/>
+      <w:numFmt w:val="bullet"/>
+      <w:lvlText w:val=""/>
+      <w:lvlJc w:val="left"/>
+      <w:pPr>
+        <w:tabs>
+          <w:tab w:val="num" w:pos="5760"/>
+        </w:tabs>
+        <w:ind w:left="5760" w:hanging="360"/>
+      </w:pPr>
+      <w:rPr>
+        <w:rFonts w:ascii="Wingdings" w:hAnsi="Wingdings" w:hint="default"/>
+        <w:sz w:val="20"/>
+      </w:rPr>
+    </w:lvl>
+    <w:lvl w:ilvl="8" w:tentative="1">
+      <w:start w:val="1"/>
+      <w:numFmt w:val="bullet"/>
+      <w:lvlText w:val=""/>
+      <w:lvlJc w:val="left"/>
+      <w:pPr>
+        <w:tabs>
+          <w:tab w:val="num" w:pos="6480"/>
+        </w:tabs>
+        <w:ind w:left="6480" w:hanging="360"/>
+      </w:pPr>
+      <w:rPr>
+        <w:rFonts w:ascii="Wingdings" w:hAnsi="Wingdings" w:hint="default"/>
+        <w:sz w:val="20"/>
+      </w:rPr>
+    </w:lvl>
+  </w:abstractNum>
+  <w:abstractNum w:abstractNumId="26" w15:restartNumberingAfterBreak="0">
+    <w:nsid w:val="74261748"/>
+    <w:multiLevelType w:val="multilevel"/>
+    <w:tmpl w:val="96825F50"/>
+    <w:lvl w:ilvl="0">
+      <w:start w:val="1"/>
+      <w:numFmt w:val="bullet"/>
+      <w:lvlText w:val=""/>
+      <w:lvlJc w:val="left"/>
+      <w:pPr>
+        <w:tabs>
+          <w:tab w:val="num" w:pos="720"/>
+        </w:tabs>
+        <w:ind w:left="720" w:hanging="360"/>
+      </w:pPr>
+      <w:rPr>
+        <w:rFonts w:ascii="Symbol" w:hAnsi="Symbol" w:hint="default"/>
+        <w:sz w:val="20"/>
+      </w:rPr>
+    </w:lvl>
+    <w:lvl w:ilvl="1" w:tentative="1">
+      <w:start w:val="1"/>
+      <w:numFmt w:val="bullet"/>
+      <w:lvlText w:val="o"/>
+      <w:lvlJc w:val="left"/>
+      <w:pPr>
+        <w:tabs>
+          <w:tab w:val="num" w:pos="1440"/>
+        </w:tabs>
+        <w:ind w:left="1440" w:hanging="360"/>
+      </w:pPr>
+      <w:rPr>
+        <w:rFonts w:ascii="Courier New" w:hAnsi="Courier New" w:hint="default"/>
+        <w:sz w:val="20"/>
+      </w:rPr>
+    </w:lvl>
+    <w:lvl w:ilvl="2" w:tentative="1">
+      <w:start w:val="1"/>
+      <w:numFmt w:val="bullet"/>
+      <w:lvlText w:val=""/>
+      <w:lvlJc w:val="left"/>
+      <w:pPr>
+        <w:tabs>
+          <w:tab w:val="num" w:pos="2160"/>
+        </w:tabs>
+        <w:ind w:left="2160" w:hanging="360"/>
+      </w:pPr>
+      <w:rPr>
+        <w:rFonts w:ascii="Wingdings" w:hAnsi="Wingdings" w:hint="default"/>
+        <w:sz w:val="20"/>
+      </w:rPr>
+    </w:lvl>
+    <w:lvl w:ilvl="3" w:tentative="1">
+      <w:start w:val="1"/>
+      <w:numFmt w:val="bullet"/>
+      <w:lvlText w:val=""/>
+      <w:lvlJc w:val="left"/>
+      <w:pPr>
+        <w:tabs>
+          <w:tab w:val="num" w:pos="2880"/>
+        </w:tabs>
+        <w:ind w:left="2880" w:hanging="360"/>
+      </w:pPr>
+      <w:rPr>
+        <w:rFonts w:ascii="Wingdings" w:hAnsi="Wingdings" w:hint="default"/>
+        <w:sz w:val="20"/>
+      </w:rPr>
+    </w:lvl>
+    <w:lvl w:ilvl="4" w:tentative="1">
+      <w:start w:val="1"/>
+      <w:numFmt w:val="bullet"/>
+      <w:lvlText w:val=""/>
+      <w:lvlJc w:val="left"/>
+      <w:pPr>
+        <w:tabs>
+          <w:tab w:val="num" w:pos="3600"/>
+        </w:tabs>
+        <w:ind w:left="3600" w:hanging="360"/>
+      </w:pPr>
+      <w:rPr>
+        <w:rFonts w:ascii="Wingdings" w:hAnsi="Wingdings" w:hint="default"/>
+        <w:sz w:val="20"/>
+      </w:rPr>
+    </w:lvl>
+    <w:lvl w:ilvl="5" w:tentative="1">
+      <w:start w:val="1"/>
+      <w:numFmt w:val="bullet"/>
+      <w:lvlText w:val=""/>
+      <w:lvlJc w:val="left"/>
+      <w:pPr>
+        <w:tabs>
+          <w:tab w:val="num" w:pos="4320"/>
+        </w:tabs>
+        <w:ind w:left="4320" w:hanging="360"/>
+      </w:pPr>
+      <w:rPr>
+        <w:rFonts w:ascii="Wingdings" w:hAnsi="Wingdings" w:hint="default"/>
+        <w:sz w:val="20"/>
+      </w:rPr>
+    </w:lvl>
+    <w:lvl w:ilvl="6" w:tentative="1">
+      <w:start w:val="1"/>
+      <w:numFmt w:val="bullet"/>
+      <w:lvlText w:val=""/>
+      <w:lvlJc w:val="left"/>
+      <w:pPr>
+        <w:tabs>
+          <w:tab w:val="num" w:pos="5040"/>
+        </w:tabs>
+        <w:ind w:left="5040" w:hanging="360"/>
+      </w:pPr>
+      <w:rPr>
+        <w:rFonts w:ascii="Wingdings" w:hAnsi="Wingdings" w:hint="default"/>
+        <w:sz w:val="20"/>
+      </w:rPr>
+    </w:lvl>
+    <w:lvl w:ilvl="7" w:tentative="1">
+      <w:start w:val="1"/>
+      <w:numFmt w:val="bullet"/>
+      <w:lvlText w:val=""/>
+      <w:lvlJc w:val="left"/>
+      <w:pPr>
+        <w:tabs>
+          <w:tab w:val="num" w:pos="5760"/>
+        </w:tabs>
+        <w:ind w:left="5760" w:hanging="360"/>
+      </w:pPr>
+      <w:rPr>
+        <w:rFonts w:ascii="Wingdings" w:hAnsi="Wingdings" w:hint="default"/>
+        <w:sz w:val="20"/>
+      </w:rPr>
+    </w:lvl>
+    <w:lvl w:ilvl="8" w:tentative="1">
+      <w:start w:val="1"/>
+      <w:numFmt w:val="bullet"/>
+      <w:lvlText w:val=""/>
+      <w:lvlJc w:val="left"/>
+      <w:pPr>
+        <w:tabs>
+          <w:tab w:val="num" w:pos="6480"/>
+        </w:tabs>
+        <w:ind w:left="6480" w:hanging="360"/>
+      </w:pPr>
+      <w:rPr>
+        <w:rFonts w:ascii="Wingdings" w:hAnsi="Wingdings" w:hint="default"/>
+        <w:sz w:val="20"/>
+      </w:rPr>
+    </w:lvl>
+  </w:abstractNum>
+  <w:abstractNum w:abstractNumId="27" w15:restartNumberingAfterBreak="0">
     <w:nsid w:val="77374E68"/>
     <w:multiLevelType w:val="multilevel"/>
     <w:tmpl w:val="69EA9D18"/>
@@ -2044,17 +7478,205 @@
       </w:pPr>
     </w:lvl>
   </w:abstractNum>
+  <w:abstractNum w:abstractNumId="28" w15:restartNumberingAfterBreak="0">
+    <w:nsid w:val="7A347FE1"/>
+    <w:multiLevelType w:val="multilevel"/>
+    <w:tmpl w:val="3DF08C66"/>
+    <w:lvl w:ilvl="0">
+      <w:start w:val="1"/>
+      <w:numFmt w:val="decimal"/>
+      <w:lvlText w:val="%1."/>
+      <w:lvlJc w:val="left"/>
+      <w:pPr>
+        <w:tabs>
+          <w:tab w:val="num" w:pos="720"/>
+        </w:tabs>
+        <w:ind w:left="720" w:hanging="360"/>
+      </w:pPr>
+    </w:lvl>
+    <w:lvl w:ilvl="1" w:tentative="1">
+      <w:start w:val="1"/>
+      <w:numFmt w:val="decimal"/>
+      <w:lvlText w:val="%2."/>
+      <w:lvlJc w:val="left"/>
+      <w:pPr>
+        <w:tabs>
+          <w:tab w:val="num" w:pos="1440"/>
+        </w:tabs>
+        <w:ind w:left="1440" w:hanging="360"/>
+      </w:pPr>
+    </w:lvl>
+    <w:lvl w:ilvl="2" w:tentative="1">
+      <w:start w:val="1"/>
+      <w:numFmt w:val="decimal"/>
+      <w:lvlText w:val="%3."/>
+      <w:lvlJc w:val="left"/>
+      <w:pPr>
+        <w:tabs>
+          <w:tab w:val="num" w:pos="2160"/>
+        </w:tabs>
+        <w:ind w:left="2160" w:hanging="360"/>
+      </w:pPr>
+    </w:lvl>
+    <w:lvl w:ilvl="3" w:tentative="1">
+      <w:start w:val="1"/>
+      <w:numFmt w:val="decimal"/>
+      <w:lvlText w:val="%4."/>
+      <w:lvlJc w:val="left"/>
+      <w:pPr>
+        <w:tabs>
+          <w:tab w:val="num" w:pos="2880"/>
+        </w:tabs>
+        <w:ind w:left="2880" w:hanging="360"/>
+      </w:pPr>
+    </w:lvl>
+    <w:lvl w:ilvl="4" w:tentative="1">
+      <w:start w:val="1"/>
+      <w:numFmt w:val="decimal"/>
+      <w:lvlText w:val="%5."/>
+      <w:lvlJc w:val="left"/>
+      <w:pPr>
+        <w:tabs>
+          <w:tab w:val="num" w:pos="3600"/>
+        </w:tabs>
+        <w:ind w:left="3600" w:hanging="360"/>
+      </w:pPr>
+    </w:lvl>
+    <w:lvl w:ilvl="5" w:tentative="1">
+      <w:start w:val="1"/>
+      <w:numFmt w:val="decimal"/>
+      <w:lvlText w:val="%6."/>
+      <w:lvlJc w:val="left"/>
+      <w:pPr>
+        <w:tabs>
+          <w:tab w:val="num" w:pos="4320"/>
+        </w:tabs>
+        <w:ind w:left="4320" w:hanging="360"/>
+      </w:pPr>
+    </w:lvl>
+    <w:lvl w:ilvl="6" w:tentative="1">
+      <w:start w:val="1"/>
+      <w:numFmt w:val="decimal"/>
+      <w:lvlText w:val="%7."/>
+      <w:lvlJc w:val="left"/>
+      <w:pPr>
+        <w:tabs>
+          <w:tab w:val="num" w:pos="5040"/>
+        </w:tabs>
+        <w:ind w:left="5040" w:hanging="360"/>
+      </w:pPr>
+    </w:lvl>
+    <w:lvl w:ilvl="7" w:tentative="1">
+      <w:start w:val="1"/>
+      <w:numFmt w:val="decimal"/>
+      <w:lvlText w:val="%8."/>
+      <w:lvlJc w:val="left"/>
+      <w:pPr>
+        <w:tabs>
+          <w:tab w:val="num" w:pos="5760"/>
+        </w:tabs>
+        <w:ind w:left="5760" w:hanging="360"/>
+      </w:pPr>
+    </w:lvl>
+    <w:lvl w:ilvl="8" w:tentative="1">
+      <w:start w:val="1"/>
+      <w:numFmt w:val="decimal"/>
+      <w:lvlText w:val="%9."/>
+      <w:lvlJc w:val="left"/>
+      <w:pPr>
+        <w:tabs>
+          <w:tab w:val="num" w:pos="6480"/>
+        </w:tabs>
+        <w:ind w:left="6480" w:hanging="360"/>
+      </w:pPr>
+    </w:lvl>
+  </w:abstractNum>
   <w:num w:numId="1" w16cid:durableId="601307486">
+    <w:abstractNumId w:val="27"/>
+  </w:num>
+  <w:num w:numId="2" w16cid:durableId="1775594236">
+    <w:abstractNumId w:val="5"/>
+  </w:num>
+  <w:num w:numId="3" w16cid:durableId="332805790">
+    <w:abstractNumId w:val="16"/>
+  </w:num>
+  <w:num w:numId="4" w16cid:durableId="1721900869">
+    <w:abstractNumId w:val="24"/>
+  </w:num>
+  <w:num w:numId="5" w16cid:durableId="835264212">
+    <w:abstractNumId w:val="0"/>
+  </w:num>
+  <w:num w:numId="6" w16cid:durableId="232857834">
+    <w:abstractNumId w:val="2"/>
+  </w:num>
+  <w:num w:numId="7" w16cid:durableId="1935820268">
+    <w:abstractNumId w:val="14"/>
+  </w:num>
+  <w:num w:numId="8" w16cid:durableId="848763079">
+    <w:abstractNumId w:val="9"/>
+  </w:num>
+  <w:num w:numId="9" w16cid:durableId="1658681085">
+    <w:abstractNumId w:val="15"/>
+  </w:num>
+  <w:num w:numId="10" w16cid:durableId="1542787368">
+    <w:abstractNumId w:val="7"/>
+  </w:num>
+  <w:num w:numId="11" w16cid:durableId="1357930329">
+    <w:abstractNumId w:val="21"/>
+  </w:num>
+  <w:num w:numId="12" w16cid:durableId="1657025300">
+    <w:abstractNumId w:val="12"/>
+  </w:num>
+  <w:num w:numId="13" w16cid:durableId="125969595">
+    <w:abstractNumId w:val="18"/>
+  </w:num>
+  <w:num w:numId="14" w16cid:durableId="1817332445">
+    <w:abstractNumId w:val="6"/>
+  </w:num>
+  <w:num w:numId="15" w16cid:durableId="784035274">
+    <w:abstractNumId w:val="17"/>
+  </w:num>
+  <w:num w:numId="16" w16cid:durableId="1905674967">
+    <w:abstractNumId w:val="1"/>
+  </w:num>
+  <w:num w:numId="17" w16cid:durableId="222984993">
+    <w:abstractNumId w:val="13"/>
+  </w:num>
+  <w:num w:numId="18" w16cid:durableId="1266963015">
+    <w:abstractNumId w:val="4"/>
+  </w:num>
+  <w:num w:numId="19" w16cid:durableId="1670714505">
+    <w:abstractNumId w:val="25"/>
+  </w:num>
+  <w:num w:numId="20" w16cid:durableId="1797484664">
+    <w:abstractNumId w:val="26"/>
+  </w:num>
+  <w:num w:numId="21" w16cid:durableId="1124153809">
+    <w:abstractNumId w:val="23"/>
+  </w:num>
+  <w:num w:numId="22" w16cid:durableId="622231534">
+    <w:abstractNumId w:val="22"/>
+  </w:num>
+  <w:num w:numId="23" w16cid:durableId="51928025">
+    <w:abstractNumId w:val="20"/>
+  </w:num>
+  <w:num w:numId="24" w16cid:durableId="992098235">
+    <w:abstractNumId w:val="19"/>
+  </w:num>
+  <w:num w:numId="25" w16cid:durableId="1489050489">
     <w:abstractNumId w:val="3"/>
   </w:num>
-  <w:num w:numId="2" w16cid:durableId="1775594236">
-    <w:abstractNumId w:val="0"/>
+  <w:num w:numId="26" w16cid:durableId="317074149">
+    <w:abstractNumId w:val="10"/>
   </w:num>
-  <w:num w:numId="3" w16cid:durableId="332805790">
-    <w:abstractNumId w:val="1"/>
+  <w:num w:numId="27" w16cid:durableId="1558667584">
+    <w:abstractNumId w:val="11"/>
   </w:num>
-  <w:num w:numId="4" w16cid:durableId="1721900869">
-    <w:abstractNumId w:val="2"/>
+  <w:num w:numId="28" w16cid:durableId="1602881382">
+    <w:abstractNumId w:val="8"/>
+  </w:num>
+  <w:num w:numId="29" w16cid:durableId="1378122006">
+    <w:abstractNumId w:val="28"/>
   </w:num>
 </w:numbering>
 </file>
